--- a/docs/BASE_DE_DATOS.docx
+++ b/docs/BASE_DE_DATOS.docx
@@ -326,7 +326,7 @@
           <w:sz w:val="22"/>
           <w:szCs w:val="22"/>
         </w:rPr>
-        <w:pict w14:anchorId="1D3B9463">
+        <w:pict w14:anchorId="74933E02">
           <v:rect id="_x0000_i1025" style="width:0;height:1.5pt" o:hralign="center" o:hrstd="t" o:hr="t" fillcolor="#a0a0a0" stroked="f"/>
         </w:pict>
       </w:r>
@@ -786,7 +786,7 @@
           <w:sz w:val="22"/>
           <w:szCs w:val="22"/>
         </w:rPr>
-        <w:pict w14:anchorId="11B864AC">
+        <w:pict w14:anchorId="4FBEC870">
           <v:rect id="_x0000_i1026" style="width:0;height:1.5pt" o:hralign="center" o:hrstd="t" o:hr="t" fillcolor="#a0a0a0" stroked="f"/>
         </w:pict>
       </w:r>
@@ -817,8 +817,8 @@
         <w:tblLook w:val="04A0" w:firstRow="1" w:lastRow="0" w:firstColumn="1" w:lastColumn="0" w:noHBand="0" w:noVBand="1"/>
       </w:tblPr>
       <w:tblGrid>
-        <w:gridCol w:w="4508"/>
-        <w:gridCol w:w="5156"/>
+        <w:gridCol w:w="4713"/>
+        <w:gridCol w:w="4951"/>
       </w:tblGrid>
       <w:tr>
         <w:tc>
@@ -1720,7 +1720,7 @@
                 <w:sz w:val="19"/>
                 <w:szCs w:val="19"/>
               </w:rPr>
-              <w:t xml:space="preserve"> (futuro)</w:t>
+              <w:t xml:space="preserve"> (publicar la web, emuladores)</w:t>
             </w:r>
           </w:p>
         </w:tc>
@@ -1771,6 +1771,231 @@
                 <w:rStyle w:val="HTMLCode"/>
               </w:rPr>
               <w:t>firebase/.firebaserc</w:t>
+            </w:r>
+          </w:p>
+        </w:tc>
+      </w:tr>
+      <w:tr>
+        <w:tc>
+          <w:tcPr>
+            <w:tcW w:w="0" w:type="auto"/>
+            <w:tcBorders>
+              <w:top w:val="single" w:sz="6" w:space="0" w:color="D9C9C5"/>
+              <w:left w:val="single" w:sz="6" w:space="0" w:color="D9C9C5"/>
+              <w:bottom w:val="single" w:sz="6" w:space="0" w:color="D9C9C5"/>
+              <w:right w:val="single" w:sz="6" w:space="0" w:color="D9C9C5"/>
+            </w:tcBorders>
+            <w:tcMar>
+              <w:top w:w="60" w:type="dxa"/>
+              <w:left w:w="100" w:type="dxa"/>
+              <w:bottom w:w="60" w:type="dxa"/>
+              <w:right w:w="100" w:type="dxa"/>
+            </w:tcMar>
+            <w:hideMark/>
+          </w:tcPr>
+          <w:p>
+            <w:pPr>
+              <w:pStyle w:val="celda"/>
+              <w:rPr>
+                <w:rFonts w:ascii="Calibri" w:hAnsi="Calibri" w:cs="Calibri"/>
+                <w:color w:val="1F1A1A"/>
+                <w:sz w:val="19"/>
+                <w:szCs w:val="19"/>
+              </w:rPr>
+            </w:pPr>
+            <w:r>
+              <w:rPr>
+                <w:rFonts w:ascii="Calibri" w:hAnsi="Calibri" w:cs="Calibri"/>
+                <w:color w:val="1F1A1A"/>
+                <w:sz w:val="19"/>
+                <w:szCs w:val="19"/>
+              </w:rPr>
+              <w:t>Pruebas de las reglas</w:t>
+            </w:r>
+          </w:p>
+        </w:tc>
+        <w:tc>
+          <w:tcPr>
+            <w:tcW w:w="0" w:type="auto"/>
+            <w:tcBorders>
+              <w:top w:val="single" w:sz="6" w:space="0" w:color="D9C9C5"/>
+              <w:left w:val="single" w:sz="6" w:space="0" w:color="D9C9C5"/>
+              <w:bottom w:val="single" w:sz="6" w:space="0" w:color="D9C9C5"/>
+              <w:right w:val="single" w:sz="6" w:space="0" w:color="D9C9C5"/>
+            </w:tcBorders>
+            <w:tcMar>
+              <w:top w:w="60" w:type="dxa"/>
+              <w:left w:w="100" w:type="dxa"/>
+              <w:bottom w:w="60" w:type="dxa"/>
+              <w:right w:w="100" w:type="dxa"/>
+            </w:tcMar>
+            <w:hideMark/>
+          </w:tcPr>
+          <w:p>
+            <w:pPr>
+              <w:pStyle w:val="celda"/>
+              <w:rPr>
+                <w:rFonts w:ascii="Calibri" w:hAnsi="Calibri" w:cs="Calibri"/>
+                <w:color w:val="1F1A1A"/>
+                <w:sz w:val="19"/>
+                <w:szCs w:val="19"/>
+              </w:rPr>
+            </w:pPr>
+            <w:r>
+              <w:rPr>
+                <w:rStyle w:val="HTMLCode"/>
+              </w:rPr>
+              <w:t>firebase/pruebas-reglas/</w:t>
+            </w:r>
+          </w:p>
+        </w:tc>
+      </w:tr>
+      <w:tr>
+        <w:tc>
+          <w:tcPr>
+            <w:tcW w:w="0" w:type="auto"/>
+            <w:tcBorders>
+              <w:top w:val="single" w:sz="6" w:space="0" w:color="D9C9C5"/>
+              <w:left w:val="single" w:sz="6" w:space="0" w:color="D9C9C5"/>
+              <w:bottom w:val="single" w:sz="6" w:space="0" w:color="D9C9C5"/>
+              <w:right w:val="single" w:sz="6" w:space="0" w:color="D9C9C5"/>
+            </w:tcBorders>
+            <w:tcMar>
+              <w:top w:w="60" w:type="dxa"/>
+              <w:left w:w="100" w:type="dxa"/>
+              <w:bottom w:w="60" w:type="dxa"/>
+              <w:right w:w="100" w:type="dxa"/>
+            </w:tcMar>
+            <w:hideMark/>
+          </w:tcPr>
+          <w:p>
+            <w:pPr>
+              <w:pStyle w:val="celda"/>
+              <w:rPr>
+                <w:rFonts w:ascii="Calibri" w:hAnsi="Calibri" w:cs="Calibri"/>
+                <w:color w:val="1F1A1A"/>
+                <w:sz w:val="19"/>
+                <w:szCs w:val="19"/>
+              </w:rPr>
+            </w:pPr>
+            <w:r>
+              <w:rPr>
+                <w:rFonts w:ascii="Calibri" w:hAnsi="Calibri" w:cs="Calibri"/>
+                <w:color w:val="1F1A1A"/>
+                <w:sz w:val="19"/>
+                <w:szCs w:val="19"/>
+              </w:rPr>
+              <w:t>Datos de prueba para el emulador</w:t>
+            </w:r>
+          </w:p>
+        </w:tc>
+        <w:tc>
+          <w:tcPr>
+            <w:tcW w:w="0" w:type="auto"/>
+            <w:tcBorders>
+              <w:top w:val="single" w:sz="6" w:space="0" w:color="D9C9C5"/>
+              <w:left w:val="single" w:sz="6" w:space="0" w:color="D9C9C5"/>
+              <w:bottom w:val="single" w:sz="6" w:space="0" w:color="D9C9C5"/>
+              <w:right w:val="single" w:sz="6" w:space="0" w:color="D9C9C5"/>
+            </w:tcBorders>
+            <w:tcMar>
+              <w:top w:w="60" w:type="dxa"/>
+              <w:left w:w="100" w:type="dxa"/>
+              <w:bottom w:w="60" w:type="dxa"/>
+              <w:right w:w="100" w:type="dxa"/>
+            </w:tcMar>
+            <w:hideMark/>
+          </w:tcPr>
+          <w:p>
+            <w:pPr>
+              <w:pStyle w:val="celda"/>
+              <w:rPr>
+                <w:rFonts w:ascii="Calibri" w:hAnsi="Calibri" w:cs="Calibri"/>
+                <w:color w:val="1F1A1A"/>
+                <w:sz w:val="19"/>
+                <w:szCs w:val="19"/>
+              </w:rPr>
+            </w:pPr>
+            <w:r>
+              <w:rPr>
+                <w:rStyle w:val="HTMLCode"/>
+              </w:rPr>
+              <w:t>firebase/emulador/datos-de-prueba.mjs</w:t>
+            </w:r>
+          </w:p>
+        </w:tc>
+      </w:tr>
+      <w:tr>
+        <w:tc>
+          <w:tcPr>
+            <w:tcW w:w="0" w:type="auto"/>
+            <w:tcBorders>
+              <w:top w:val="single" w:sz="6" w:space="0" w:color="D9C9C5"/>
+              <w:left w:val="single" w:sz="6" w:space="0" w:color="D9C9C5"/>
+              <w:bottom w:val="single" w:sz="6" w:space="0" w:color="D9C9C5"/>
+              <w:right w:val="single" w:sz="6" w:space="0" w:color="D9C9C5"/>
+            </w:tcBorders>
+            <w:tcMar>
+              <w:top w:w="60" w:type="dxa"/>
+              <w:left w:w="100" w:type="dxa"/>
+              <w:bottom w:w="60" w:type="dxa"/>
+              <w:right w:w="100" w:type="dxa"/>
+            </w:tcMar>
+            <w:hideMark/>
+          </w:tcPr>
+          <w:p>
+            <w:pPr>
+              <w:pStyle w:val="celda"/>
+              <w:rPr>
+                <w:rFonts w:ascii="Calibri" w:hAnsi="Calibri" w:cs="Calibri"/>
+                <w:color w:val="1F1A1A"/>
+                <w:sz w:val="19"/>
+                <w:szCs w:val="19"/>
+              </w:rPr>
+            </w:pPr>
+            <w:r>
+              <w:rPr>
+                <w:rFonts w:ascii="Calibri" w:hAnsi="Calibri" w:cs="Calibri"/>
+                <w:color w:val="1F1A1A"/>
+                <w:sz w:val="19"/>
+                <w:szCs w:val="19"/>
+              </w:rPr>
+              <w:t>Código de la web que habla con Firebase</w:t>
+            </w:r>
+          </w:p>
+        </w:tc>
+        <w:tc>
+          <w:tcPr>
+            <w:tcW w:w="0" w:type="auto"/>
+            <w:tcBorders>
+              <w:top w:val="single" w:sz="6" w:space="0" w:color="D9C9C5"/>
+              <w:left w:val="single" w:sz="6" w:space="0" w:color="D9C9C5"/>
+              <w:bottom w:val="single" w:sz="6" w:space="0" w:color="D9C9C5"/>
+              <w:right w:val="single" w:sz="6" w:space="0" w:color="D9C9C5"/>
+            </w:tcBorders>
+            <w:tcMar>
+              <w:top w:w="60" w:type="dxa"/>
+              <w:left w:w="100" w:type="dxa"/>
+              <w:bottom w:w="60" w:type="dxa"/>
+              <w:right w:w="100" w:type="dxa"/>
+            </w:tcMar>
+            <w:hideMark/>
+          </w:tcPr>
+          <w:p>
+            <w:pPr>
+              <w:pStyle w:val="celda"/>
+              <w:rPr>
+                <w:rFonts w:ascii="Calibri" w:hAnsi="Calibri" w:cs="Calibri"/>
+                <w:color w:val="1F1A1A"/>
+                <w:sz w:val="19"/>
+                <w:szCs w:val="19"/>
+              </w:rPr>
+            </w:pPr>
+            <w:r>
+              <w:rPr>
+                <w:rStyle w:val="HTMLCode"/>
+              </w:rPr>
+              <w:t>web/js/datos.js</w:t>
             </w:r>
           </w:p>
         </w:tc>
@@ -1854,7 +2079,7 @@
     <w:p>
       <w:pPr>
         <w:shd w:val="clear" w:color="auto" w:fill="F7F5F4"/>
-        <w:divId w:val="276179277"/>
+        <w:divId w:val="1620185128"/>
         <w:rPr>
           <w:rFonts w:ascii="Calibri" w:eastAsia="Times New Roman" w:hAnsi="Calibri" w:cs="Calibri"/>
           <w:color w:val="1F1A1A"/>
@@ -1914,7 +2139,7 @@
           <w:sz w:val="22"/>
           <w:szCs w:val="22"/>
         </w:rPr>
-        <w:pict w14:anchorId="69FADD21">
+        <w:pict w14:anchorId="651C5850">
           <v:rect id="_x0000_i1027" style="width:0;height:1.5pt" o:hralign="center" o:hrstd="t" o:hr="t" fillcolor="#a0a0a0" stroked="f"/>
         </w:pict>
       </w:r>
@@ -1962,7 +2187,14 @@
           <w:color w:val="1F1A1A"/>
         </w:rPr>
         <w:br/>
-        <w:t>├── usuarios/{uid}                 ← una cuenta por persona (id = uid de Authentication)</w:t>
+        <w:t>├── usuarios/{uid}                 ← una cuenta por persona (id = uid de </w:t>
+      </w:r>
+      <w:r>
+        <w:rPr>
+          <w:rFonts w:cs="Calibri"/>
+          <w:color w:val="1F1A1A"/>
+        </w:rPr>
+        <w:t>Authentication)</w:t>
       </w:r>
       <w:r>
         <w:rPr>
@@ -1994,14 +2226,7 @@
           <w:color w:val="1F1A1A"/>
         </w:rPr>
         <w:br/>
-        <w:t>│  </w:t>
-      </w:r>
-      <w:r>
-        <w:rPr>
-          <w:rFonts w:cs="Calibri"/>
-          <w:color w:val="1F1A1A"/>
-        </w:rPr>
-        <w:t> ├── inscripciones/{periodoId}  ← historial: un documento por semestre cursado</w:t>
+        <w:t>│   ├── inscripciones/{periodoId}  ← historial: un documento por semestre cursado</w:t>
       </w:r>
       <w:r>
         <w:rPr>
@@ -2025,7 +2250,14 @@
           <w:color w:val="1F1A1A"/>
         </w:rPr>
         <w:br/>
-        <w:t>│   ├── estatus/{id}               ← castigos, faltas, reportes, pases de salud, prácticas</w:t>
+        <w:t>│   ├── estatus/{id}               ← castigos, faltas, reportes, pases de salud, </w:t>
+      </w:r>
+      <w:r>
+        <w:rPr>
+          <w:rFonts w:cs="Calibri"/>
+          <w:color w:val="1F1A1A"/>
+        </w:rPr>
+        <w:t>prácticas</w:t>
       </w:r>
       <w:r>
         <w:rPr>
@@ -2049,14 +2281,7 @@
           <w:color w:val="1F1A1A"/>
         </w:rPr>
         <w:br/>
-        <w:t>├── periodos/{periodoId}           ← un semestre: 2026-2027-1 = agosto </w:t>
-      </w:r>
-      <w:r>
-        <w:rPr>
-          <w:rFonts w:cs="Calibri"/>
-          <w:color w:val="1F1A1A"/>
-        </w:rPr>
-        <w:t>2026 – enero 2027</w:t>
+        <w:t>├── periodos/{periodoId}           ← un semestre: 2026-2027-1 = agosto 2026 – enero 2027</w:t>
       </w:r>
       <w:r>
         <w:rPr>
@@ -2112,7 +2337,14 @@
           <w:color w:val="1F1A1A"/>
         </w:rPr>
         <w:br/>
-        <w:t>├── especialidades/{id}            ← catálogo de carreras técnicas (todavía vacío)</w:t>
+        <w:t>├── </w:t>
+      </w:r>
+      <w:r>
+        <w:rPr>
+          <w:rFonts w:cs="Calibri"/>
+          <w:color w:val="1F1A1A"/>
+        </w:rPr>
+        <w:t>especialidades/{id}            ← catálogo de carreras técnicas (todavía vacío)</w:t>
       </w:r>
       <w:r>
         <w:rPr>
@@ -2128,14 +2360,7 @@
           <w:color w:val="1F1A1A"/>
         </w:rPr>
         <w:br/>
-        <w:t>├── eventos/{id}                   ← </w:t>
-      </w:r>
-      <w:r>
-        <w:rPr>
-          <w:rFonts w:cs="Calibri"/>
-          <w:color w:val="1F1A1A"/>
-        </w:rPr>
-        <w:t>calendario escolar</w:t>
+        <w:t>├── eventos/{id}                   ← calendario escolar</w:t>
       </w:r>
       <w:r>
         <w:rPr>
@@ -2373,6 +2598,13 @@
           <w:color w:val="1F1A1A"/>
         </w:rPr>
         <w:br/>
+      </w:r>
+      <w:r>
+        <w:rPr>
+          <w:rFonts w:cs="Calibri"/>
+          <w:color w:val="1F1A1A"/>
+        </w:rPr>
+        <w:lastRenderedPageBreak/>
         <w:t>grupos/{grupoId} ◄───────────────────┤◄──────────────── periodos/{periodo}/registros/{id}</w:t>
       </w:r>
       <w:r>
@@ -2389,14 +2621,7 @@
           <w:color w:val="1F1A1A"/>
         </w:rPr>
         <w:br/>
-        <w:t>       └──────────► periodos/{id}    ├──</w:t>
-      </w:r>
-      <w:r>
-        <w:rPr>
-          <w:rFonts w:cs="Calibri"/>
-          <w:color w:val="1F1A1A"/>
-        </w:rPr>
-        <w:t> privado/datos · privado/salud</w:t>
+        <w:t>       └──────────► periodos/{id}    ├── privado/datos · privado/salud</w:t>
       </w:r>
       <w:r>
         <w:rPr>
@@ -2412,13 +2637,6 @@
           <w:color w:val="1F1A1A"/>
         </w:rPr>
         <w:br/>
-      </w:r>
-      <w:r>
-        <w:rPr>
-          <w:rFonts w:cs="Calibri"/>
-          <w:color w:val="1F1A1A"/>
-        </w:rPr>
-        <w:lastRenderedPageBreak/>
         <w:t>                                     └── cambiosDeEstado/{id}</w:t>
       </w:r>
       <w:r>
@@ -2446,7 +2664,7 @@
           <w:sz w:val="22"/>
           <w:szCs w:val="22"/>
         </w:rPr>
-        <w:pict w14:anchorId="58023DD9">
+        <w:pict w14:anchorId="0B74D6EC">
           <v:rect id="_x0000_i1028" style="width:0;height:1.5pt" o:hralign="center" o:hrstd="t" o:hr="t" fillcolor="#a0a0a0" stroked="f"/>
         </w:pict>
       </w:r>
@@ -2513,7 +2731,16 @@
           <w:sz w:val="22"/>
           <w:szCs w:val="22"/>
         </w:rPr>
-        <w:t xml:space="preserve"> = texto, </w:t>
+        <w:t xml:space="preserve"> </w:t>
+      </w:r>
+      <w:r>
+        <w:rPr>
+          <w:rFonts w:ascii="Calibri" w:hAnsi="Calibri" w:cs="Calibri"/>
+          <w:color w:val="1F1A1A"/>
+          <w:sz w:val="22"/>
+          <w:szCs w:val="22"/>
+        </w:rPr>
+        <w:t xml:space="preserve">= texto, </w:t>
       </w:r>
       <w:r>
         <w:rPr>
@@ -2690,16 +2917,7 @@
           <w:sz w:val="22"/>
           <w:szCs w:val="22"/>
         </w:rPr>
-        <w:t xml:space="preserve"> saber quién inició sesión y qué rol tiene.</w:t>
-      </w:r>
-      <w:r>
-        <w:rPr>
-          <w:rFonts w:ascii="Calibri" w:hAnsi="Calibri" w:cs="Calibri"/>
-          <w:color w:val="1F1A1A"/>
-          <w:sz w:val="22"/>
-          <w:szCs w:val="22"/>
-        </w:rPr>
-        <w:t xml:space="preserve"> </w:t>
+        <w:t xml:space="preserve"> saber quién inició sesión y qué rol tiene. </w:t>
       </w:r>
       <w:r>
         <w:rPr>
@@ -4515,16 +4733,7 @@
                 <w:sz w:val="19"/>
                 <w:szCs w:val="19"/>
               </w:rPr>
-              <w:t xml:space="preserve"> </w:t>
-            </w:r>
-            <w:r>
-              <w:rPr>
-                <w:rFonts w:ascii="Calibri" w:hAnsi="Calibri" w:cs="Calibri"/>
-                <w:color w:val="1F1A1A"/>
-                <w:sz w:val="19"/>
-                <w:szCs w:val="19"/>
-              </w:rPr>
-              <w:t xml:space="preserve">Grupos donde da clase </w:t>
+              <w:t xml:space="preserve"> Grupos donde da clase </w:t>
             </w:r>
             <w:r>
               <w:rPr>
@@ -5056,7 +5265,16 @@
           <w:sz w:val="22"/>
           <w:szCs w:val="22"/>
         </w:rPr>
-        <w:t xml:space="preserve"> su propio documento y solo puede cambiar </w:t>
+        <w:t xml:space="preserve"> </w:t>
+      </w:r>
+      <w:r>
+        <w:rPr>
+          <w:rFonts w:ascii="Calibri" w:hAnsi="Calibri" w:cs="Calibri"/>
+          <w:color w:val="1F1A1A"/>
+          <w:sz w:val="22"/>
+          <w:szCs w:val="22"/>
+        </w:rPr>
+        <w:t xml:space="preserve">su propio documento y solo puede cambiar </w:t>
       </w:r>
       <w:r>
         <w:rPr>
@@ -5157,6 +5375,52 @@
           <w:rStyle w:val="HTMLCode"/>
         </w:rPr>
         <w:t>usuarios/{uid}/notificaciones/{id}</w:t>
+      </w:r>
+      <w:r>
+        <w:rPr>
+          <w:rFonts w:ascii="Calibri" w:eastAsia="Times New Roman" w:hAnsi="Calibri" w:cs="Calibri"/>
+        </w:rPr>
+        <w:t xml:space="preserve"> — el buzón de avisos</w:t>
+      </w:r>
+    </w:p>
+    <w:p>
+      <w:pPr>
+        <w:pStyle w:val="NormalWeb"/>
+        <w:rPr>
+          <w:rFonts w:ascii="Calibri" w:hAnsi="Calibri" w:cs="Calibri"/>
+          <w:color w:val="1F1A1A"/>
+          <w:sz w:val="22"/>
+          <w:szCs w:val="22"/>
+        </w:rPr>
+      </w:pPr>
+      <w:r>
+        <w:rPr>
+          <w:rFonts w:ascii="Calibri" w:hAnsi="Calibri" w:cs="Calibri"/>
+          <w:color w:val="1F1A1A"/>
+          <w:sz w:val="22"/>
+          <w:szCs w:val="22"/>
+        </w:rPr>
+        <w:t xml:space="preserve">Todos los avisos de una persona van aquí, sin importar quién los mande (ADR-010). Las reglas exigen </w:t>
+      </w:r>
+      <w:r>
+        <w:rPr>
+          <w:rFonts w:ascii="Calibri" w:hAnsi="Calibri" w:cs="Calibri"/>
+          <w:b/>
+          <w:bCs/>
+          <w:color w:val="1F1A1A"/>
+          <w:sz w:val="22"/>
+          <w:szCs w:val="22"/>
+        </w:rPr>
+        <w:t>exactamente</w:t>
+      </w:r>
+      <w:r>
+        <w:rPr>
+          <w:rFonts w:ascii="Calibri" w:hAnsi="Calibri" w:cs="Calibri"/>
+          <w:color w:val="1F1A1A"/>
+          <w:sz w:val="22"/>
+          <w:szCs w:val="22"/>
+        </w:rPr>
+        <w:t xml:space="preserve"> estos campos (ni uno más):</w:t>
       </w:r>
     </w:p>
     <w:tbl>
@@ -5171,9 +5435,9 @@
         <w:tblLook w:val="04A0" w:firstRow="1" w:lastRow="0" w:firstColumn="1" w:lastColumn="0" w:noHBand="0" w:noVBand="1"/>
       </w:tblPr>
       <w:tblGrid>
-        <w:gridCol w:w="1156"/>
-        <w:gridCol w:w="1206"/>
-        <w:gridCol w:w="7302"/>
+        <w:gridCol w:w="1091"/>
+        <w:gridCol w:w="1035"/>
+        <w:gridCol w:w="7538"/>
       </w:tblGrid>
       <w:tr>
         <w:tc>
@@ -5409,12 +5673,129 @@
             </w:pPr>
             <w:r>
               <w:rPr>
-                <w:rFonts w:ascii="Calibri" w:hAnsi="Calibri" w:cs="Calibri"/>
-                <w:color w:val="1F1A1A"/>
-                <w:sz w:val="19"/>
-                <w:szCs w:val="19"/>
-              </w:rPr>
-              <w:t>entrada, salida, anuncio, recordatorio, credencial, alerta, salida_grupo, estatus</w:t>
+                <w:rStyle w:val="HTMLCode"/>
+              </w:rPr>
+              <w:t>entrada</w:t>
+            </w:r>
+            <w:r>
+              <w:rPr>
+                <w:rFonts w:ascii="Calibri" w:hAnsi="Calibri" w:cs="Calibri"/>
+                <w:color w:val="1F1A1A"/>
+                <w:sz w:val="19"/>
+                <w:szCs w:val="19"/>
+              </w:rPr>
+              <w:t xml:space="preserve">, </w:t>
+            </w:r>
+            <w:r>
+              <w:rPr>
+                <w:rStyle w:val="HTMLCode"/>
+              </w:rPr>
+              <w:t>salida</w:t>
+            </w:r>
+            <w:r>
+              <w:rPr>
+                <w:rFonts w:ascii="Calibri" w:hAnsi="Calibri" w:cs="Calibri"/>
+                <w:color w:val="1F1A1A"/>
+                <w:sz w:val="19"/>
+                <w:szCs w:val="19"/>
+              </w:rPr>
+              <w:t xml:space="preserve">, </w:t>
+            </w:r>
+            <w:r>
+              <w:rPr>
+                <w:rStyle w:val="HTMLCode"/>
+              </w:rPr>
+              <w:t>alerta</w:t>
+            </w:r>
+            <w:r>
+              <w:rPr>
+                <w:rFonts w:ascii="Calibri" w:hAnsi="Calibri" w:cs="Calibri"/>
+                <w:color w:val="1F1A1A"/>
+                <w:sz w:val="19"/>
+                <w:szCs w:val="19"/>
+              </w:rPr>
+              <w:t xml:space="preserve">, </w:t>
+            </w:r>
+            <w:r>
+              <w:rPr>
+                <w:rStyle w:val="HTMLCode"/>
+              </w:rPr>
+              <w:t>estatus</w:t>
+            </w:r>
+            <w:r>
+              <w:rPr>
+                <w:rFonts w:ascii="Calibri" w:hAnsi="Calibri" w:cs="Calibri"/>
+                <w:color w:val="1F1A1A"/>
+                <w:sz w:val="19"/>
+                <w:szCs w:val="19"/>
+              </w:rPr>
+              <w:t xml:space="preserve">, </w:t>
+            </w:r>
+            <w:r>
+              <w:rPr>
+                <w:rStyle w:val="HTMLCode"/>
+              </w:rPr>
+              <w:t>estado</w:t>
+            </w:r>
+            <w:r>
+              <w:rPr>
+                <w:rFonts w:ascii="Calibri" w:hAnsi="Calibri" w:cs="Calibri"/>
+                <w:color w:val="1F1A1A"/>
+                <w:sz w:val="19"/>
+                <w:szCs w:val="19"/>
+              </w:rPr>
+              <w:t xml:space="preserve">, </w:t>
+            </w:r>
+            <w:r>
+              <w:rPr>
+                <w:rStyle w:val="HTMLCode"/>
+              </w:rPr>
+              <w:t>anuncio</w:t>
+            </w:r>
+            <w:r>
+              <w:rPr>
+                <w:rFonts w:ascii="Calibri" w:hAnsi="Calibri" w:cs="Calibri"/>
+                <w:color w:val="1F1A1A"/>
+                <w:sz w:val="19"/>
+                <w:szCs w:val="19"/>
+              </w:rPr>
+              <w:t xml:space="preserve">, </w:t>
+            </w:r>
+            <w:r>
+              <w:rPr>
+                <w:rStyle w:val="HTMLCode"/>
+              </w:rPr>
+              <w:t>recordatorio</w:t>
+            </w:r>
+            <w:r>
+              <w:rPr>
+                <w:rFonts w:ascii="Calibri" w:hAnsi="Calibri" w:cs="Calibri"/>
+                <w:color w:val="1F1A1A"/>
+                <w:sz w:val="19"/>
+                <w:szCs w:val="19"/>
+              </w:rPr>
+              <w:t xml:space="preserve">, </w:t>
+            </w:r>
+            <w:r>
+              <w:rPr>
+                <w:rStyle w:val="HTMLCode"/>
+              </w:rPr>
+              <w:t>credencial</w:t>
+            </w:r>
+            <w:r>
+              <w:rPr>
+                <w:rFonts w:ascii="Calibri" w:hAnsi="Calibri" w:cs="Calibri"/>
+                <w:color w:val="1F1A1A"/>
+                <w:sz w:val="19"/>
+                <w:szCs w:val="19"/>
+              </w:rPr>
+              <w:t xml:space="preserve"> o </w:t>
+            </w:r>
+            <w:r>
+              <w:rPr>
+                <w:rStyle w:val="HTMLCode"/>
+              </w:rPr>
+              <w:t>salida_grupo</w:t>
             </w:r>
           </w:p>
         </w:tc>
@@ -5527,7 +5908,7 @@
                 <w:sz w:val="19"/>
                 <w:szCs w:val="19"/>
               </w:rPr>
-              <w:t>Entrada registrada</w:t>
+              <w:t>Entrada registrada (de 1 a 120 letras)</w:t>
             </w:r>
           </w:p>
         </w:tc>
@@ -5640,7 +6021,7 @@
                 <w:sz w:val="19"/>
                 <w:szCs w:val="19"/>
               </w:rPr>
-              <w:t>Juan entró al plantel a las 7:05 am.</w:t>
+              <w:t>Juan entró al plantel a las 7:05 am. (hasta 500 letras)</w:t>
             </w:r>
           </w:p>
         </w:tc>
@@ -5856,7 +6237,7 @@
                 <w:sz w:val="19"/>
                 <w:szCs w:val="19"/>
               </w:rPr>
-              <w:t>false</w:t>
+              <w:t>false (siempre false al crearlo)</w:t>
             </w:r>
           </w:p>
         </w:tc>
@@ -5969,7 +6350,239 @@
                 <w:sz w:val="19"/>
                 <w:szCs w:val="19"/>
               </w:rPr>
-              <w:t>No. de control del alumno al que se refiere (si aplica)</w:t>
+              <w:t>No. de control del alumno del que trata (vacío si no trata de un alumno)</w:t>
+            </w:r>
+          </w:p>
+        </w:tc>
+      </w:tr>
+      <w:tr>
+        <w:tc>
+          <w:tcPr>
+            <w:tcW w:w="0" w:type="auto"/>
+            <w:tcBorders>
+              <w:top w:val="single" w:sz="6" w:space="0" w:color="D9C9C5"/>
+              <w:left w:val="single" w:sz="6" w:space="0" w:color="D9C9C5"/>
+              <w:bottom w:val="single" w:sz="6" w:space="0" w:color="D9C9C5"/>
+              <w:right w:val="single" w:sz="6" w:space="0" w:color="D9C9C5"/>
+            </w:tcBorders>
+            <w:tcMar>
+              <w:top w:w="60" w:type="dxa"/>
+              <w:left w:w="100" w:type="dxa"/>
+              <w:bottom w:w="60" w:type="dxa"/>
+              <w:right w:w="100" w:type="dxa"/>
+            </w:tcMar>
+            <w:hideMark/>
+          </w:tcPr>
+          <w:p>
+            <w:pPr>
+              <w:pStyle w:val="celda"/>
+              <w:rPr>
+                <w:rFonts w:ascii="Calibri" w:hAnsi="Calibri" w:cs="Calibri"/>
+                <w:color w:val="1F1A1A"/>
+                <w:sz w:val="19"/>
+                <w:szCs w:val="19"/>
+              </w:rPr>
+            </w:pPr>
+            <w:r>
+              <w:rPr>
+                <w:rStyle w:val="HTMLCode"/>
+              </w:rPr>
+              <w:t>creadaPor</w:t>
+            </w:r>
+          </w:p>
+        </w:tc>
+        <w:tc>
+          <w:tcPr>
+            <w:tcW w:w="0" w:type="auto"/>
+            <w:tcBorders>
+              <w:top w:val="single" w:sz="6" w:space="0" w:color="D9C9C5"/>
+              <w:left w:val="single" w:sz="6" w:space="0" w:color="D9C9C5"/>
+              <w:bottom w:val="single" w:sz="6" w:space="0" w:color="D9C9C5"/>
+              <w:right w:val="single" w:sz="6" w:space="0" w:color="D9C9C5"/>
+            </w:tcBorders>
+            <w:tcMar>
+              <w:top w:w="60" w:type="dxa"/>
+              <w:left w:w="100" w:type="dxa"/>
+              <w:bottom w:w="60" w:type="dxa"/>
+              <w:right w:w="100" w:type="dxa"/>
+            </w:tcMar>
+            <w:hideMark/>
+          </w:tcPr>
+          <w:p>
+            <w:pPr>
+              <w:pStyle w:val="celda"/>
+              <w:rPr>
+                <w:rFonts w:ascii="Calibri" w:hAnsi="Calibri" w:cs="Calibri"/>
+                <w:color w:val="1F1A1A"/>
+                <w:sz w:val="19"/>
+                <w:szCs w:val="19"/>
+              </w:rPr>
+            </w:pPr>
+            <w:r>
+              <w:rPr>
+                <w:rFonts w:ascii="Calibri" w:hAnsi="Calibri" w:cs="Calibri"/>
+                <w:color w:val="1F1A1A"/>
+                <w:sz w:val="19"/>
+                <w:szCs w:val="19"/>
+              </w:rPr>
+              <w:t>string</w:t>
+            </w:r>
+          </w:p>
+        </w:tc>
+        <w:tc>
+          <w:tcPr>
+            <w:tcW w:w="0" w:type="auto"/>
+            <w:tcBorders>
+              <w:top w:val="single" w:sz="6" w:space="0" w:color="D9C9C5"/>
+              <w:left w:val="single" w:sz="6" w:space="0" w:color="D9C9C5"/>
+              <w:bottom w:val="single" w:sz="6" w:space="0" w:color="D9C9C5"/>
+              <w:right w:val="single" w:sz="6" w:space="0" w:color="D9C9C5"/>
+            </w:tcBorders>
+            <w:tcMar>
+              <w:top w:w="60" w:type="dxa"/>
+              <w:left w:w="100" w:type="dxa"/>
+              <w:bottom w:w="60" w:type="dxa"/>
+              <w:right w:w="100" w:type="dxa"/>
+            </w:tcMar>
+            <w:hideMark/>
+          </w:tcPr>
+          <w:p>
+            <w:pPr>
+              <w:pStyle w:val="celda"/>
+              <w:rPr>
+                <w:rFonts w:ascii="Calibri" w:hAnsi="Calibri" w:cs="Calibri"/>
+                <w:color w:val="1F1A1A"/>
+                <w:sz w:val="19"/>
+                <w:szCs w:val="19"/>
+              </w:rPr>
+            </w:pPr>
+            <w:r>
+              <w:rPr>
+                <w:rFonts w:ascii="Calibri" w:hAnsi="Calibri" w:cs="Calibri"/>
+                <w:color w:val="1F1A1A"/>
+                <w:sz w:val="19"/>
+                <w:szCs w:val="19"/>
+              </w:rPr>
+              <w:t>uid de quien lo mandó (debe ser el de su sesión)</w:t>
+            </w:r>
+          </w:p>
+        </w:tc>
+      </w:tr>
+      <w:tr>
+        <w:tc>
+          <w:tcPr>
+            <w:tcW w:w="0" w:type="auto"/>
+            <w:tcBorders>
+              <w:top w:val="single" w:sz="6" w:space="0" w:color="D9C9C5"/>
+              <w:left w:val="single" w:sz="6" w:space="0" w:color="D9C9C5"/>
+              <w:bottom w:val="single" w:sz="6" w:space="0" w:color="D9C9C5"/>
+              <w:right w:val="single" w:sz="6" w:space="0" w:color="D9C9C5"/>
+            </w:tcBorders>
+            <w:tcMar>
+              <w:top w:w="60" w:type="dxa"/>
+              <w:left w:w="100" w:type="dxa"/>
+              <w:bottom w:w="60" w:type="dxa"/>
+              <w:right w:w="100" w:type="dxa"/>
+            </w:tcMar>
+            <w:hideMark/>
+          </w:tcPr>
+          <w:p>
+            <w:pPr>
+              <w:pStyle w:val="celda"/>
+              <w:rPr>
+                <w:rFonts w:ascii="Calibri" w:hAnsi="Calibri" w:cs="Calibri"/>
+                <w:color w:val="1F1A1A"/>
+                <w:sz w:val="19"/>
+                <w:szCs w:val="19"/>
+              </w:rPr>
+            </w:pPr>
+            <w:r>
+              <w:rPr>
+                <w:rStyle w:val="HTMLCode"/>
+              </w:rPr>
+              <w:t>venceEn</w:t>
+            </w:r>
+          </w:p>
+        </w:tc>
+        <w:tc>
+          <w:tcPr>
+            <w:tcW w:w="0" w:type="auto"/>
+            <w:tcBorders>
+              <w:top w:val="single" w:sz="6" w:space="0" w:color="D9C9C5"/>
+              <w:left w:val="single" w:sz="6" w:space="0" w:color="D9C9C5"/>
+              <w:bottom w:val="single" w:sz="6" w:space="0" w:color="D9C9C5"/>
+              <w:right w:val="single" w:sz="6" w:space="0" w:color="D9C9C5"/>
+            </w:tcBorders>
+            <w:tcMar>
+              <w:top w:w="60" w:type="dxa"/>
+              <w:left w:w="100" w:type="dxa"/>
+              <w:bottom w:w="60" w:type="dxa"/>
+              <w:right w:w="100" w:type="dxa"/>
+            </w:tcMar>
+            <w:hideMark/>
+          </w:tcPr>
+          <w:p>
+            <w:pPr>
+              <w:pStyle w:val="celda"/>
+              <w:rPr>
+                <w:rFonts w:ascii="Calibri" w:hAnsi="Calibri" w:cs="Calibri"/>
+                <w:color w:val="1F1A1A"/>
+                <w:sz w:val="19"/>
+                <w:szCs w:val="19"/>
+              </w:rPr>
+            </w:pPr>
+            <w:r>
+              <w:rPr>
+                <w:rFonts w:ascii="Calibri" w:hAnsi="Calibri" w:cs="Calibri"/>
+                <w:color w:val="1F1A1A"/>
+                <w:sz w:val="19"/>
+                <w:szCs w:val="19"/>
+              </w:rPr>
+              <w:t>timestamp</w:t>
+            </w:r>
+          </w:p>
+        </w:tc>
+        <w:tc>
+          <w:tcPr>
+            <w:tcW w:w="0" w:type="auto"/>
+            <w:tcBorders>
+              <w:top w:val="single" w:sz="6" w:space="0" w:color="D9C9C5"/>
+              <w:left w:val="single" w:sz="6" w:space="0" w:color="D9C9C5"/>
+              <w:bottom w:val="single" w:sz="6" w:space="0" w:color="D9C9C5"/>
+              <w:right w:val="single" w:sz="6" w:space="0" w:color="D9C9C5"/>
+            </w:tcBorders>
+            <w:tcMar>
+              <w:top w:w="60" w:type="dxa"/>
+              <w:left w:w="100" w:type="dxa"/>
+              <w:bottom w:w="60" w:type="dxa"/>
+              <w:right w:w="100" w:type="dxa"/>
+            </w:tcMar>
+            <w:hideMark/>
+          </w:tcPr>
+          <w:p>
+            <w:pPr>
+              <w:pStyle w:val="celda"/>
+              <w:rPr>
+                <w:rFonts w:ascii="Calibri" w:hAnsi="Calibri" w:cs="Calibri"/>
+                <w:color w:val="1F1A1A"/>
+                <w:sz w:val="19"/>
+                <w:szCs w:val="19"/>
+              </w:rPr>
+            </w:pPr>
+            <w:r>
+              <w:rPr>
+                <w:rStyle w:val="HTMLCode"/>
+              </w:rPr>
+              <w:t>fecha</w:t>
+            </w:r>
+            <w:r>
+              <w:rPr>
+                <w:rFonts w:ascii="Calibri" w:hAnsi="Calibri" w:cs="Calibri"/>
+                <w:color w:val="1F1A1A"/>
+                <w:sz w:val="19"/>
+                <w:szCs w:val="19"/>
+              </w:rPr>
+              <w:t xml:space="preserve"> + 60 días: desde ahí se puede borrar</w:t>
             </w:r>
           </w:p>
         </w:tc>
@@ -5988,38 +6601,1012 @@
       <w:r>
         <w:rPr>
           <w:rFonts w:ascii="Calibri" w:hAnsi="Calibri" w:cs="Calibri"/>
-          <w:b/>
-          <w:bCs/>
-          <w:color w:val="1F1A1A"/>
-          <w:sz w:val="22"/>
-          <w:szCs w:val="22"/>
-        </w:rPr>
-        <w:t>Quién puede:</w:t>
-      </w:r>
-      <w:r>
+          <w:color w:val="1F1A1A"/>
+          <w:sz w:val="22"/>
+          <w:szCs w:val="22"/>
+        </w:rPr>
+        <w:t>Qué avisos hay y quién los manda:</w:t>
+      </w:r>
+    </w:p>
+    <w:tbl>
+      <w:tblPr>
+        <w:tblW w:w="5000" w:type="pct"/>
+        <w:tblCellMar>
+          <w:top w:w="15" w:type="dxa"/>
+          <w:left w:w="15" w:type="dxa"/>
+          <w:bottom w:w="15" w:type="dxa"/>
+          <w:right w:w="15" w:type="dxa"/>
+        </w:tblCellMar>
+        <w:tblLook w:val="04A0" w:firstRow="1" w:lastRow="0" w:firstColumn="1" w:lastColumn="0" w:noHBand="0" w:noVBand="1"/>
+      </w:tblPr>
+      <w:tblGrid>
+        <w:gridCol w:w="1989"/>
+        <w:gridCol w:w="1696"/>
+        <w:gridCol w:w="1153"/>
+        <w:gridCol w:w="4826"/>
+      </w:tblGrid>
+      <w:tr>
+        <w:tc>
+          <w:tcPr>
+            <w:tcW w:w="0" w:type="auto"/>
+            <w:tcBorders>
+              <w:top w:val="single" w:sz="6" w:space="0" w:color="D9C9C5"/>
+              <w:left w:val="single" w:sz="6" w:space="0" w:color="D9C9C5"/>
+              <w:bottom w:val="single" w:sz="6" w:space="0" w:color="D9C9C5"/>
+              <w:right w:val="single" w:sz="6" w:space="0" w:color="D9C9C5"/>
+            </w:tcBorders>
+            <w:shd w:val="clear" w:color="auto" w:fill="EDE5E1"/>
+            <w:tcMar>
+              <w:top w:w="60" w:type="dxa"/>
+              <w:left w:w="100" w:type="dxa"/>
+              <w:bottom w:w="60" w:type="dxa"/>
+              <w:right w:w="100" w:type="dxa"/>
+            </w:tcMar>
+            <w:hideMark/>
+          </w:tcPr>
+          <w:p>
+            <w:pPr>
+              <w:pStyle w:val="celda"/>
+              <w:rPr>
+                <w:rFonts w:ascii="Calibri" w:hAnsi="Calibri" w:cs="Calibri"/>
+                <w:b/>
+                <w:bCs/>
+                <w:color w:val="461419"/>
+                <w:sz w:val="19"/>
+                <w:szCs w:val="19"/>
+              </w:rPr>
+            </w:pPr>
+            <w:r>
+              <w:rPr>
+                <w:rFonts w:ascii="Calibri" w:hAnsi="Calibri" w:cs="Calibri"/>
+                <w:b/>
+                <w:bCs/>
+                <w:color w:val="461419"/>
+                <w:sz w:val="19"/>
+                <w:szCs w:val="19"/>
+              </w:rPr>
+              <w:t>Evento</w:t>
+            </w:r>
+          </w:p>
+        </w:tc>
+        <w:tc>
+          <w:tcPr>
+            <w:tcW w:w="0" w:type="auto"/>
+            <w:tcBorders>
+              <w:top w:val="single" w:sz="6" w:space="0" w:color="D9C9C5"/>
+              <w:left w:val="single" w:sz="6" w:space="0" w:color="D9C9C5"/>
+              <w:bottom w:val="single" w:sz="6" w:space="0" w:color="D9C9C5"/>
+              <w:right w:val="single" w:sz="6" w:space="0" w:color="D9C9C5"/>
+            </w:tcBorders>
+            <w:shd w:val="clear" w:color="auto" w:fill="EDE5E1"/>
+            <w:tcMar>
+              <w:top w:w="60" w:type="dxa"/>
+              <w:left w:w="100" w:type="dxa"/>
+              <w:bottom w:w="60" w:type="dxa"/>
+              <w:right w:w="100" w:type="dxa"/>
+            </w:tcMar>
+            <w:hideMark/>
+          </w:tcPr>
+          <w:p>
+            <w:pPr>
+              <w:pStyle w:val="celda"/>
+              <w:rPr>
+                <w:rFonts w:ascii="Calibri" w:hAnsi="Calibri" w:cs="Calibri"/>
+                <w:b/>
+                <w:bCs/>
+                <w:color w:val="461419"/>
+                <w:sz w:val="19"/>
+                <w:szCs w:val="19"/>
+              </w:rPr>
+            </w:pPr>
+            <w:r>
+              <w:rPr>
+                <w:rFonts w:ascii="Calibri" w:hAnsi="Calibri" w:cs="Calibri"/>
+                <w:b/>
+                <w:bCs/>
+                <w:color w:val="461419"/>
+                <w:sz w:val="19"/>
+                <w:szCs w:val="19"/>
+              </w:rPr>
+              <w:t>Lo manda</w:t>
+            </w:r>
+          </w:p>
+        </w:tc>
+        <w:tc>
+          <w:tcPr>
+            <w:tcW w:w="0" w:type="auto"/>
+            <w:tcBorders>
+              <w:top w:val="single" w:sz="6" w:space="0" w:color="D9C9C5"/>
+              <w:left w:val="single" w:sz="6" w:space="0" w:color="D9C9C5"/>
+              <w:bottom w:val="single" w:sz="6" w:space="0" w:color="D9C9C5"/>
+              <w:right w:val="single" w:sz="6" w:space="0" w:color="D9C9C5"/>
+            </w:tcBorders>
+            <w:shd w:val="clear" w:color="auto" w:fill="EDE5E1"/>
+            <w:tcMar>
+              <w:top w:w="60" w:type="dxa"/>
+              <w:left w:w="100" w:type="dxa"/>
+              <w:bottom w:w="60" w:type="dxa"/>
+              <w:right w:w="100" w:type="dxa"/>
+            </w:tcMar>
+            <w:hideMark/>
+          </w:tcPr>
+          <w:p>
+            <w:pPr>
+              <w:pStyle w:val="celda"/>
+              <w:rPr>
+                <w:rFonts w:ascii="Calibri" w:hAnsi="Calibri" w:cs="Calibri"/>
+                <w:b/>
+                <w:bCs/>
+                <w:color w:val="461419"/>
+                <w:sz w:val="19"/>
+                <w:szCs w:val="19"/>
+              </w:rPr>
+            </w:pPr>
+            <w:r>
+              <w:rPr>
+                <w:rStyle w:val="HTMLCode"/>
+                <w:b/>
+                <w:bCs/>
+              </w:rPr>
+              <w:t>tipo</w:t>
+            </w:r>
+          </w:p>
+        </w:tc>
+        <w:tc>
+          <w:tcPr>
+            <w:tcW w:w="0" w:type="auto"/>
+            <w:tcBorders>
+              <w:top w:val="single" w:sz="6" w:space="0" w:color="D9C9C5"/>
+              <w:left w:val="single" w:sz="6" w:space="0" w:color="D9C9C5"/>
+              <w:bottom w:val="single" w:sz="6" w:space="0" w:color="D9C9C5"/>
+              <w:right w:val="single" w:sz="6" w:space="0" w:color="D9C9C5"/>
+            </w:tcBorders>
+            <w:shd w:val="clear" w:color="auto" w:fill="EDE5E1"/>
+            <w:tcMar>
+              <w:top w:w="60" w:type="dxa"/>
+              <w:left w:w="100" w:type="dxa"/>
+              <w:bottom w:w="60" w:type="dxa"/>
+              <w:right w:w="100" w:type="dxa"/>
+            </w:tcMar>
+            <w:hideMark/>
+          </w:tcPr>
+          <w:p>
+            <w:pPr>
+              <w:pStyle w:val="celda"/>
+              <w:rPr>
+                <w:rFonts w:ascii="Calibri" w:hAnsi="Calibri" w:cs="Calibri"/>
+                <w:b/>
+                <w:bCs/>
+                <w:color w:val="461419"/>
+                <w:sz w:val="19"/>
+                <w:szCs w:val="19"/>
+              </w:rPr>
+            </w:pPr>
+            <w:r>
+              <w:rPr>
+                <w:rFonts w:ascii="Calibri" w:hAnsi="Calibri" w:cs="Calibri"/>
+                <w:b/>
+                <w:bCs/>
+                <w:color w:val="461419"/>
+                <w:sz w:val="19"/>
+                <w:szCs w:val="19"/>
+              </w:rPr>
+              <w:t>¿Siempre?</w:t>
+            </w:r>
+          </w:p>
+        </w:tc>
+      </w:tr>
+      <w:tr>
+        <w:tc>
+          <w:tcPr>
+            <w:tcW w:w="0" w:type="auto"/>
+            <w:tcBorders>
+              <w:top w:val="single" w:sz="6" w:space="0" w:color="D9C9C5"/>
+              <w:left w:val="single" w:sz="6" w:space="0" w:color="D9C9C5"/>
+              <w:bottom w:val="single" w:sz="6" w:space="0" w:color="D9C9C5"/>
+              <w:right w:val="single" w:sz="6" w:space="0" w:color="D9C9C5"/>
+            </w:tcBorders>
+            <w:tcMar>
+              <w:top w:w="60" w:type="dxa"/>
+              <w:left w:w="100" w:type="dxa"/>
+              <w:bottom w:w="60" w:type="dxa"/>
+              <w:right w:w="100" w:type="dxa"/>
+            </w:tcMar>
+            <w:hideMark/>
+          </w:tcPr>
+          <w:p>
+            <w:pPr>
+              <w:pStyle w:val="celda"/>
+              <w:rPr>
+                <w:rFonts w:ascii="Calibri" w:hAnsi="Calibri" w:cs="Calibri"/>
+                <w:color w:val="1F1A1A"/>
+                <w:sz w:val="19"/>
+                <w:szCs w:val="19"/>
+              </w:rPr>
+            </w:pPr>
+            <w:r>
+              <w:rPr>
+                <w:rFonts w:ascii="Calibri" w:hAnsi="Calibri" w:cs="Calibri"/>
+                <w:color w:val="1F1A1A"/>
+                <w:sz w:val="19"/>
+                <w:szCs w:val="19"/>
+              </w:rPr>
+              <w:t>Entrada o salida sin alerta</w:t>
+            </w:r>
+          </w:p>
+        </w:tc>
+        <w:tc>
+          <w:tcPr>
+            <w:tcW w:w="0" w:type="auto"/>
+            <w:tcBorders>
+              <w:top w:val="single" w:sz="6" w:space="0" w:color="D9C9C5"/>
+              <w:left w:val="single" w:sz="6" w:space="0" w:color="D9C9C5"/>
+              <w:bottom w:val="single" w:sz="6" w:space="0" w:color="D9C9C5"/>
+              <w:right w:val="single" w:sz="6" w:space="0" w:color="D9C9C5"/>
+            </w:tcBorders>
+            <w:tcMar>
+              <w:top w:w="60" w:type="dxa"/>
+              <w:left w:w="100" w:type="dxa"/>
+              <w:bottom w:w="60" w:type="dxa"/>
+              <w:right w:w="100" w:type="dxa"/>
+            </w:tcMar>
+            <w:hideMark/>
+          </w:tcPr>
+          <w:p>
+            <w:pPr>
+              <w:pStyle w:val="celda"/>
+              <w:rPr>
+                <w:rFonts w:ascii="Calibri" w:hAnsi="Calibri" w:cs="Calibri"/>
+                <w:color w:val="1F1A1A"/>
+                <w:sz w:val="19"/>
+                <w:szCs w:val="19"/>
+              </w:rPr>
+            </w:pPr>
+            <w:r>
+              <w:rPr>
+                <w:rFonts w:ascii="Calibri" w:hAnsi="Calibri" w:cs="Calibri"/>
+                <w:color w:val="1F1A1A"/>
+                <w:sz w:val="19"/>
+                <w:szCs w:val="19"/>
+              </w:rPr>
+              <w:t>Prefecto</w:t>
+            </w:r>
+          </w:p>
+        </w:tc>
+        <w:tc>
+          <w:tcPr>
+            <w:tcW w:w="0" w:type="auto"/>
+            <w:tcBorders>
+              <w:top w:val="single" w:sz="6" w:space="0" w:color="D9C9C5"/>
+              <w:left w:val="single" w:sz="6" w:space="0" w:color="D9C9C5"/>
+              <w:bottom w:val="single" w:sz="6" w:space="0" w:color="D9C9C5"/>
+              <w:right w:val="single" w:sz="6" w:space="0" w:color="D9C9C5"/>
+            </w:tcBorders>
+            <w:tcMar>
+              <w:top w:w="60" w:type="dxa"/>
+              <w:left w:w="100" w:type="dxa"/>
+              <w:bottom w:w="60" w:type="dxa"/>
+              <w:right w:w="100" w:type="dxa"/>
+            </w:tcMar>
+            <w:hideMark/>
+          </w:tcPr>
+          <w:p>
+            <w:pPr>
+              <w:pStyle w:val="celda"/>
+              <w:rPr>
+                <w:rFonts w:ascii="Calibri" w:hAnsi="Calibri" w:cs="Calibri"/>
+                <w:color w:val="1F1A1A"/>
+                <w:sz w:val="19"/>
+                <w:szCs w:val="19"/>
+              </w:rPr>
+            </w:pPr>
+            <w:r>
+              <w:rPr>
+                <w:rStyle w:val="HTMLCode"/>
+              </w:rPr>
+              <w:t>entrada</w:t>
+            </w:r>
+            <w:r>
+              <w:rPr>
+                <w:rFonts w:ascii="Calibri" w:hAnsi="Calibri" w:cs="Calibri"/>
+                <w:color w:val="1F1A1A"/>
+                <w:sz w:val="19"/>
+                <w:szCs w:val="19"/>
+              </w:rPr>
+              <w:t xml:space="preserve"> / </w:t>
+            </w:r>
+            <w:r>
+              <w:rPr>
+                <w:rStyle w:val="HTMLCode"/>
+              </w:rPr>
+              <w:t>salida</w:t>
+            </w:r>
+          </w:p>
+        </w:tc>
+        <w:tc>
+          <w:tcPr>
+            <w:tcW w:w="0" w:type="auto"/>
+            <w:tcBorders>
+              <w:top w:val="single" w:sz="6" w:space="0" w:color="D9C9C5"/>
+              <w:left w:val="single" w:sz="6" w:space="0" w:color="D9C9C5"/>
+              <w:bottom w:val="single" w:sz="6" w:space="0" w:color="D9C9C5"/>
+              <w:right w:val="single" w:sz="6" w:space="0" w:color="D9C9C5"/>
+            </w:tcBorders>
+            <w:tcMar>
+              <w:top w:w="60" w:type="dxa"/>
+              <w:left w:w="100" w:type="dxa"/>
+              <w:bottom w:w="60" w:type="dxa"/>
+              <w:right w:w="100" w:type="dxa"/>
+            </w:tcMar>
+            <w:hideMark/>
+          </w:tcPr>
+          <w:p>
+            <w:pPr>
+              <w:pStyle w:val="celda"/>
+              <w:rPr>
+                <w:rFonts w:ascii="Calibri" w:hAnsi="Calibri" w:cs="Calibri"/>
+                <w:color w:val="1F1A1A"/>
+                <w:sz w:val="19"/>
+                <w:szCs w:val="19"/>
+              </w:rPr>
+            </w:pPr>
+            <w:r>
+              <w:rPr>
+                <w:rFonts w:ascii="Calibri" w:hAnsi="Calibri" w:cs="Calibri"/>
+                <w:color w:val="1F1A1A"/>
+                <w:sz w:val="19"/>
+                <w:szCs w:val="19"/>
+              </w:rPr>
+              <w:t>Sí</w:t>
+            </w:r>
+          </w:p>
+        </w:tc>
+      </w:tr>
+      <w:tr>
+        <w:tc>
+          <w:tcPr>
+            <w:tcW w:w="0" w:type="auto"/>
+            <w:tcBorders>
+              <w:top w:val="single" w:sz="6" w:space="0" w:color="D9C9C5"/>
+              <w:left w:val="single" w:sz="6" w:space="0" w:color="D9C9C5"/>
+              <w:bottom w:val="single" w:sz="6" w:space="0" w:color="D9C9C5"/>
+              <w:right w:val="single" w:sz="6" w:space="0" w:color="D9C9C5"/>
+            </w:tcBorders>
+            <w:tcMar>
+              <w:top w:w="60" w:type="dxa"/>
+              <w:left w:w="100" w:type="dxa"/>
+              <w:bottom w:w="60" w:type="dxa"/>
+              <w:right w:w="100" w:type="dxa"/>
+            </w:tcMar>
+            <w:hideMark/>
+          </w:tcPr>
+          <w:p>
+            <w:pPr>
+              <w:pStyle w:val="celda"/>
+              <w:rPr>
+                <w:rFonts w:ascii="Calibri" w:hAnsi="Calibri" w:cs="Calibri"/>
+                <w:color w:val="1F1A1A"/>
+                <w:sz w:val="19"/>
+                <w:szCs w:val="19"/>
+              </w:rPr>
+            </w:pPr>
+            <w:r>
+              <w:rPr>
+                <w:rFonts w:ascii="Calibri" w:hAnsi="Calibri" w:cs="Calibri"/>
+                <w:color w:val="1F1A1A"/>
+                <w:sz w:val="19"/>
+                <w:szCs w:val="19"/>
+              </w:rPr>
+              <w:t>Alerta al escanear</w:t>
+            </w:r>
+          </w:p>
+        </w:tc>
+        <w:tc>
+          <w:tcPr>
+            <w:tcW w:w="0" w:type="auto"/>
+            <w:tcBorders>
+              <w:top w:val="single" w:sz="6" w:space="0" w:color="D9C9C5"/>
+              <w:left w:val="single" w:sz="6" w:space="0" w:color="D9C9C5"/>
+              <w:bottom w:val="single" w:sz="6" w:space="0" w:color="D9C9C5"/>
+              <w:right w:val="single" w:sz="6" w:space="0" w:color="D9C9C5"/>
+            </w:tcBorders>
+            <w:tcMar>
+              <w:top w:w="60" w:type="dxa"/>
+              <w:left w:w="100" w:type="dxa"/>
+              <w:bottom w:w="60" w:type="dxa"/>
+              <w:right w:w="100" w:type="dxa"/>
+            </w:tcMar>
+            <w:hideMark/>
+          </w:tcPr>
+          <w:p>
+            <w:pPr>
+              <w:pStyle w:val="celda"/>
+              <w:rPr>
+                <w:rFonts w:ascii="Calibri" w:hAnsi="Calibri" w:cs="Calibri"/>
+                <w:color w:val="1F1A1A"/>
+                <w:sz w:val="19"/>
+                <w:szCs w:val="19"/>
+              </w:rPr>
+            </w:pPr>
+            <w:r>
+              <w:rPr>
+                <w:rFonts w:ascii="Calibri" w:hAnsi="Calibri" w:cs="Calibri"/>
+                <w:color w:val="1F1A1A"/>
+                <w:sz w:val="19"/>
+                <w:szCs w:val="19"/>
+              </w:rPr>
+              <w:t>Prefecto</w:t>
+            </w:r>
+          </w:p>
+        </w:tc>
+        <w:tc>
+          <w:tcPr>
+            <w:tcW w:w="0" w:type="auto"/>
+            <w:tcBorders>
+              <w:top w:val="single" w:sz="6" w:space="0" w:color="D9C9C5"/>
+              <w:left w:val="single" w:sz="6" w:space="0" w:color="D9C9C5"/>
+              <w:bottom w:val="single" w:sz="6" w:space="0" w:color="D9C9C5"/>
+              <w:right w:val="single" w:sz="6" w:space="0" w:color="D9C9C5"/>
+            </w:tcBorders>
+            <w:tcMar>
+              <w:top w:w="60" w:type="dxa"/>
+              <w:left w:w="100" w:type="dxa"/>
+              <w:bottom w:w="60" w:type="dxa"/>
+              <w:right w:w="100" w:type="dxa"/>
+            </w:tcMar>
+            <w:hideMark/>
+          </w:tcPr>
+          <w:p>
+            <w:pPr>
+              <w:pStyle w:val="celda"/>
+              <w:rPr>
+                <w:rFonts w:ascii="Calibri" w:hAnsi="Calibri" w:cs="Calibri"/>
+                <w:color w:val="1F1A1A"/>
+                <w:sz w:val="19"/>
+                <w:szCs w:val="19"/>
+              </w:rPr>
+            </w:pPr>
+            <w:r>
+              <w:rPr>
+                <w:rStyle w:val="HTMLCode"/>
+              </w:rPr>
+              <w:t>alerta</w:t>
+            </w:r>
+          </w:p>
+        </w:tc>
+        <w:tc>
+          <w:tcPr>
+            <w:tcW w:w="0" w:type="auto"/>
+            <w:tcBorders>
+              <w:top w:val="single" w:sz="6" w:space="0" w:color="D9C9C5"/>
+              <w:left w:val="single" w:sz="6" w:space="0" w:color="D9C9C5"/>
+              <w:bottom w:val="single" w:sz="6" w:space="0" w:color="D9C9C5"/>
+              <w:right w:val="single" w:sz="6" w:space="0" w:color="D9C9C5"/>
+            </w:tcBorders>
+            <w:tcMar>
+              <w:top w:w="60" w:type="dxa"/>
+              <w:left w:w="100" w:type="dxa"/>
+              <w:bottom w:w="60" w:type="dxa"/>
+              <w:right w:w="100" w:type="dxa"/>
+            </w:tcMar>
+            <w:hideMark/>
+          </w:tcPr>
+          <w:p>
+            <w:pPr>
+              <w:pStyle w:val="celda"/>
+              <w:rPr>
+                <w:rFonts w:ascii="Calibri" w:hAnsi="Calibri" w:cs="Calibri"/>
+                <w:color w:val="1F1A1A"/>
+                <w:sz w:val="19"/>
+                <w:szCs w:val="19"/>
+              </w:rPr>
+            </w:pPr>
+            <w:r>
+              <w:rPr>
+                <w:rFonts w:ascii="Calibri" w:hAnsi="Calibri" w:cs="Calibri"/>
+                <w:color w:val="1F1A1A"/>
+                <w:sz w:val="19"/>
+                <w:szCs w:val="19"/>
+              </w:rPr>
+              <w:t xml:space="preserve">Solo las de </w:t>
+            </w:r>
+            <w:r>
+              <w:rPr>
+                <w:rStyle w:val="HTMLCode"/>
+              </w:rPr>
+              <w:t>configuracion/plantel.avisarAlPadreAlertas</w:t>
+            </w:r>
+            <w:r>
+              <w:rPr>
+                <w:rFonts w:ascii="Calibri" w:hAnsi="Calibri" w:cs="Calibri"/>
+                <w:color w:val="1F1A1A"/>
+                <w:sz w:val="19"/>
+                <w:szCs w:val="19"/>
+              </w:rPr>
+              <w:t xml:space="preserve"> (§4.8)</w:t>
+            </w:r>
+          </w:p>
+        </w:tc>
+      </w:tr>
+      <w:tr>
+        <w:tc>
+          <w:tcPr>
+            <w:tcW w:w="0" w:type="auto"/>
+            <w:tcBorders>
+              <w:top w:val="single" w:sz="6" w:space="0" w:color="D9C9C5"/>
+              <w:left w:val="single" w:sz="6" w:space="0" w:color="D9C9C5"/>
+              <w:bottom w:val="single" w:sz="6" w:space="0" w:color="D9C9C5"/>
+              <w:right w:val="single" w:sz="6" w:space="0" w:color="D9C9C5"/>
+            </w:tcBorders>
+            <w:tcMar>
+              <w:top w:w="60" w:type="dxa"/>
+              <w:left w:w="100" w:type="dxa"/>
+              <w:bottom w:w="60" w:type="dxa"/>
+              <w:right w:w="100" w:type="dxa"/>
+            </w:tcMar>
+            <w:hideMark/>
+          </w:tcPr>
+          <w:p>
+            <w:pPr>
+              <w:pStyle w:val="celda"/>
+              <w:rPr>
+                <w:rFonts w:ascii="Calibri" w:hAnsi="Calibri" w:cs="Calibri"/>
+                <w:color w:val="1F1A1A"/>
+                <w:sz w:val="19"/>
+                <w:szCs w:val="19"/>
+              </w:rPr>
+            </w:pPr>
+            <w:r>
+              <w:rPr>
+                <w:rFonts w:ascii="Calibri" w:hAnsi="Calibri" w:cs="Calibri"/>
+                <w:color w:val="1F1A1A"/>
+                <w:sz w:val="19"/>
+                <w:szCs w:val="19"/>
+              </w:rPr>
+              <w:t>Falta, reporte, llamada de atención, castigo</w:t>
+            </w:r>
+          </w:p>
+        </w:tc>
+        <w:tc>
+          <w:tcPr>
+            <w:tcW w:w="0" w:type="auto"/>
+            <w:tcBorders>
+              <w:top w:val="single" w:sz="6" w:space="0" w:color="D9C9C5"/>
+              <w:left w:val="single" w:sz="6" w:space="0" w:color="D9C9C5"/>
+              <w:bottom w:val="single" w:sz="6" w:space="0" w:color="D9C9C5"/>
+              <w:right w:val="single" w:sz="6" w:space="0" w:color="D9C9C5"/>
+            </w:tcBorders>
+            <w:tcMar>
+              <w:top w:w="60" w:type="dxa"/>
+              <w:left w:w="100" w:type="dxa"/>
+              <w:bottom w:w="60" w:type="dxa"/>
+              <w:right w:w="100" w:type="dxa"/>
+            </w:tcMar>
+            <w:hideMark/>
+          </w:tcPr>
+          <w:p>
+            <w:pPr>
+              <w:pStyle w:val="celda"/>
+              <w:rPr>
+                <w:rFonts w:ascii="Calibri" w:hAnsi="Calibri" w:cs="Calibri"/>
+                <w:color w:val="1F1A1A"/>
+                <w:sz w:val="19"/>
+                <w:szCs w:val="19"/>
+              </w:rPr>
+            </w:pPr>
+            <w:r>
+              <w:rPr>
+                <w:rFonts w:ascii="Calibri" w:hAnsi="Calibri" w:cs="Calibri"/>
+                <w:color w:val="1F1A1A"/>
+                <w:sz w:val="19"/>
+                <w:szCs w:val="19"/>
+              </w:rPr>
+              <w:t>Profesor</w:t>
+            </w:r>
+          </w:p>
+        </w:tc>
+        <w:tc>
+          <w:tcPr>
+            <w:tcW w:w="0" w:type="auto"/>
+            <w:tcBorders>
+              <w:top w:val="single" w:sz="6" w:space="0" w:color="D9C9C5"/>
+              <w:left w:val="single" w:sz="6" w:space="0" w:color="D9C9C5"/>
+              <w:bottom w:val="single" w:sz="6" w:space="0" w:color="D9C9C5"/>
+              <w:right w:val="single" w:sz="6" w:space="0" w:color="D9C9C5"/>
+            </w:tcBorders>
+            <w:tcMar>
+              <w:top w:w="60" w:type="dxa"/>
+              <w:left w:w="100" w:type="dxa"/>
+              <w:bottom w:w="60" w:type="dxa"/>
+              <w:right w:w="100" w:type="dxa"/>
+            </w:tcMar>
+            <w:hideMark/>
+          </w:tcPr>
+          <w:p>
+            <w:pPr>
+              <w:pStyle w:val="celda"/>
+              <w:rPr>
+                <w:rFonts w:ascii="Calibri" w:hAnsi="Calibri" w:cs="Calibri"/>
+                <w:color w:val="1F1A1A"/>
+                <w:sz w:val="19"/>
+                <w:szCs w:val="19"/>
+              </w:rPr>
+            </w:pPr>
+            <w:r>
+              <w:rPr>
+                <w:rStyle w:val="HTMLCode"/>
+              </w:rPr>
+              <w:t>estatus</w:t>
+            </w:r>
+          </w:p>
+        </w:tc>
+        <w:tc>
+          <w:tcPr>
+            <w:tcW w:w="0" w:type="auto"/>
+            <w:tcBorders>
+              <w:top w:val="single" w:sz="6" w:space="0" w:color="D9C9C5"/>
+              <w:left w:val="single" w:sz="6" w:space="0" w:color="D9C9C5"/>
+              <w:bottom w:val="single" w:sz="6" w:space="0" w:color="D9C9C5"/>
+              <w:right w:val="single" w:sz="6" w:space="0" w:color="D9C9C5"/>
+            </w:tcBorders>
+            <w:tcMar>
+              <w:top w:w="60" w:type="dxa"/>
+              <w:left w:w="100" w:type="dxa"/>
+              <w:bottom w:w="60" w:type="dxa"/>
+              <w:right w:w="100" w:type="dxa"/>
+            </w:tcMar>
+            <w:hideMark/>
+          </w:tcPr>
+          <w:p>
+            <w:pPr>
+              <w:pStyle w:val="celda"/>
+              <w:rPr>
+                <w:rFonts w:ascii="Calibri" w:hAnsi="Calibri" w:cs="Calibri"/>
+                <w:color w:val="1F1A1A"/>
+                <w:sz w:val="19"/>
+                <w:szCs w:val="19"/>
+              </w:rPr>
+            </w:pPr>
+            <w:r>
+              <w:rPr>
+                <w:rFonts w:ascii="Calibri" w:hAnsi="Calibri" w:cs="Calibri"/>
+                <w:color w:val="1F1A1A"/>
+                <w:sz w:val="19"/>
+                <w:szCs w:val="19"/>
+              </w:rPr>
+              <w:t xml:space="preserve">Solo los de </w:t>
+            </w:r>
+            <w:r>
+              <w:rPr>
+                <w:rStyle w:val="HTMLCode"/>
+              </w:rPr>
+              <w:t>avisarAlPadreEstatus</w:t>
+            </w:r>
+            <w:r>
+              <w:rPr>
+                <w:rFonts w:ascii="Calibri" w:hAnsi="Calibri" w:cs="Calibri"/>
+                <w:color w:val="1F1A1A"/>
+                <w:sz w:val="19"/>
+                <w:szCs w:val="19"/>
+              </w:rPr>
+              <w:t xml:space="preserve"> (§4.8)</w:t>
+            </w:r>
+          </w:p>
+        </w:tc>
+      </w:tr>
+      <w:tr>
+        <w:tc>
+          <w:tcPr>
+            <w:tcW w:w="0" w:type="auto"/>
+            <w:tcBorders>
+              <w:top w:val="single" w:sz="6" w:space="0" w:color="D9C9C5"/>
+              <w:left w:val="single" w:sz="6" w:space="0" w:color="D9C9C5"/>
+              <w:bottom w:val="single" w:sz="6" w:space="0" w:color="D9C9C5"/>
+              <w:right w:val="single" w:sz="6" w:space="0" w:color="D9C9C5"/>
+            </w:tcBorders>
+            <w:tcMar>
+              <w:top w:w="60" w:type="dxa"/>
+              <w:left w:w="100" w:type="dxa"/>
+              <w:bottom w:w="60" w:type="dxa"/>
+              <w:right w:w="100" w:type="dxa"/>
+            </w:tcMar>
+            <w:hideMark/>
+          </w:tcPr>
+          <w:p>
+            <w:pPr>
+              <w:pStyle w:val="celda"/>
+              <w:rPr>
+                <w:rFonts w:ascii="Calibri" w:hAnsi="Calibri" w:cs="Calibri"/>
+                <w:color w:val="1F1A1A"/>
+                <w:sz w:val="19"/>
+                <w:szCs w:val="19"/>
+              </w:rPr>
+            </w:pPr>
+            <w:r>
+              <w:rPr>
+                <w:rFonts w:ascii="Calibri" w:hAnsi="Calibri" w:cs="Calibri"/>
+                <w:color w:val="1F1A1A"/>
+                <w:sz w:val="19"/>
+                <w:szCs w:val="19"/>
+              </w:rPr>
+              <w:t>Pase de salida por salud</w:t>
+            </w:r>
+          </w:p>
+        </w:tc>
+        <w:tc>
+          <w:tcPr>
+            <w:tcW w:w="0" w:type="auto"/>
+            <w:tcBorders>
+              <w:top w:val="single" w:sz="6" w:space="0" w:color="D9C9C5"/>
+              <w:left w:val="single" w:sz="6" w:space="0" w:color="D9C9C5"/>
+              <w:bottom w:val="single" w:sz="6" w:space="0" w:color="D9C9C5"/>
+              <w:right w:val="single" w:sz="6" w:space="0" w:color="D9C9C5"/>
+            </w:tcBorders>
+            <w:tcMar>
+              <w:top w:w="60" w:type="dxa"/>
+              <w:left w:w="100" w:type="dxa"/>
+              <w:bottom w:w="60" w:type="dxa"/>
+              <w:right w:w="100" w:type="dxa"/>
+            </w:tcMar>
+            <w:hideMark/>
+          </w:tcPr>
+          <w:p>
+            <w:pPr>
+              <w:pStyle w:val="celda"/>
+              <w:rPr>
+                <w:rFonts w:ascii="Calibri" w:hAnsi="Calibri" w:cs="Calibri"/>
+                <w:color w:val="1F1A1A"/>
+                <w:sz w:val="19"/>
+                <w:szCs w:val="19"/>
+              </w:rPr>
+            </w:pPr>
+            <w:r>
+              <w:rPr>
+                <w:rFonts w:ascii="Calibri" w:hAnsi="Calibri" w:cs="Calibri"/>
+                <w:color w:val="1F1A1A"/>
+                <w:sz w:val="19"/>
+                <w:szCs w:val="19"/>
+              </w:rPr>
+              <w:t>Enfermería (web)</w:t>
+            </w:r>
+          </w:p>
+        </w:tc>
+        <w:tc>
+          <w:tcPr>
+            <w:tcW w:w="0" w:type="auto"/>
+            <w:tcBorders>
+              <w:top w:val="single" w:sz="6" w:space="0" w:color="D9C9C5"/>
+              <w:left w:val="single" w:sz="6" w:space="0" w:color="D9C9C5"/>
+              <w:bottom w:val="single" w:sz="6" w:space="0" w:color="D9C9C5"/>
+              <w:right w:val="single" w:sz="6" w:space="0" w:color="D9C9C5"/>
+            </w:tcBorders>
+            <w:tcMar>
+              <w:top w:w="60" w:type="dxa"/>
+              <w:left w:w="100" w:type="dxa"/>
+              <w:bottom w:w="60" w:type="dxa"/>
+              <w:right w:w="100" w:type="dxa"/>
+            </w:tcMar>
+            <w:hideMark/>
+          </w:tcPr>
+          <w:p>
+            <w:pPr>
+              <w:pStyle w:val="celda"/>
+              <w:rPr>
+                <w:rFonts w:ascii="Calibri" w:hAnsi="Calibri" w:cs="Calibri"/>
+                <w:color w:val="1F1A1A"/>
+                <w:sz w:val="19"/>
+                <w:szCs w:val="19"/>
+              </w:rPr>
+            </w:pPr>
+            <w:r>
+              <w:rPr>
+                <w:rStyle w:val="HTMLCode"/>
+              </w:rPr>
+              <w:t>estatus</w:t>
+            </w:r>
+          </w:p>
+        </w:tc>
+        <w:tc>
+          <w:tcPr>
+            <w:tcW w:w="0" w:type="auto"/>
+            <w:tcBorders>
+              <w:top w:val="single" w:sz="6" w:space="0" w:color="D9C9C5"/>
+              <w:left w:val="single" w:sz="6" w:space="0" w:color="D9C9C5"/>
+              <w:bottom w:val="single" w:sz="6" w:space="0" w:color="D9C9C5"/>
+              <w:right w:val="single" w:sz="6" w:space="0" w:color="D9C9C5"/>
+            </w:tcBorders>
+            <w:tcMar>
+              <w:top w:w="60" w:type="dxa"/>
+              <w:left w:w="100" w:type="dxa"/>
+              <w:bottom w:w="60" w:type="dxa"/>
+              <w:right w:w="100" w:type="dxa"/>
+            </w:tcMar>
+            <w:hideMark/>
+          </w:tcPr>
+          <w:p>
+            <w:pPr>
+              <w:pStyle w:val="celda"/>
+              <w:rPr>
+                <w:rFonts w:ascii="Calibri" w:hAnsi="Calibri" w:cs="Calibri"/>
+                <w:color w:val="1F1A1A"/>
+                <w:sz w:val="19"/>
+                <w:szCs w:val="19"/>
+              </w:rPr>
+            </w:pPr>
+            <w:r>
+              <w:rPr>
+                <w:rFonts w:ascii="Calibri" w:hAnsi="Calibri" w:cs="Calibri"/>
+                <w:color w:val="1F1A1A"/>
+                <w:sz w:val="19"/>
+                <w:szCs w:val="19"/>
+              </w:rPr>
+              <w:t>Sí</w:t>
+            </w:r>
+          </w:p>
+        </w:tc>
+      </w:tr>
+      <w:tr>
+        <w:tc>
+          <w:tcPr>
+            <w:tcW w:w="0" w:type="auto"/>
+            <w:tcBorders>
+              <w:top w:val="single" w:sz="6" w:space="0" w:color="D9C9C5"/>
+              <w:left w:val="single" w:sz="6" w:space="0" w:color="D9C9C5"/>
+              <w:bottom w:val="single" w:sz="6" w:space="0" w:color="D9C9C5"/>
+              <w:right w:val="single" w:sz="6" w:space="0" w:color="D9C9C5"/>
+            </w:tcBorders>
+            <w:tcMar>
+              <w:top w:w="60" w:type="dxa"/>
+              <w:left w:w="100" w:type="dxa"/>
+              <w:bottom w:w="60" w:type="dxa"/>
+              <w:right w:w="100" w:type="dxa"/>
+            </w:tcMar>
+            <w:hideMark/>
+          </w:tcPr>
+          <w:p>
+            <w:pPr>
+              <w:pStyle w:val="celda"/>
+              <w:rPr>
+                <w:rFonts w:ascii="Calibri" w:hAnsi="Calibri" w:cs="Calibri"/>
+                <w:color w:val="1F1A1A"/>
+                <w:sz w:val="19"/>
+                <w:szCs w:val="19"/>
+              </w:rPr>
+            </w:pPr>
+            <w:r>
+              <w:rPr>
+                <w:rFonts w:ascii="Calibri" w:hAnsi="Calibri" w:cs="Calibri"/>
+                <w:color w:val="1F1A1A"/>
+                <w:sz w:val="19"/>
+                <w:szCs w:val="19"/>
+              </w:rPr>
+              <w:t>Activado o desactivado por salud o por pago</w:t>
+            </w:r>
+          </w:p>
+        </w:tc>
+        <w:tc>
+          <w:tcPr>
+            <w:tcW w:w="0" w:type="auto"/>
+            <w:tcBorders>
+              <w:top w:val="single" w:sz="6" w:space="0" w:color="D9C9C5"/>
+              <w:left w:val="single" w:sz="6" w:space="0" w:color="D9C9C5"/>
+              <w:bottom w:val="single" w:sz="6" w:space="0" w:color="D9C9C5"/>
+              <w:right w:val="single" w:sz="6" w:space="0" w:color="D9C9C5"/>
+            </w:tcBorders>
+            <w:tcMar>
+              <w:top w:w="60" w:type="dxa"/>
+              <w:left w:w="100" w:type="dxa"/>
+              <w:bottom w:w="60" w:type="dxa"/>
+              <w:right w:w="100" w:type="dxa"/>
+            </w:tcMar>
+            <w:hideMark/>
+          </w:tcPr>
+          <w:p>
+            <w:pPr>
+              <w:pStyle w:val="celda"/>
+              <w:rPr>
+                <w:rFonts w:ascii="Calibri" w:hAnsi="Calibri" w:cs="Calibri"/>
+                <w:color w:val="1F1A1A"/>
+                <w:sz w:val="19"/>
+                <w:szCs w:val="19"/>
+              </w:rPr>
+            </w:pPr>
+            <w:r>
+              <w:rPr>
+                <w:rFonts w:ascii="Calibri" w:hAnsi="Calibri" w:cs="Calibri"/>
+                <w:color w:val="1F1A1A"/>
+                <w:sz w:val="19"/>
+                <w:szCs w:val="19"/>
+              </w:rPr>
+              <w:t>Enfermería o Control Escolar (web)</w:t>
+            </w:r>
+          </w:p>
+        </w:tc>
+        <w:tc>
+          <w:tcPr>
+            <w:tcW w:w="0" w:type="auto"/>
+            <w:tcBorders>
+              <w:top w:val="single" w:sz="6" w:space="0" w:color="D9C9C5"/>
+              <w:left w:val="single" w:sz="6" w:space="0" w:color="D9C9C5"/>
+              <w:bottom w:val="single" w:sz="6" w:space="0" w:color="D9C9C5"/>
+              <w:right w:val="single" w:sz="6" w:space="0" w:color="D9C9C5"/>
+            </w:tcBorders>
+            <w:tcMar>
+              <w:top w:w="60" w:type="dxa"/>
+              <w:left w:w="100" w:type="dxa"/>
+              <w:bottom w:w="60" w:type="dxa"/>
+              <w:right w:w="100" w:type="dxa"/>
+            </w:tcMar>
+            <w:hideMark/>
+          </w:tcPr>
+          <w:p>
+            <w:pPr>
+              <w:pStyle w:val="celda"/>
+              <w:rPr>
+                <w:rFonts w:ascii="Calibri" w:hAnsi="Calibri" w:cs="Calibri"/>
+                <w:color w:val="1F1A1A"/>
+                <w:sz w:val="19"/>
+                <w:szCs w:val="19"/>
+              </w:rPr>
+            </w:pPr>
+            <w:r>
+              <w:rPr>
+                <w:rStyle w:val="HTMLCode"/>
+              </w:rPr>
+              <w:t>estado</w:t>
+            </w:r>
+          </w:p>
+        </w:tc>
+        <w:tc>
+          <w:tcPr>
+            <w:tcW w:w="0" w:type="auto"/>
+            <w:tcBorders>
+              <w:top w:val="single" w:sz="6" w:space="0" w:color="D9C9C5"/>
+              <w:left w:val="single" w:sz="6" w:space="0" w:color="D9C9C5"/>
+              <w:bottom w:val="single" w:sz="6" w:space="0" w:color="D9C9C5"/>
+              <w:right w:val="single" w:sz="6" w:space="0" w:color="D9C9C5"/>
+            </w:tcBorders>
+            <w:tcMar>
+              <w:top w:w="60" w:type="dxa"/>
+              <w:left w:w="100" w:type="dxa"/>
+              <w:bottom w:w="60" w:type="dxa"/>
+              <w:right w:w="100" w:type="dxa"/>
+            </w:tcMar>
+            <w:hideMark/>
+          </w:tcPr>
+          <w:p>
+            <w:pPr>
+              <w:pStyle w:val="celda"/>
+              <w:rPr>
+                <w:rFonts w:ascii="Calibri" w:hAnsi="Calibri" w:cs="Calibri"/>
+                <w:color w:val="1F1A1A"/>
+                <w:sz w:val="19"/>
+                <w:szCs w:val="19"/>
+              </w:rPr>
+            </w:pPr>
+            <w:r>
+              <w:rPr>
+                <w:rFonts w:ascii="Calibri" w:hAnsi="Calibri" w:cs="Calibri"/>
+                <w:color w:val="1F1A1A"/>
+                <w:sz w:val="19"/>
+                <w:szCs w:val="19"/>
+              </w:rPr>
+              <w:t>Sí</w:t>
+            </w:r>
+          </w:p>
+        </w:tc>
+      </w:tr>
+    </w:tbl>
+    <w:p>
+      <w:pPr>
+        <w:pStyle w:val="NormalWeb"/>
         <w:rPr>
           <w:rFonts w:ascii="Calibri" w:hAnsi="Calibri" w:cs="Calibri"/>
           <w:color w:val="1F1A1A"/>
           <w:sz w:val="22"/>
           <w:szCs w:val="22"/>
         </w:rPr>
-        <w:t xml:space="preserve"> el dueño las lee, las borra y las marca como leídas (solo el campo </w:t>
-      </w:r>
-      <w:r>
-        <w:rPr>
-          <w:rStyle w:val="HTMLCode"/>
-        </w:rPr>
-        <w:t>leida</w:t>
-      </w:r>
-      <w:r>
-        <w:rPr>
-          <w:rFonts w:ascii="Calibri" w:hAnsi="Calibri" w:cs="Calibri"/>
-          <w:color w:val="1F1A1A"/>
-          <w:sz w:val="22"/>
-          <w:szCs w:val="22"/>
-        </w:rPr>
-        <w:t xml:space="preserve">). Las </w:t>
-      </w:r>
+      </w:pPr>
       <w:r>
         <w:rPr>
           <w:rFonts w:ascii="Calibri" w:hAnsi="Calibri" w:cs="Calibri"/>
@@ -6029,6 +7616,41 @@
           <w:sz w:val="22"/>
           <w:szCs w:val="22"/>
         </w:rPr>
+        <w:t>Quién puede:</w:t>
+      </w:r>
+      <w:r>
+        <w:rPr>
+          <w:rFonts w:ascii="Calibri" w:hAnsi="Calibri" w:cs="Calibri"/>
+          <w:color w:val="1F1A1A"/>
+          <w:sz w:val="22"/>
+          <w:szCs w:val="22"/>
+        </w:rPr>
+        <w:t xml:space="preserve"> el dueño los lee, los borra y los marca como leídos (solo el campo </w:t>
+      </w:r>
+      <w:r>
+        <w:rPr>
+          <w:rStyle w:val="HTMLCode"/>
+        </w:rPr>
+        <w:t>leida</w:t>
+      </w:r>
+      <w:r>
+        <w:rPr>
+          <w:rFonts w:ascii="Calibri" w:hAnsi="Calibri" w:cs="Calibri"/>
+          <w:color w:val="1F1A1A"/>
+          <w:sz w:val="22"/>
+          <w:szCs w:val="22"/>
+        </w:rPr>
+        <w:t xml:space="preserve">). Los </w:t>
+      </w:r>
+      <w:r>
+        <w:rPr>
+          <w:rFonts w:ascii="Calibri" w:hAnsi="Calibri" w:cs="Calibri"/>
+          <w:b/>
+          <w:bCs/>
+          <w:color w:val="1F1A1A"/>
+          <w:sz w:val="22"/>
+          <w:szCs w:val="22"/>
+        </w:rPr>
         <w:t>crean</w:t>
       </w:r>
       <w:r>
@@ -6038,7 +7660,218 @@
           <w:sz w:val="22"/>
           <w:szCs w:val="22"/>
         </w:rPr>
-        <w:t xml:space="preserve"> prefecto, profesor, enfermería o Control Escolar (en el futuro, Cloud Functions).</w:t>
+        <w:t xml:space="preserve">: Control Escolar, a cualquier cuenta; prefecto y Enfermería, solo a los </w:t>
+      </w:r>
+      <w:r>
+        <w:rPr>
+          <w:rFonts w:ascii="Calibri" w:hAnsi="Calibri" w:cs="Calibri"/>
+          <w:b/>
+          <w:bCs/>
+          <w:color w:val="1F1A1A"/>
+          <w:sz w:val="22"/>
+          <w:szCs w:val="22"/>
+        </w:rPr>
+        <w:t>padres del alumno</w:t>
+      </w:r>
+      <w:r>
+        <w:rPr>
+          <w:rFonts w:ascii="Calibri" w:hAnsi="Calibri" w:cs="Calibri"/>
+          <w:color w:val="1F1A1A"/>
+          <w:sz w:val="22"/>
+          <w:szCs w:val="22"/>
+        </w:rPr>
+        <w:t xml:space="preserve"> del aviso (</w:t>
+      </w:r>
+      <w:r>
+        <w:rPr>
+          <w:rStyle w:val="HTMLCode"/>
+        </w:rPr>
+        <w:t>alumnoId</w:t>
+      </w:r>
+      <w:r>
+        <w:rPr>
+          <w:rFonts w:ascii="Calibri" w:hAnsi="Calibri" w:cs="Calibri"/>
+          <w:color w:val="1F1A1A"/>
+          <w:sz w:val="22"/>
+          <w:szCs w:val="22"/>
+        </w:rPr>
+        <w:t xml:space="preserve">); el profesor, solo a los padres de un alumno </w:t>
+      </w:r>
+      <w:r>
+        <w:rPr>
+          <w:rFonts w:ascii="Calibri" w:hAnsi="Calibri" w:cs="Calibri"/>
+          <w:b/>
+          <w:bCs/>
+          <w:color w:val="1F1A1A"/>
+          <w:sz w:val="22"/>
+          <w:szCs w:val="22"/>
+        </w:rPr>
+        <w:t>de sus grupos</w:t>
+      </w:r>
+      <w:r>
+        <w:rPr>
+          <w:rFonts w:ascii="Calibri" w:hAnsi="Calibri" w:cs="Calibri"/>
+          <w:color w:val="1F1A1A"/>
+          <w:sz w:val="22"/>
+          <w:szCs w:val="22"/>
+        </w:rPr>
+        <w:t>. En el futuro también los creará una Cloud Function (y mandará el push).</w:t>
+      </w:r>
+    </w:p>
+    <w:p>
+      <w:pPr>
+        <w:pStyle w:val="NormalWeb"/>
+        <w:rPr>
+          <w:rFonts w:ascii="Calibri" w:hAnsi="Calibri" w:cs="Calibri"/>
+          <w:color w:val="1F1A1A"/>
+          <w:sz w:val="22"/>
+          <w:szCs w:val="22"/>
+        </w:rPr>
+      </w:pPr>
+      <w:r>
+        <w:rPr>
+          <w:rFonts w:ascii="Calibri" w:hAnsi="Calibri" w:cs="Calibri"/>
+          <w:b/>
+          <w:bCs/>
+          <w:color w:val="1F1A1A"/>
+          <w:sz w:val="22"/>
+          <w:szCs w:val="22"/>
+        </w:rPr>
+        <w:t>Espacio:</w:t>
+      </w:r>
+      <w:r>
+        <w:rPr>
+          <w:rFonts w:ascii="Calibri" w:hAnsi="Calibri" w:cs="Calibri"/>
+          <w:color w:val="1F1A1A"/>
+          <w:sz w:val="22"/>
+          <w:szCs w:val="22"/>
+        </w:rPr>
+        <w:t xml:space="preserve"> con todo el plantel se juntan miles de avisos al día. Conviene activar una política </w:t>
+      </w:r>
+      <w:r>
+        <w:rPr>
+          <w:rFonts w:ascii="Calibri" w:hAnsi="Calibri" w:cs="Calibri"/>
+          <w:b/>
+          <w:bCs/>
+          <w:color w:val="1F1A1A"/>
+          <w:sz w:val="22"/>
+          <w:szCs w:val="22"/>
+        </w:rPr>
+        <w:t>TTL</w:t>
+      </w:r>
+      <w:r>
+        <w:rPr>
+          <w:rFonts w:ascii="Calibri" w:hAnsi="Calibri" w:cs="Calibri"/>
+          <w:color w:val="1F1A1A"/>
+          <w:sz w:val="22"/>
+          <w:szCs w:val="22"/>
+        </w:rPr>
+        <w:t xml:space="preserve"> (borrado automático) sobre </w:t>
+      </w:r>
+      <w:r>
+        <w:rPr>
+          <w:rStyle w:val="HTMLCode"/>
+        </w:rPr>
+        <w:t>venceEn</w:t>
+      </w:r>
+      <w:r>
+        <w:rPr>
+          <w:rFonts w:ascii="Calibri" w:hAnsi="Calibri" w:cs="Calibri"/>
+          <w:color w:val="1F1A1A"/>
+          <w:sz w:val="22"/>
+          <w:szCs w:val="22"/>
+        </w:rPr>
+        <w:t xml:space="preserve"> y excluir </w:t>
+      </w:r>
+      <w:r>
+        <w:rPr>
+          <w:rStyle w:val="HTMLCode"/>
+        </w:rPr>
+        <w:t>titulo</w:t>
+      </w:r>
+      <w:r>
+        <w:rPr>
+          <w:rFonts w:ascii="Calibri" w:hAnsi="Calibri" w:cs="Calibri"/>
+          <w:color w:val="1F1A1A"/>
+          <w:sz w:val="22"/>
+          <w:szCs w:val="22"/>
+        </w:rPr>
+        <w:t xml:space="preserve"> y </w:t>
+      </w:r>
+      <w:r>
+        <w:rPr>
+          <w:rStyle w:val="HTMLCode"/>
+        </w:rPr>
+        <w:t>mensaje</w:t>
+      </w:r>
+      <w:r>
+        <w:rPr>
+          <w:rFonts w:ascii="Calibri" w:hAnsi="Calibri" w:cs="Calibri"/>
+          <w:color w:val="1F1A1A"/>
+          <w:sz w:val="22"/>
+          <w:szCs w:val="22"/>
+        </w:rPr>
+        <w:t xml:space="preserve"> de los índices automáticos (consola → </w:t>
+      </w:r>
+      <w:r>
+        <w:rPr>
+          <w:rFonts w:ascii="Calibri" w:hAnsi="Calibri" w:cs="Calibri"/>
+          <w:i/>
+          <w:iCs/>
+          <w:color w:val="1F1A1A"/>
+          <w:sz w:val="22"/>
+          <w:szCs w:val="22"/>
+        </w:rPr>
+        <w:t>Firestore</w:t>
+      </w:r>
+      <w:r>
+        <w:rPr>
+          <w:rFonts w:ascii="Calibri" w:hAnsi="Calibri" w:cs="Calibri"/>
+          <w:color w:val="1F1A1A"/>
+          <w:sz w:val="22"/>
+          <w:szCs w:val="22"/>
+        </w:rPr>
+        <w:t xml:space="preserve"> → </w:t>
+      </w:r>
+      <w:r>
+        <w:rPr>
+          <w:rFonts w:ascii="Calibri" w:hAnsi="Calibri" w:cs="Calibri"/>
+          <w:i/>
+          <w:iCs/>
+          <w:color w:val="1F1A1A"/>
+          <w:sz w:val="22"/>
+          <w:szCs w:val="22"/>
+        </w:rPr>
+        <w:t>Indexes</w:t>
+      </w:r>
+      <w:r>
+        <w:rPr>
+          <w:rFonts w:ascii="Calibri" w:hAnsi="Calibri" w:cs="Calibri"/>
+          <w:color w:val="1F1A1A"/>
+          <w:sz w:val="22"/>
+          <w:szCs w:val="22"/>
+        </w:rPr>
+        <w:t xml:space="preserve"> → </w:t>
+      </w:r>
+      <w:r>
+        <w:rPr>
+          <w:rFonts w:ascii="Calibri" w:hAnsi="Calibri" w:cs="Calibri"/>
+          <w:i/>
+          <w:iCs/>
+          <w:color w:val="1F1A1A"/>
+          <w:sz w:val="22"/>
+          <w:szCs w:val="22"/>
+        </w:rPr>
+        <w:t>Single field</w:t>
+      </w:r>
+      <w:r>
+        <w:rPr>
+          <w:rFonts w:ascii="Calibri" w:hAnsi="Calibri" w:cs="Calibri"/>
+          <w:color w:val="1F1A1A"/>
+          <w:sz w:val="22"/>
+          <w:szCs w:val="22"/>
+        </w:rPr>
+        <w:t>). Ver ADR-010.</w:t>
       </w:r>
     </w:p>
     <w:p>
@@ -6064,13 +7897,7 @@
         <w:rPr>
           <w:rFonts w:ascii="Calibri" w:eastAsia="Times New Roman" w:hAnsi="Calibri" w:cs="Calibri"/>
         </w:rPr>
-        <w:t xml:space="preserve"> </w:t>
-      </w:r>
-      <w:r>
-        <w:rPr>
-          <w:rFonts w:ascii="Calibri" w:eastAsia="Times New Roman" w:hAnsi="Calibri" w:cs="Calibri"/>
-        </w:rPr>
-        <w:t>— ficha del alumno</w:t>
+        <w:t xml:space="preserve"> — ficha del alumno</w:t>
       </w:r>
     </w:p>
     <w:p>
@@ -9973,7 +11800,7 @@
     <w:p>
       <w:pPr>
         <w:shd w:val="clear" w:color="auto" w:fill="F7F5F4"/>
-        <w:divId w:val="498885057"/>
+        <w:divId w:val="1520312773"/>
         <w:rPr>
           <w:rFonts w:ascii="Calibri" w:eastAsia="Times New Roman" w:hAnsi="Calibri" w:cs="Calibri"/>
           <w:color w:val="1F1A1A"/>
@@ -16224,7 +18051,7 @@
     <w:p>
       <w:pPr>
         <w:shd w:val="clear" w:color="auto" w:fill="F7F5F4"/>
-        <w:divId w:val="1203252892"/>
+        <w:divId w:val="558981501"/>
         <w:rPr>
           <w:rFonts w:ascii="Calibri" w:eastAsia="Times New Roman" w:hAnsi="Calibri" w:cs="Calibri"/>
           <w:color w:val="1F1A1A"/>
@@ -16934,7 +18761,7 @@
           <w:sz w:val="22"/>
           <w:szCs w:val="22"/>
         </w:rPr>
-        <w:t xml:space="preserve"> dice cuál es el semestre en curso; la app lo usa p</w:t>
+        <w:t xml:space="preserve"> </w:t>
       </w:r>
       <w:r>
         <w:rPr>
@@ -16943,7 +18770,7 @@
           <w:sz w:val="22"/>
           <w:szCs w:val="22"/>
         </w:rPr>
-        <w:t>ara saber en qué lista leer.</w:t>
+        <w:t>dice cuál es el semestre en curso; la app lo usa para saber en qué lista leer.</w:t>
       </w:r>
     </w:p>
     <w:p>
@@ -18253,7 +20080,16 @@
           <w:sz w:val="22"/>
           <w:szCs w:val="22"/>
         </w:rPr>
-        <w:t xml:space="preserve"> lo leen prefecto, enfermería, Control Escolar, el alumno (los suyos), el padre (los de sus hijos) y el profesor (los de sus grupos). Solo el </w:t>
+        <w:t xml:space="preserve"> </w:t>
+      </w:r>
+      <w:r>
+        <w:rPr>
+          <w:rFonts w:ascii="Calibri" w:hAnsi="Calibri" w:cs="Calibri"/>
+          <w:color w:val="1F1A1A"/>
+          <w:sz w:val="22"/>
+          <w:szCs w:val="22"/>
+        </w:rPr>
+        <w:t xml:space="preserve">lo leen prefecto, enfermería, Control Escolar, el alumno (los suyos), el padre (los de sus hijos) y el profesor (los de sus grupos). Solo el </w:t>
       </w:r>
       <w:r>
         <w:rPr>
@@ -18273,16 +20109,7 @@
           <w:sz w:val="22"/>
           <w:szCs w:val="22"/>
         </w:rPr>
-        <w:t xml:space="preserve"> </w:t>
-      </w:r>
-      <w:r>
-        <w:rPr>
-          <w:rFonts w:ascii="Calibri" w:hAnsi="Calibri" w:cs="Calibri"/>
-          <w:color w:val="1F1A1A"/>
-          <w:sz w:val="22"/>
-          <w:szCs w:val="22"/>
-        </w:rPr>
-        <w:t xml:space="preserve">lo crea, y con su propio uid en </w:t>
+        <w:t xml:space="preserve"> lo crea, y con su propio uid en </w:t>
       </w:r>
       <w:r>
         <w:rPr>
@@ -20139,16 +21966,7 @@
           <w:sz w:val="22"/>
           <w:szCs w:val="22"/>
         </w:rPr>
-        <w:t xml:space="preserve"> </w:t>
-      </w:r>
-      <w:r>
-        <w:rPr>
-          <w:rFonts w:ascii="Calibri" w:hAnsi="Calibri" w:cs="Calibri"/>
-          <w:color w:val="1F1A1A"/>
-          <w:sz w:val="22"/>
-          <w:szCs w:val="22"/>
-        </w:rPr>
-        <w:t>lo lee cualquier cuenta activa; lo escribe Control Escolar.</w:t>
+        <w:t xml:space="preserve"> lo lee cualquier cuenta activa; lo escribe Control Escolar.</w:t>
       </w:r>
     </w:p>
     <w:p>
@@ -20933,7 +22751,16 @@
           <w:sz w:val="22"/>
           <w:szCs w:val="22"/>
         </w:rPr>
-        <w:t xml:space="preserve"> lo lee cualquier cuenta activa; lo escribe Control Escolar.</w:t>
+        <w:t xml:space="preserve"> </w:t>
+      </w:r>
+      <w:r>
+        <w:rPr>
+          <w:rFonts w:ascii="Calibri" w:hAnsi="Calibri" w:cs="Calibri"/>
+          <w:color w:val="1F1A1A"/>
+          <w:sz w:val="22"/>
+          <w:szCs w:val="22"/>
+        </w:rPr>
+        <w:t>lo lee cualquier cuenta activa; lo escribe Control Escolar.</w:t>
       </w:r>
     </w:p>
     <w:p>
@@ -20994,8 +22821,8 @@
         <w:tblLook w:val="04A0" w:firstRow="1" w:lastRow="0" w:firstColumn="1" w:lastColumn="0" w:noHBand="0" w:noVBand="1"/>
       </w:tblPr>
       <w:tblGrid>
-        <w:gridCol w:w="3095"/>
-        <w:gridCol w:w="6569"/>
+        <w:gridCol w:w="2180"/>
+        <w:gridCol w:w="7484"/>
       </w:tblGrid>
       <w:tr>
         <w:tc>
@@ -21696,6 +23523,238 @@
                 <w:szCs w:val="19"/>
               </w:rPr>
               <w:t>cetis61.mx</w:t>
+            </w:r>
+          </w:p>
+        </w:tc>
+      </w:tr>
+      <w:tr>
+        <w:tc>
+          <w:tcPr>
+            <w:tcW w:w="0" w:type="auto"/>
+            <w:tcBorders>
+              <w:top w:val="single" w:sz="6" w:space="0" w:color="D9C9C5"/>
+              <w:left w:val="single" w:sz="6" w:space="0" w:color="D9C9C5"/>
+              <w:bottom w:val="single" w:sz="6" w:space="0" w:color="D9C9C5"/>
+              <w:right w:val="single" w:sz="6" w:space="0" w:color="D9C9C5"/>
+            </w:tcBorders>
+            <w:tcMar>
+              <w:top w:w="60" w:type="dxa"/>
+              <w:left w:w="100" w:type="dxa"/>
+              <w:bottom w:w="60" w:type="dxa"/>
+              <w:right w:w="100" w:type="dxa"/>
+            </w:tcMar>
+            <w:hideMark/>
+          </w:tcPr>
+          <w:p>
+            <w:pPr>
+              <w:pStyle w:val="celda"/>
+              <w:rPr>
+                <w:rFonts w:ascii="Calibri" w:hAnsi="Calibri" w:cs="Calibri"/>
+                <w:color w:val="1F1A1A"/>
+                <w:sz w:val="19"/>
+                <w:szCs w:val="19"/>
+              </w:rPr>
+            </w:pPr>
+            <w:r>
+              <w:rPr>
+                <w:rStyle w:val="HTMLCode"/>
+              </w:rPr>
+              <w:t>avisarAlPadreEstatus</w:t>
+            </w:r>
+          </w:p>
+        </w:tc>
+        <w:tc>
+          <w:tcPr>
+            <w:tcW w:w="0" w:type="auto"/>
+            <w:tcBorders>
+              <w:top w:val="single" w:sz="6" w:space="0" w:color="D9C9C5"/>
+              <w:left w:val="single" w:sz="6" w:space="0" w:color="D9C9C5"/>
+              <w:bottom w:val="single" w:sz="6" w:space="0" w:color="D9C9C5"/>
+              <w:right w:val="single" w:sz="6" w:space="0" w:color="D9C9C5"/>
+            </w:tcBorders>
+            <w:tcMar>
+              <w:top w:w="60" w:type="dxa"/>
+              <w:left w:w="100" w:type="dxa"/>
+              <w:bottom w:w="60" w:type="dxa"/>
+              <w:right w:w="100" w:type="dxa"/>
+            </w:tcMar>
+            <w:hideMark/>
+          </w:tcPr>
+          <w:p>
+            <w:pPr>
+              <w:pStyle w:val="celda"/>
+              <w:rPr>
+                <w:rFonts w:ascii="Calibri" w:hAnsi="Calibri" w:cs="Calibri"/>
+                <w:color w:val="1F1A1A"/>
+                <w:sz w:val="19"/>
+                <w:szCs w:val="19"/>
+              </w:rPr>
+            </w:pPr>
+            <w:r>
+              <w:rPr>
+                <w:rFonts w:ascii="Calibri" w:hAnsi="Calibri" w:cs="Calibri"/>
+                <w:i/>
+                <w:iCs/>
+                <w:color w:val="1F1A1A"/>
+                <w:sz w:val="19"/>
+                <w:szCs w:val="19"/>
+              </w:rPr>
+              <w:t>(no existe todavía)</w:t>
+            </w:r>
+            <w:r>
+              <w:rPr>
+                <w:rFonts w:ascii="Calibri" w:hAnsi="Calibri" w:cs="Calibri"/>
+                <w:color w:val="1F1A1A"/>
+                <w:sz w:val="19"/>
+                <w:szCs w:val="19"/>
+              </w:rPr>
+              <w:t xml:space="preserve"> Estatus del profesor que se le avisan al padre. Si no existe: </w:t>
+            </w:r>
+            <w:r>
+              <w:rPr>
+                <w:rStyle w:val="HTMLCode"/>
+              </w:rPr>
+              <w:t>["falta", "reporte", "llamada_atencion", "castigo"]</w:t>
+            </w:r>
+            <w:r>
+              <w:rPr>
+                <w:rFonts w:ascii="Calibri" w:hAnsi="Calibri" w:cs="Calibri"/>
+                <w:color w:val="1F1A1A"/>
+                <w:sz w:val="19"/>
+                <w:szCs w:val="19"/>
+              </w:rPr>
+              <w:t xml:space="preserve">. </w:t>
+            </w:r>
+            <w:r>
+              <w:rPr>
+                <w:rStyle w:val="HTMLCode"/>
+              </w:rPr>
+              <w:t>[]</w:t>
+            </w:r>
+            <w:r>
+              <w:rPr>
+                <w:rFonts w:ascii="Calibri" w:hAnsi="Calibri" w:cs="Calibri"/>
+                <w:color w:val="1F1A1A"/>
+                <w:sz w:val="19"/>
+                <w:szCs w:val="19"/>
+              </w:rPr>
+              <w:t xml:space="preserve"> = ninguno (ADR-010)</w:t>
+            </w:r>
+          </w:p>
+        </w:tc>
+      </w:tr>
+      <w:tr>
+        <w:tc>
+          <w:tcPr>
+            <w:tcW w:w="0" w:type="auto"/>
+            <w:tcBorders>
+              <w:top w:val="single" w:sz="6" w:space="0" w:color="D9C9C5"/>
+              <w:left w:val="single" w:sz="6" w:space="0" w:color="D9C9C5"/>
+              <w:bottom w:val="single" w:sz="6" w:space="0" w:color="D9C9C5"/>
+              <w:right w:val="single" w:sz="6" w:space="0" w:color="D9C9C5"/>
+            </w:tcBorders>
+            <w:tcMar>
+              <w:top w:w="60" w:type="dxa"/>
+              <w:left w:w="100" w:type="dxa"/>
+              <w:bottom w:w="60" w:type="dxa"/>
+              <w:right w:w="100" w:type="dxa"/>
+            </w:tcMar>
+            <w:hideMark/>
+          </w:tcPr>
+          <w:p>
+            <w:pPr>
+              <w:pStyle w:val="celda"/>
+              <w:rPr>
+                <w:rFonts w:ascii="Calibri" w:hAnsi="Calibri" w:cs="Calibri"/>
+                <w:color w:val="1F1A1A"/>
+                <w:sz w:val="19"/>
+                <w:szCs w:val="19"/>
+              </w:rPr>
+            </w:pPr>
+            <w:r>
+              <w:rPr>
+                <w:rStyle w:val="HTMLCode"/>
+              </w:rPr>
+              <w:t>avisarAlPadreAlertas</w:t>
+            </w:r>
+          </w:p>
+        </w:tc>
+        <w:tc>
+          <w:tcPr>
+            <w:tcW w:w="0" w:type="auto"/>
+            <w:tcBorders>
+              <w:top w:val="single" w:sz="6" w:space="0" w:color="D9C9C5"/>
+              <w:left w:val="single" w:sz="6" w:space="0" w:color="D9C9C5"/>
+              <w:bottom w:val="single" w:sz="6" w:space="0" w:color="D9C9C5"/>
+              <w:right w:val="single" w:sz="6" w:space="0" w:color="D9C9C5"/>
+            </w:tcBorders>
+            <w:tcMar>
+              <w:top w:w="60" w:type="dxa"/>
+              <w:left w:w="100" w:type="dxa"/>
+              <w:bottom w:w="60" w:type="dxa"/>
+              <w:right w:w="100" w:type="dxa"/>
+            </w:tcMar>
+            <w:hideMark/>
+          </w:tcPr>
+          <w:p>
+            <w:pPr>
+              <w:pStyle w:val="celda"/>
+              <w:rPr>
+                <w:rFonts w:ascii="Calibri" w:hAnsi="Calibri" w:cs="Calibri"/>
+                <w:color w:val="1F1A1A"/>
+                <w:sz w:val="19"/>
+                <w:szCs w:val="19"/>
+              </w:rPr>
+            </w:pPr>
+            <w:r>
+              <w:rPr>
+                <w:rFonts w:ascii="Calibri" w:hAnsi="Calibri" w:cs="Calibri"/>
+                <w:i/>
+                <w:iCs/>
+                <w:color w:val="1F1A1A"/>
+                <w:sz w:val="19"/>
+                <w:szCs w:val="19"/>
+              </w:rPr>
+              <w:t>(no existe todavía)</w:t>
+            </w:r>
+            <w:r>
+              <w:rPr>
+                <w:rFonts w:ascii="Calibri" w:hAnsi="Calibri" w:cs="Calibri"/>
+                <w:color w:val="1F1A1A"/>
+                <w:sz w:val="19"/>
+                <w:szCs w:val="19"/>
+              </w:rPr>
+              <w:t xml:space="preserve"> Alertas del escaneo que se le avisan al padre. Si no existe: </w:t>
+            </w:r>
+            <w:r>
+              <w:rPr>
+                <w:rStyle w:val="HTMLCode"/>
+              </w:rPr>
+              <w:t>["inactivo", "salida_fuera_de_horario"]</w:t>
+            </w:r>
+            <w:r>
+              <w:rPr>
+                <w:rFonts w:ascii="Calibri" w:hAnsi="Calibri" w:cs="Calibri"/>
+                <w:color w:val="1F1A1A"/>
+                <w:sz w:val="19"/>
+                <w:szCs w:val="19"/>
+              </w:rPr>
+              <w:t xml:space="preserve">. </w:t>
+            </w:r>
+            <w:r>
+              <w:rPr>
+                <w:rStyle w:val="HTMLCode"/>
+              </w:rPr>
+              <w:t>[]</w:t>
+            </w:r>
+            <w:r>
+              <w:rPr>
+                <w:rFonts w:ascii="Calibri" w:hAnsi="Calibri" w:cs="Calibri"/>
+                <w:color w:val="1F1A1A"/>
+                <w:sz w:val="19"/>
+                <w:szCs w:val="19"/>
+              </w:rPr>
+              <w:t xml:space="preserve"> = ninguna. Las entradas y salidas sin alerta se avisan siempre (ADR-010)</w:t>
             </w:r>
           </w:p>
         </w:tc>
@@ -21703,6 +23762,102 @@
     </w:tbl>
     <w:p>
       <w:pPr>
+        <w:shd w:val="clear" w:color="auto" w:fill="F7F5F4"/>
+        <w:divId w:val="56587807"/>
+        <w:rPr>
+          <w:rFonts w:ascii="Calibri" w:eastAsia="Times New Roman" w:hAnsi="Calibri" w:cs="Calibri"/>
+          <w:color w:val="1F1A1A"/>
+          <w:sz w:val="22"/>
+          <w:szCs w:val="22"/>
+        </w:rPr>
+      </w:pPr>
+      <w:r>
+        <w:rPr>
+          <w:rFonts w:ascii="Calibri" w:eastAsia="Times New Roman" w:hAnsi="Calibri" w:cs="Calibri"/>
+          <w:color w:val="1F1A1A"/>
+          <w:sz w:val="22"/>
+          <w:szCs w:val="22"/>
+        </w:rPr>
+        <w:t xml:space="preserve">Los dos últimos solo hay que crearlos si el plantel quiere algo distinto de lo de por omisión: consola → </w:t>
+      </w:r>
+      <w:r>
+        <w:rPr>
+          <w:rStyle w:val="HTMLCode"/>
+        </w:rPr>
+        <w:t>configuracion/plantel</w:t>
+      </w:r>
+      <w:r>
+        <w:rPr>
+          <w:rFonts w:ascii="Calibri" w:eastAsia="Times New Roman" w:hAnsi="Calibri" w:cs="Calibri"/>
+          <w:color w:val="1F1A1A"/>
+          <w:sz w:val="22"/>
+          <w:szCs w:val="22"/>
+        </w:rPr>
+        <w:t xml:space="preserve"> → </w:t>
+      </w:r>
+      <w:r>
+        <w:rPr>
+          <w:rFonts w:ascii="Calibri" w:eastAsia="Times New Roman" w:hAnsi="Calibri" w:cs="Calibri"/>
+          <w:i/>
+          <w:iCs/>
+          <w:color w:val="1F1A1A"/>
+          <w:sz w:val="22"/>
+          <w:szCs w:val="22"/>
+        </w:rPr>
+        <w:t>Add field</w:t>
+      </w:r>
+      <w:r>
+        <w:rPr>
+          <w:rFonts w:ascii="Calibri" w:eastAsia="Times New Roman" w:hAnsi="Calibri" w:cs="Calibri"/>
+          <w:color w:val="1F1A1A"/>
+          <w:sz w:val="22"/>
+          <w:szCs w:val="22"/>
+        </w:rPr>
+        <w:t xml:space="preserve"> → tipo </w:t>
+      </w:r>
+      <w:r>
+        <w:rPr>
+          <w:rFonts w:ascii="Calibri" w:eastAsia="Times New Roman" w:hAnsi="Calibri" w:cs="Calibri"/>
+          <w:b/>
+          <w:bCs/>
+          <w:color w:val="1F1A1A"/>
+          <w:sz w:val="22"/>
+          <w:szCs w:val="22"/>
+        </w:rPr>
+        <w:t>array</w:t>
+      </w:r>
+      <w:r>
+        <w:rPr>
+          <w:rFonts w:ascii="Calibri" w:eastAsia="Times New Roman" w:hAnsi="Calibri" w:cs="Calibri"/>
+          <w:color w:val="1F1A1A"/>
+          <w:sz w:val="22"/>
+          <w:szCs w:val="22"/>
+        </w:rPr>
+        <w:t xml:space="preserve"> de </w:t>
+      </w:r>
+      <w:r>
+        <w:rPr>
+          <w:rFonts w:ascii="Calibri" w:eastAsia="Times New Roman" w:hAnsi="Calibri" w:cs="Calibri"/>
+          <w:b/>
+          <w:bCs/>
+          <w:color w:val="1F1A1A"/>
+          <w:sz w:val="22"/>
+          <w:szCs w:val="22"/>
+        </w:rPr>
+        <w:t>string</w:t>
+      </w:r>
+      <w:r>
+        <w:rPr>
+          <w:rFonts w:ascii="Calibri" w:eastAsia="Times New Roman" w:hAnsi="Calibri" w:cs="Calibri"/>
+          <w:color w:val="1F1A1A"/>
+          <w:sz w:val="22"/>
+          <w:szCs w:val="22"/>
+        </w:rPr>
+        <w:t>.</w:t>
+      </w:r>
+    </w:p>
+    <w:p>
+      <w:pPr>
         <w:pStyle w:val="Heading3"/>
         <w:rPr>
           <w:rFonts w:ascii="Calibri" w:eastAsia="Times New Roman" w:hAnsi="Calibri" w:cs="Calibri"/>
@@ -21775,16 +23930,7 @@
           <w:sz w:val="22"/>
           <w:szCs w:val="22"/>
         </w:rPr>
-        <w:t xml:space="preserve"> </w:t>
-      </w:r>
-      <w:r>
-        <w:rPr>
-          <w:rFonts w:ascii="Calibri" w:hAnsi="Calibri" w:cs="Calibri"/>
-          <w:color w:val="1F1A1A"/>
-          <w:sz w:val="22"/>
-          <w:szCs w:val="22"/>
-        </w:rPr>
-        <w:t xml:space="preserve">de la app: cómo se llama, en qué plataforma trabaja, con qué inicia sesión, qué pantallas tiene y qué puede hacer. No son personas: son los "moldes" que Control Escolar asigna al dar de alta una cuenta (campo </w:t>
+        <w:t xml:space="preserve"> de la app: cómo se llama, en qué plataforma trabaja, con qué inicia sesión, qué pantallas tiene y qué puede hacer. No son personas: son los "moldes" que Control Escolar asigna al dar de alta una cuenta (campo </w:t>
       </w:r>
       <w:r>
         <w:rPr>
@@ -21846,8 +23992,8 @@
       </w:tblPr>
       <w:tblGrid>
         <w:gridCol w:w="3070"/>
-        <w:gridCol w:w="1250"/>
-        <w:gridCol w:w="5344"/>
+        <w:gridCol w:w="1074"/>
+        <w:gridCol w:w="5520"/>
       </w:tblGrid>
       <w:tr>
         <w:tc>
@@ -22672,7 +24818,27 @@
                 <w:sz w:val="19"/>
                 <w:szCs w:val="19"/>
               </w:rPr>
-              <w:t>true (Enfermería: false, "web por confirmar")</w:t>
+              <w:t xml:space="preserve">true (Enfermería era false, "web por confirmar"; el usuario la confirmó el 20 oct: </w:t>
+            </w:r>
+            <w:r>
+              <w:rPr>
+                <w:rFonts w:ascii="Calibri" w:hAnsi="Calibri" w:cs="Calibri"/>
+                <w:b/>
+                <w:bCs/>
+                <w:color w:val="1F1A1A"/>
+                <w:sz w:val="19"/>
+                <w:szCs w:val="19"/>
+              </w:rPr>
+              <w:t>hay que ponerla en true en la consola</w:t>
+            </w:r>
+            <w:r>
+              <w:rPr>
+                <w:rFonts w:ascii="Calibri" w:hAnsi="Calibri" w:cs="Calibri"/>
+                <w:color w:val="1F1A1A"/>
+                <w:sz w:val="19"/>
+                <w:szCs w:val="19"/>
+              </w:rPr>
+              <w:t>)</w:t>
             </w:r>
           </w:p>
         </w:tc>
@@ -23425,11 +25591,11 @@
       </w:tblPr>
       <w:tblGrid>
         <w:gridCol w:w="1685"/>
-        <w:gridCol w:w="1396"/>
-        <w:gridCol w:w="1195"/>
-        <w:gridCol w:w="892"/>
-        <w:gridCol w:w="1285"/>
-        <w:gridCol w:w="1371"/>
+        <w:gridCol w:w="1370"/>
+        <w:gridCol w:w="1375"/>
+        <w:gridCol w:w="862"/>
+        <w:gridCol w:w="1236"/>
+        <w:gridCol w:w="1296"/>
         <w:gridCol w:w="920"/>
         <w:gridCol w:w="920"/>
       </w:tblGrid>
@@ -25100,7 +27266,7 @@
                 <w:sz w:val="19"/>
                 <w:szCs w:val="19"/>
               </w:rPr>
-              <w:t>Web (por confirmar)</w:t>
+              <w:t>Web (confirmada el 20 oct, ADR-011)</w:t>
             </w:r>
           </w:p>
         </w:tc>
@@ -26196,7 +28362,7 @@
     <w:p>
       <w:pPr>
         <w:shd w:val="clear" w:color="auto" w:fill="F7F5F4"/>
-        <w:divId w:val="255208369"/>
+        <w:divId w:val="1118374941"/>
         <w:rPr>
           <w:rFonts w:ascii="Calibri" w:eastAsia="Times New Roman" w:hAnsi="Calibri" w:cs="Calibri"/>
           <w:color w:val="1F1A1A"/>
@@ -26403,7 +28569,7 @@
           <w:sz w:val="22"/>
           <w:szCs w:val="22"/>
         </w:rPr>
-        <w:pict w14:anchorId="690BA3EB">
+        <w:pict w14:anchorId="1C65D7C1">
           <v:rect id="_x0000_i1029" style="width:0;height:1.5pt" o:hralign="center" o:hrstd="t" o:hr="t" fillcolor="#a0a0a0" stroked="f"/>
         </w:pict>
       </w:r>
@@ -26524,8 +28690,8 @@
       </w:tblPr>
       <w:tblGrid>
         <w:gridCol w:w="1685"/>
-        <w:gridCol w:w="1984"/>
-        <w:gridCol w:w="5995"/>
+        <w:gridCol w:w="1985"/>
+        <w:gridCol w:w="5994"/>
       </w:tblGrid>
       <w:tr>
         <w:tc>
@@ -27226,7 +29392,7 @@
                 <w:sz w:val="19"/>
                 <w:szCs w:val="19"/>
               </w:rPr>
-              <w:t>No (web, por confirmar): ve un aviso</w:t>
+              <w:t>No: usa la web (ADR-011); en la app ve un aviso</w:t>
             </w:r>
           </w:p>
         </w:tc>
@@ -28600,7 +30766,7 @@
           <w:sz w:val="22"/>
           <w:szCs w:val="22"/>
         </w:rPr>
-        <w:pict w14:anchorId="7E9C5266">
+        <w:pict w14:anchorId="0A12CD8D">
           <v:rect id="_x0000_i1030" style="width:0;height:1.5pt" o:hralign="center" o:hrstd="t" o:hr="t" fillcolor="#a0a0a0" stroked="f"/>
         </w:pict>
       </w:r>
@@ -28651,7 +30817,16 @@
           <w:sz w:val="22"/>
           <w:szCs w:val="22"/>
         </w:rPr>
-        <w:t xml:space="preserve"> y publicadas en la consola. Resumen:</w:t>
+        <w:t xml:space="preserve"> </w:t>
+      </w:r>
+      <w:r>
+        <w:rPr>
+          <w:rFonts w:ascii="Calibri" w:hAnsi="Calibri" w:cs="Calibri"/>
+          <w:color w:val="1F1A1A"/>
+          <w:sz w:val="22"/>
+          <w:szCs w:val="22"/>
+        </w:rPr>
+        <w:t>y publicadas en la consola. Resumen:</w:t>
       </w:r>
     </w:p>
     <w:tbl>
@@ -28666,13 +30841,13 @@
         <w:tblLook w:val="04A0" w:firstRow="1" w:lastRow="0" w:firstColumn="1" w:lastColumn="0" w:noHBand="0" w:noVBand="1"/>
       </w:tblPr>
       <w:tblGrid>
-        <w:gridCol w:w="3017"/>
-        <w:gridCol w:w="908"/>
-        <w:gridCol w:w="785"/>
-        <w:gridCol w:w="1286"/>
-        <w:gridCol w:w="1019"/>
-        <w:gridCol w:w="1781"/>
-        <w:gridCol w:w="868"/>
+        <w:gridCol w:w="2942"/>
+        <w:gridCol w:w="890"/>
+        <w:gridCol w:w="763"/>
+        <w:gridCol w:w="1243"/>
+        <w:gridCol w:w="1031"/>
+        <w:gridCol w:w="1738"/>
+        <w:gridCol w:w="1057"/>
       </w:tblGrid>
       <w:tr>
         <w:tc>
@@ -29408,121 +31583,395 @@
                 <w:sz w:val="19"/>
                 <w:szCs w:val="19"/>
               </w:rPr>
-              <w:t>Lee + crea</w:t>
-            </w:r>
-          </w:p>
-        </w:tc>
-        <w:tc>
-          <w:tcPr>
-            <w:tcW w:w="0" w:type="auto"/>
-            <w:tcBorders>
-              <w:top w:val="single" w:sz="6" w:space="0" w:color="D9C9C5"/>
-              <w:left w:val="single" w:sz="6" w:space="0" w:color="D9C9C5"/>
-              <w:bottom w:val="single" w:sz="6" w:space="0" w:color="D9C9C5"/>
-              <w:right w:val="single" w:sz="6" w:space="0" w:color="D9C9C5"/>
-            </w:tcBorders>
-            <w:tcMar>
-              <w:top w:w="60" w:type="dxa"/>
-              <w:left w:w="100" w:type="dxa"/>
-              <w:bottom w:w="60" w:type="dxa"/>
-              <w:right w:w="100" w:type="dxa"/>
-            </w:tcMar>
-            <w:hideMark/>
-          </w:tcPr>
-          <w:p>
-            <w:pPr>
-              <w:pStyle w:val="celda"/>
-              <w:rPr>
-                <w:rFonts w:ascii="Calibri" w:hAnsi="Calibri" w:cs="Calibri"/>
-                <w:color w:val="1F1A1A"/>
-                <w:sz w:val="19"/>
-                <w:szCs w:val="19"/>
-              </w:rPr>
-            </w:pPr>
-            <w:r>
-              <w:rPr>
-                <w:rFonts w:ascii="Calibri" w:hAnsi="Calibri" w:cs="Calibri"/>
-                <w:color w:val="1F1A1A"/>
-                <w:sz w:val="19"/>
-                <w:szCs w:val="19"/>
-              </w:rPr>
-              <w:t>Lee + crea</w:t>
-            </w:r>
-          </w:p>
-        </w:tc>
-        <w:tc>
-          <w:tcPr>
-            <w:tcW w:w="0" w:type="auto"/>
-            <w:tcBorders>
-              <w:top w:val="single" w:sz="6" w:space="0" w:color="D9C9C5"/>
-              <w:left w:val="single" w:sz="6" w:space="0" w:color="D9C9C5"/>
-              <w:bottom w:val="single" w:sz="6" w:space="0" w:color="D9C9C5"/>
-              <w:right w:val="single" w:sz="6" w:space="0" w:color="D9C9C5"/>
-            </w:tcBorders>
-            <w:tcMar>
-              <w:top w:w="60" w:type="dxa"/>
-              <w:left w:w="100" w:type="dxa"/>
-              <w:bottom w:w="60" w:type="dxa"/>
-              <w:right w:w="100" w:type="dxa"/>
-            </w:tcMar>
-            <w:hideMark/>
-          </w:tcPr>
-          <w:p>
-            <w:pPr>
-              <w:pStyle w:val="celda"/>
-              <w:rPr>
-                <w:rFonts w:ascii="Calibri" w:hAnsi="Calibri" w:cs="Calibri"/>
-                <w:color w:val="1F1A1A"/>
-                <w:sz w:val="19"/>
-                <w:szCs w:val="19"/>
-              </w:rPr>
-            </w:pPr>
-            <w:r>
-              <w:rPr>
-                <w:rFonts w:ascii="Calibri" w:hAnsi="Calibri" w:cs="Calibri"/>
-                <w:color w:val="1F1A1A"/>
-                <w:sz w:val="19"/>
-                <w:szCs w:val="19"/>
-              </w:rPr>
-              <w:t>Lee + crea</w:t>
-            </w:r>
-          </w:p>
-        </w:tc>
-        <w:tc>
-          <w:tcPr>
-            <w:tcW w:w="0" w:type="auto"/>
-            <w:tcBorders>
-              <w:top w:val="single" w:sz="6" w:space="0" w:color="D9C9C5"/>
-              <w:left w:val="single" w:sz="6" w:space="0" w:color="D9C9C5"/>
-              <w:bottom w:val="single" w:sz="6" w:space="0" w:color="D9C9C5"/>
-              <w:right w:val="single" w:sz="6" w:space="0" w:color="D9C9C5"/>
-            </w:tcBorders>
-            <w:tcMar>
-              <w:top w:w="60" w:type="dxa"/>
-              <w:left w:w="100" w:type="dxa"/>
-              <w:bottom w:w="60" w:type="dxa"/>
-              <w:right w:w="100" w:type="dxa"/>
-            </w:tcMar>
-            <w:hideMark/>
-          </w:tcPr>
-          <w:p>
-            <w:pPr>
-              <w:pStyle w:val="celda"/>
-              <w:rPr>
-                <w:rFonts w:ascii="Calibri" w:hAnsi="Calibri" w:cs="Calibri"/>
-                <w:color w:val="1F1A1A"/>
-                <w:sz w:val="19"/>
-                <w:szCs w:val="19"/>
-              </w:rPr>
-            </w:pPr>
-            <w:r>
-              <w:rPr>
-                <w:rFonts w:ascii="Calibri" w:hAnsi="Calibri" w:cs="Calibri"/>
-                <w:color w:val="1F1A1A"/>
-                <w:sz w:val="19"/>
-                <w:szCs w:val="19"/>
-              </w:rPr>
-              <w:t>Lee + crea</w:t>
+              <w:t>Lee, marca leída</w:t>
+            </w:r>
+          </w:p>
+        </w:tc>
+        <w:tc>
+          <w:tcPr>
+            <w:tcW w:w="0" w:type="auto"/>
+            <w:tcBorders>
+              <w:top w:val="single" w:sz="6" w:space="0" w:color="D9C9C5"/>
+              <w:left w:val="single" w:sz="6" w:space="0" w:color="D9C9C5"/>
+              <w:bottom w:val="single" w:sz="6" w:space="0" w:color="D9C9C5"/>
+              <w:right w:val="single" w:sz="6" w:space="0" w:color="D9C9C5"/>
+            </w:tcBorders>
+            <w:tcMar>
+              <w:top w:w="60" w:type="dxa"/>
+              <w:left w:w="100" w:type="dxa"/>
+              <w:bottom w:w="60" w:type="dxa"/>
+              <w:right w:w="100" w:type="dxa"/>
+            </w:tcMar>
+            <w:hideMark/>
+          </w:tcPr>
+          <w:p>
+            <w:pPr>
+              <w:pStyle w:val="celda"/>
+              <w:rPr>
+                <w:rFonts w:ascii="Calibri" w:hAnsi="Calibri" w:cs="Calibri"/>
+                <w:color w:val="1F1A1A"/>
+                <w:sz w:val="19"/>
+                <w:szCs w:val="19"/>
+              </w:rPr>
+            </w:pPr>
+            <w:r>
+              <w:rPr>
+                <w:rFonts w:ascii="Calibri" w:hAnsi="Calibri" w:cs="Calibri"/>
+                <w:color w:val="1F1A1A"/>
+                <w:sz w:val="19"/>
+                <w:szCs w:val="19"/>
+              </w:rPr>
+              <w:t>Lee, marca leída</w:t>
+            </w:r>
+          </w:p>
+        </w:tc>
+        <w:tc>
+          <w:tcPr>
+            <w:tcW w:w="0" w:type="auto"/>
+            <w:tcBorders>
+              <w:top w:val="single" w:sz="6" w:space="0" w:color="D9C9C5"/>
+              <w:left w:val="single" w:sz="6" w:space="0" w:color="D9C9C5"/>
+              <w:bottom w:val="single" w:sz="6" w:space="0" w:color="D9C9C5"/>
+              <w:right w:val="single" w:sz="6" w:space="0" w:color="D9C9C5"/>
+            </w:tcBorders>
+            <w:tcMar>
+              <w:top w:w="60" w:type="dxa"/>
+              <w:left w:w="100" w:type="dxa"/>
+              <w:bottom w:w="60" w:type="dxa"/>
+              <w:right w:w="100" w:type="dxa"/>
+            </w:tcMar>
+            <w:hideMark/>
+          </w:tcPr>
+          <w:p>
+            <w:pPr>
+              <w:pStyle w:val="celda"/>
+              <w:rPr>
+                <w:rFonts w:ascii="Calibri" w:hAnsi="Calibri" w:cs="Calibri"/>
+                <w:color w:val="1F1A1A"/>
+                <w:sz w:val="19"/>
+                <w:szCs w:val="19"/>
+              </w:rPr>
+            </w:pPr>
+            <w:r>
+              <w:rPr>
+                <w:rFonts w:ascii="Calibri" w:hAnsi="Calibri" w:cs="Calibri"/>
+                <w:color w:val="1F1A1A"/>
+                <w:sz w:val="19"/>
+                <w:szCs w:val="19"/>
+              </w:rPr>
+              <w:t>Lee, marca leída</w:t>
+            </w:r>
+          </w:p>
+        </w:tc>
+        <w:tc>
+          <w:tcPr>
+            <w:tcW w:w="0" w:type="auto"/>
+            <w:tcBorders>
+              <w:top w:val="single" w:sz="6" w:space="0" w:color="D9C9C5"/>
+              <w:left w:val="single" w:sz="6" w:space="0" w:color="D9C9C5"/>
+              <w:bottom w:val="single" w:sz="6" w:space="0" w:color="D9C9C5"/>
+              <w:right w:val="single" w:sz="6" w:space="0" w:color="D9C9C5"/>
+            </w:tcBorders>
+            <w:tcMar>
+              <w:top w:w="60" w:type="dxa"/>
+              <w:left w:w="100" w:type="dxa"/>
+              <w:bottom w:w="60" w:type="dxa"/>
+              <w:right w:w="100" w:type="dxa"/>
+            </w:tcMar>
+            <w:hideMark/>
+          </w:tcPr>
+          <w:p>
+            <w:pPr>
+              <w:pStyle w:val="celda"/>
+              <w:rPr>
+                <w:rFonts w:ascii="Calibri" w:hAnsi="Calibri" w:cs="Calibri"/>
+                <w:color w:val="1F1A1A"/>
+                <w:sz w:val="19"/>
+                <w:szCs w:val="19"/>
+              </w:rPr>
+            </w:pPr>
+            <w:r>
+              <w:rPr>
+                <w:rFonts w:ascii="Calibri" w:hAnsi="Calibri" w:cs="Calibri"/>
+                <w:color w:val="1F1A1A"/>
+                <w:sz w:val="19"/>
+                <w:szCs w:val="19"/>
+              </w:rPr>
+              <w:t>Lee, marca leída</w:t>
+            </w:r>
+          </w:p>
+        </w:tc>
+      </w:tr>
+      <w:tr>
+        <w:tc>
+          <w:tcPr>
+            <w:tcW w:w="0" w:type="auto"/>
+            <w:tcBorders>
+              <w:top w:val="single" w:sz="6" w:space="0" w:color="D9C9C5"/>
+              <w:left w:val="single" w:sz="6" w:space="0" w:color="D9C9C5"/>
+              <w:bottom w:val="single" w:sz="6" w:space="0" w:color="D9C9C5"/>
+              <w:right w:val="single" w:sz="6" w:space="0" w:color="D9C9C5"/>
+            </w:tcBorders>
+            <w:tcMar>
+              <w:top w:w="60" w:type="dxa"/>
+              <w:left w:w="100" w:type="dxa"/>
+              <w:bottom w:w="60" w:type="dxa"/>
+              <w:right w:w="100" w:type="dxa"/>
+            </w:tcMar>
+            <w:hideMark/>
+          </w:tcPr>
+          <w:p>
+            <w:pPr>
+              <w:pStyle w:val="celda"/>
+              <w:rPr>
+                <w:rFonts w:ascii="Calibri" w:hAnsi="Calibri" w:cs="Calibri"/>
+                <w:color w:val="1F1A1A"/>
+                <w:sz w:val="19"/>
+                <w:szCs w:val="19"/>
+              </w:rPr>
+            </w:pPr>
+            <w:r>
+              <w:rPr>
+                <w:rStyle w:val="HTMLCode"/>
+              </w:rPr>
+              <w:t>usuarios/…/notificaciones</w:t>
+            </w:r>
+            <w:r>
+              <w:rPr>
+                <w:rFonts w:ascii="Calibri" w:hAnsi="Calibri" w:cs="Calibri"/>
+                <w:color w:val="1F1A1A"/>
+                <w:sz w:val="19"/>
+                <w:szCs w:val="19"/>
+              </w:rPr>
+              <w:t xml:space="preserve"> (crear en otra cuenta)</w:t>
+            </w:r>
+          </w:p>
+        </w:tc>
+        <w:tc>
+          <w:tcPr>
+            <w:tcW w:w="0" w:type="auto"/>
+            <w:tcBorders>
+              <w:top w:val="single" w:sz="6" w:space="0" w:color="D9C9C5"/>
+              <w:left w:val="single" w:sz="6" w:space="0" w:color="D9C9C5"/>
+              <w:bottom w:val="single" w:sz="6" w:space="0" w:color="D9C9C5"/>
+              <w:right w:val="single" w:sz="6" w:space="0" w:color="D9C9C5"/>
+            </w:tcBorders>
+            <w:tcMar>
+              <w:top w:w="60" w:type="dxa"/>
+              <w:left w:w="100" w:type="dxa"/>
+              <w:bottom w:w="60" w:type="dxa"/>
+              <w:right w:w="100" w:type="dxa"/>
+            </w:tcMar>
+            <w:hideMark/>
+          </w:tcPr>
+          <w:p>
+            <w:pPr>
+              <w:pStyle w:val="celda"/>
+              <w:rPr>
+                <w:rFonts w:ascii="Calibri" w:hAnsi="Calibri" w:cs="Calibri"/>
+                <w:color w:val="1F1A1A"/>
+                <w:sz w:val="19"/>
+                <w:szCs w:val="19"/>
+              </w:rPr>
+            </w:pPr>
+            <w:r>
+              <w:rPr>
+                <w:rFonts w:ascii="Calibri" w:hAnsi="Calibri" w:cs="Calibri"/>
+                <w:color w:val="1F1A1A"/>
+                <w:sz w:val="19"/>
+                <w:szCs w:val="19"/>
+              </w:rPr>
+              <w:t>—</w:t>
+            </w:r>
+          </w:p>
+        </w:tc>
+        <w:tc>
+          <w:tcPr>
+            <w:tcW w:w="0" w:type="auto"/>
+            <w:tcBorders>
+              <w:top w:val="single" w:sz="6" w:space="0" w:color="D9C9C5"/>
+              <w:left w:val="single" w:sz="6" w:space="0" w:color="D9C9C5"/>
+              <w:bottom w:val="single" w:sz="6" w:space="0" w:color="D9C9C5"/>
+              <w:right w:val="single" w:sz="6" w:space="0" w:color="D9C9C5"/>
+            </w:tcBorders>
+            <w:tcMar>
+              <w:top w:w="60" w:type="dxa"/>
+              <w:left w:w="100" w:type="dxa"/>
+              <w:bottom w:w="60" w:type="dxa"/>
+              <w:right w:w="100" w:type="dxa"/>
+            </w:tcMar>
+            <w:hideMark/>
+          </w:tcPr>
+          <w:p>
+            <w:pPr>
+              <w:pStyle w:val="celda"/>
+              <w:rPr>
+                <w:rFonts w:ascii="Calibri" w:hAnsi="Calibri" w:cs="Calibri"/>
+                <w:color w:val="1F1A1A"/>
+                <w:sz w:val="19"/>
+                <w:szCs w:val="19"/>
+              </w:rPr>
+            </w:pPr>
+            <w:r>
+              <w:rPr>
+                <w:rFonts w:ascii="Calibri" w:hAnsi="Calibri" w:cs="Calibri"/>
+                <w:color w:val="1F1A1A"/>
+                <w:sz w:val="19"/>
+                <w:szCs w:val="19"/>
+              </w:rPr>
+              <w:t>—</w:t>
+            </w:r>
+          </w:p>
+        </w:tc>
+        <w:tc>
+          <w:tcPr>
+            <w:tcW w:w="0" w:type="auto"/>
+            <w:tcBorders>
+              <w:top w:val="single" w:sz="6" w:space="0" w:color="D9C9C5"/>
+              <w:left w:val="single" w:sz="6" w:space="0" w:color="D9C9C5"/>
+              <w:bottom w:val="single" w:sz="6" w:space="0" w:color="D9C9C5"/>
+              <w:right w:val="single" w:sz="6" w:space="0" w:color="D9C9C5"/>
+            </w:tcBorders>
+            <w:tcMar>
+              <w:top w:w="60" w:type="dxa"/>
+              <w:left w:w="100" w:type="dxa"/>
+              <w:bottom w:w="60" w:type="dxa"/>
+              <w:right w:w="100" w:type="dxa"/>
+            </w:tcMar>
+            <w:hideMark/>
+          </w:tcPr>
+          <w:p>
+            <w:pPr>
+              <w:pStyle w:val="celda"/>
+              <w:rPr>
+                <w:rFonts w:ascii="Calibri" w:hAnsi="Calibri" w:cs="Calibri"/>
+                <w:color w:val="1F1A1A"/>
+                <w:sz w:val="19"/>
+                <w:szCs w:val="19"/>
+              </w:rPr>
+            </w:pPr>
+            <w:r>
+              <w:rPr>
+                <w:rFonts w:ascii="Calibri" w:hAnsi="Calibri" w:cs="Calibri"/>
+                <w:color w:val="1F1A1A"/>
+                <w:sz w:val="19"/>
+                <w:szCs w:val="19"/>
+              </w:rPr>
+              <w:t>A los padres del alumno</w:t>
+            </w:r>
+          </w:p>
+        </w:tc>
+        <w:tc>
+          <w:tcPr>
+            <w:tcW w:w="0" w:type="auto"/>
+            <w:tcBorders>
+              <w:top w:val="single" w:sz="6" w:space="0" w:color="D9C9C5"/>
+              <w:left w:val="single" w:sz="6" w:space="0" w:color="D9C9C5"/>
+              <w:bottom w:val="single" w:sz="6" w:space="0" w:color="D9C9C5"/>
+              <w:right w:val="single" w:sz="6" w:space="0" w:color="D9C9C5"/>
+            </w:tcBorders>
+            <w:tcMar>
+              <w:top w:w="60" w:type="dxa"/>
+              <w:left w:w="100" w:type="dxa"/>
+              <w:bottom w:w="60" w:type="dxa"/>
+              <w:right w:w="100" w:type="dxa"/>
+            </w:tcMar>
+            <w:hideMark/>
+          </w:tcPr>
+          <w:p>
+            <w:pPr>
+              <w:pStyle w:val="celda"/>
+              <w:rPr>
+                <w:rFonts w:ascii="Calibri" w:hAnsi="Calibri" w:cs="Calibri"/>
+                <w:color w:val="1F1A1A"/>
+                <w:sz w:val="19"/>
+                <w:szCs w:val="19"/>
+              </w:rPr>
+            </w:pPr>
+            <w:r>
+              <w:rPr>
+                <w:rFonts w:ascii="Calibri" w:hAnsi="Calibri" w:cs="Calibri"/>
+                <w:color w:val="1F1A1A"/>
+                <w:sz w:val="19"/>
+                <w:szCs w:val="19"/>
+              </w:rPr>
+              <w:t>A los padres de sus alumnos</w:t>
+            </w:r>
+          </w:p>
+        </w:tc>
+        <w:tc>
+          <w:tcPr>
+            <w:tcW w:w="0" w:type="auto"/>
+            <w:tcBorders>
+              <w:top w:val="single" w:sz="6" w:space="0" w:color="D9C9C5"/>
+              <w:left w:val="single" w:sz="6" w:space="0" w:color="D9C9C5"/>
+              <w:bottom w:val="single" w:sz="6" w:space="0" w:color="D9C9C5"/>
+              <w:right w:val="single" w:sz="6" w:space="0" w:color="D9C9C5"/>
+            </w:tcBorders>
+            <w:tcMar>
+              <w:top w:w="60" w:type="dxa"/>
+              <w:left w:w="100" w:type="dxa"/>
+              <w:bottom w:w="60" w:type="dxa"/>
+              <w:right w:w="100" w:type="dxa"/>
+            </w:tcMar>
+            <w:hideMark/>
+          </w:tcPr>
+          <w:p>
+            <w:pPr>
+              <w:pStyle w:val="celda"/>
+              <w:rPr>
+                <w:rFonts w:ascii="Calibri" w:hAnsi="Calibri" w:cs="Calibri"/>
+                <w:color w:val="1F1A1A"/>
+                <w:sz w:val="19"/>
+                <w:szCs w:val="19"/>
+              </w:rPr>
+            </w:pPr>
+            <w:r>
+              <w:rPr>
+                <w:rFonts w:ascii="Calibri" w:hAnsi="Calibri" w:cs="Calibri"/>
+                <w:color w:val="1F1A1A"/>
+                <w:sz w:val="19"/>
+                <w:szCs w:val="19"/>
+              </w:rPr>
+              <w:t>A los padres del alumno</w:t>
+            </w:r>
+          </w:p>
+        </w:tc>
+        <w:tc>
+          <w:tcPr>
+            <w:tcW w:w="0" w:type="auto"/>
+            <w:tcBorders>
+              <w:top w:val="single" w:sz="6" w:space="0" w:color="D9C9C5"/>
+              <w:left w:val="single" w:sz="6" w:space="0" w:color="D9C9C5"/>
+              <w:bottom w:val="single" w:sz="6" w:space="0" w:color="D9C9C5"/>
+              <w:right w:val="single" w:sz="6" w:space="0" w:color="D9C9C5"/>
+            </w:tcBorders>
+            <w:tcMar>
+              <w:top w:w="60" w:type="dxa"/>
+              <w:left w:w="100" w:type="dxa"/>
+              <w:bottom w:w="60" w:type="dxa"/>
+              <w:right w:w="100" w:type="dxa"/>
+            </w:tcMar>
+            <w:hideMark/>
+          </w:tcPr>
+          <w:p>
+            <w:pPr>
+              <w:pStyle w:val="celda"/>
+              <w:rPr>
+                <w:rFonts w:ascii="Calibri" w:hAnsi="Calibri" w:cs="Calibri"/>
+                <w:color w:val="1F1A1A"/>
+                <w:sz w:val="19"/>
+                <w:szCs w:val="19"/>
+              </w:rPr>
+            </w:pPr>
+            <w:r>
+              <w:rPr>
+                <w:rFonts w:ascii="Calibri" w:hAnsi="Calibri" w:cs="Calibri"/>
+                <w:color w:val="1F1A1A"/>
+                <w:sz w:val="19"/>
+                <w:szCs w:val="19"/>
+              </w:rPr>
+              <w:t>A cualquiera</w:t>
             </w:r>
           </w:p>
         </w:tc>
@@ -32629,16 +35078,7 @@
           <w:sz w:val="22"/>
           <w:szCs w:val="22"/>
         </w:rPr>
-        <w:t xml:space="preserve"> </w:t>
-      </w:r>
-      <w:r>
-        <w:rPr>
-          <w:rFonts w:ascii="Calibri" w:eastAsia="Times New Roman" w:hAnsi="Calibri" w:cs="Calibri"/>
-          <w:color w:val="1F1A1A"/>
-          <w:sz w:val="22"/>
-          <w:szCs w:val="22"/>
-        </w:rPr>
-        <w:t xml:space="preserve">(Se comprobó: una lectura sin sesión responde </w:t>
+        <w:t xml:space="preserve"> (Se comprobó: una lectura sin sesión responde </w:t>
       </w:r>
       <w:r>
         <w:rPr>
@@ -32738,50 +35178,100 @@
           <w:sz w:val="22"/>
           <w:szCs w:val="22"/>
         </w:rPr>
-        <w:t>Cualquier colección que no esté en la tabla queda cerrada</w:t>
-      </w:r>
-      <w:r>
-        <w:rPr>
-          <w:rFonts w:ascii="Calibri" w:eastAsia="Times New Roman" w:hAnsi="Calibri" w:cs="Calibri"/>
-          <w:color w:val="1F1A1A"/>
-          <w:sz w:val="22"/>
-          <w:szCs w:val="22"/>
-        </w:rPr>
-        <w:t>, incluidas las viejas (</w:t>
+        <w:t>Lo que se crea va firmado:</w:t>
+      </w:r>
+      <w:r>
+        <w:rPr>
+          <w:rFonts w:ascii="Calibri" w:eastAsia="Times New Roman" w:hAnsi="Calibri" w:cs="Calibri"/>
+          <w:color w:val="1F1A1A"/>
+          <w:sz w:val="22"/>
+          <w:szCs w:val="22"/>
+        </w:rPr>
+        <w:t xml:space="preserve"> los avisos (</w:t>
       </w:r>
       <w:r>
         <w:rPr>
           <w:rStyle w:val="HTMLCode"/>
         </w:rPr>
-        <w:t>CetisAsiste</w:t>
-      </w:r>
-      <w:r>
-        <w:rPr>
-          <w:rFonts w:ascii="Calibri" w:eastAsia="Times New Roman" w:hAnsi="Calibri" w:cs="Calibri"/>
-          <w:color w:val="1F1A1A"/>
-          <w:sz w:val="22"/>
-          <w:szCs w:val="22"/>
-        </w:rPr>
-        <w:t xml:space="preserve"> y los documentos antiguos de </w:t>
+        <w:t>creadaPor</w:t>
+      </w:r>
+      <w:r>
+        <w:rPr>
+          <w:rFonts w:ascii="Calibri" w:eastAsia="Times New Roman" w:hAnsi="Calibri" w:cs="Calibri"/>
+          <w:color w:val="1F1A1A"/>
+          <w:sz w:val="22"/>
+          <w:szCs w:val="22"/>
+        </w:rPr>
+        <w:t>), los estatus (</w:t>
       </w:r>
       <w:r>
         <w:rPr>
           <w:rStyle w:val="HTMLCode"/>
         </w:rPr>
-        <w:t>usuarios</w:t>
-      </w:r>
-      <w:r>
-        <w:rPr>
-          <w:rFonts w:ascii="Calibri" w:eastAsia="Times New Roman" w:hAnsi="Calibri" w:cs="Calibri"/>
-          <w:color w:val="1F1A1A"/>
-          <w:sz w:val="22"/>
-          <w:szCs w:val="22"/>
-        </w:rPr>
-        <w:t xml:space="preserve"> con contraseña).</w:t>
+        <w:t>asignadoPor</w:t>
+      </w:r>
+      <w:r>
+        <w:rPr>
+          <w:rFonts w:ascii="Calibri" w:eastAsia="Times New Roman" w:hAnsi="Calibri" w:cs="Calibri"/>
+          <w:color w:val="1F1A1A"/>
+          <w:sz w:val="22"/>
+          <w:szCs w:val="22"/>
+        </w:rPr>
+        <w:t>), los cambios de estado (</w:t>
+      </w:r>
+      <w:r>
+        <w:rPr>
+          <w:rStyle w:val="HTMLCode"/>
+        </w:rPr>
+        <w:t>por</w:t>
+      </w:r>
+      <w:r>
+        <w:rPr>
+          <w:rFonts w:ascii="Calibri" w:eastAsia="Times New Roman" w:hAnsi="Calibri" w:cs="Calibri"/>
+          <w:color w:val="1F1A1A"/>
+          <w:sz w:val="22"/>
+          <w:szCs w:val="22"/>
+        </w:rPr>
+        <w:t>), los registros (</w:t>
+      </w:r>
+      <w:r>
+        <w:rPr>
+          <w:rStyle w:val="HTMLCode"/>
+        </w:rPr>
+        <w:t>registradoPor</w:t>
+      </w:r>
+      <w:r>
+        <w:rPr>
+          <w:rFonts w:ascii="Calibri" w:eastAsia="Times New Roman" w:hAnsi="Calibri" w:cs="Calibri"/>
+          <w:color w:val="1F1A1A"/>
+          <w:sz w:val="22"/>
+          <w:szCs w:val="22"/>
+        </w:rPr>
+        <w:t>) y las salidas de grupo (</w:t>
+      </w:r>
+      <w:r>
+        <w:rPr>
+          <w:rStyle w:val="HTMLCode"/>
+        </w:rPr>
+        <w:t>autorizadaPor</w:t>
+      </w:r>
+      <w:r>
+        <w:rPr>
+          <w:rFonts w:ascii="Calibri" w:eastAsia="Times New Roman" w:hAnsi="Calibri" w:cs="Calibri"/>
+          <w:color w:val="1F1A1A"/>
+          <w:sz w:val="22"/>
+          <w:szCs w:val="22"/>
+        </w:rPr>
+        <w:t>) deben llevar el uid de quien los crea; si no, se rechazan.</w:t>
       </w:r>
     </w:p>
     <w:p>
       <w:pPr>
+        <w:numPr>
+          <w:ilvl w:val="0"/>
+          <w:numId w:val="2"/>
+        </w:numPr>
+        <w:spacing w:after="120"/>
         <w:rPr>
           <w:rFonts w:ascii="Calibri" w:eastAsia="Times New Roman" w:hAnsi="Calibri" w:cs="Calibri"/>
           <w:color w:val="1F1A1A"/>
@@ -32792,11 +35282,126 @@
       <w:r>
         <w:rPr>
           <w:rFonts w:ascii="Calibri" w:eastAsia="Times New Roman" w:hAnsi="Calibri" w:cs="Calibri"/>
-          <w:color w:val="1F1A1A"/>
-          <w:sz w:val="22"/>
-          <w:szCs w:val="22"/>
-        </w:rPr>
-        <w:pict w14:anchorId="4E11FFB3">
+          <w:b/>
+          <w:bCs/>
+          <w:color w:val="1F1A1A"/>
+          <w:sz w:val="22"/>
+          <w:szCs w:val="22"/>
+        </w:rPr>
+        <w:t>Pruebas:</w:t>
+      </w:r>
+      <w:r>
+        <w:rPr>
+          <w:rFonts w:ascii="Calibri" w:eastAsia="Times New Roman" w:hAnsi="Calibri" w:cs="Calibri"/>
+          <w:color w:val="1F1A1A"/>
+          <w:sz w:val="22"/>
+          <w:szCs w:val="22"/>
+        </w:rPr>
+        <w:t xml:space="preserve"> las reglas tienen 21 pruebas automáticas con el emulador (</w:t>
+      </w:r>
+      <w:hyperlink r:id="rId10" w:history="1">
+        <w:r>
+          <w:rPr>
+            <w:rStyle w:val="Hyperlink"/>
+            <w:rFonts w:ascii="Calibri" w:eastAsia="Times New Roman" w:hAnsi="Calibri" w:cs="Calibri"/>
+            <w:sz w:val="22"/>
+            <w:szCs w:val="22"/>
+          </w:rPr>
+          <w:t>firebase/pruebas-reglas</w:t>
+        </w:r>
+      </w:hyperlink>
+      <w:r>
+        <w:rPr>
+          <w:rFonts w:ascii="Calibri" w:eastAsia="Times New Roman" w:hAnsi="Calibri" w:cs="Calibri"/>
+          <w:color w:val="1F1A1A"/>
+          <w:sz w:val="22"/>
+          <w:szCs w:val="22"/>
+        </w:rPr>
+        <w:t>). Córrelas antes de publicar un cambio.</w:t>
+      </w:r>
+    </w:p>
+    <w:p>
+      <w:pPr>
+        <w:numPr>
+          <w:ilvl w:val="0"/>
+          <w:numId w:val="2"/>
+        </w:numPr>
+        <w:spacing w:after="120"/>
+        <w:rPr>
+          <w:rFonts w:ascii="Calibri" w:eastAsia="Times New Roman" w:hAnsi="Calibri" w:cs="Calibri"/>
+          <w:color w:val="1F1A1A"/>
+          <w:sz w:val="22"/>
+          <w:szCs w:val="22"/>
+        </w:rPr>
+      </w:pPr>
+      <w:r>
+        <w:rPr>
+          <w:rFonts w:ascii="Calibri" w:eastAsia="Times New Roman" w:hAnsi="Calibri" w:cs="Calibri"/>
+          <w:b/>
+          <w:bCs/>
+          <w:color w:val="1F1A1A"/>
+          <w:sz w:val="22"/>
+          <w:szCs w:val="22"/>
+        </w:rPr>
+        <w:t>Cualquier colección que no esté en la tabla queda cerrada</w:t>
+      </w:r>
+      <w:r>
+        <w:rPr>
+          <w:rFonts w:ascii="Calibri" w:eastAsia="Times New Roman" w:hAnsi="Calibri" w:cs="Calibri"/>
+          <w:color w:val="1F1A1A"/>
+          <w:sz w:val="22"/>
+          <w:szCs w:val="22"/>
+        </w:rPr>
+        <w:t>, incluidas las viejas (</w:t>
+      </w:r>
+      <w:r>
+        <w:rPr>
+          <w:rStyle w:val="HTMLCode"/>
+        </w:rPr>
+        <w:t>CetisAsiste</w:t>
+      </w:r>
+      <w:r>
+        <w:rPr>
+          <w:rFonts w:ascii="Calibri" w:eastAsia="Times New Roman" w:hAnsi="Calibri" w:cs="Calibri"/>
+          <w:color w:val="1F1A1A"/>
+          <w:sz w:val="22"/>
+          <w:szCs w:val="22"/>
+        </w:rPr>
+        <w:t xml:space="preserve"> y los documentos antiguos de </w:t>
+      </w:r>
+      <w:r>
+        <w:rPr>
+          <w:rStyle w:val="HTMLCode"/>
+        </w:rPr>
+        <w:t>usuarios</w:t>
+      </w:r>
+      <w:r>
+        <w:rPr>
+          <w:rFonts w:ascii="Calibri" w:eastAsia="Times New Roman" w:hAnsi="Calibri" w:cs="Calibri"/>
+          <w:color w:val="1F1A1A"/>
+          <w:sz w:val="22"/>
+          <w:szCs w:val="22"/>
+        </w:rPr>
+        <w:t xml:space="preserve"> con contraseña).</w:t>
+      </w:r>
+    </w:p>
+    <w:p>
+      <w:pPr>
+        <w:rPr>
+          <w:rFonts w:ascii="Calibri" w:eastAsia="Times New Roman" w:hAnsi="Calibri" w:cs="Calibri"/>
+          <w:color w:val="1F1A1A"/>
+          <w:sz w:val="22"/>
+          <w:szCs w:val="22"/>
+        </w:rPr>
+      </w:pPr>
+      <w:r>
+        <w:rPr>
+          <w:rFonts w:ascii="Calibri" w:eastAsia="Times New Roman" w:hAnsi="Calibri" w:cs="Calibri"/>
+          <w:color w:val="1F1A1A"/>
+          <w:sz w:val="22"/>
+          <w:szCs w:val="22"/>
+        </w:rPr>
+        <w:pict w14:anchorId="0E6443D0">
           <v:rect id="_x0000_i1031" style="width:0;height:1.5pt" o:hralign="center" o:hrstd="t" o:hr="t" fillcolor="#a0a0a0" stroked="f"/>
         </w:pict>
       </w:r>
@@ -32832,16 +35437,7 @@
           <w:sz w:val="22"/>
           <w:szCs w:val="22"/>
         </w:rPr>
-        <w:t>Firestore necesita un "índice compuesto" para las búsquedas que filtran por un campo y ordenan por otro. Hay 10 (consola →</w:t>
-      </w:r>
-      <w:r>
-        <w:rPr>
-          <w:rFonts w:ascii="Calibri" w:hAnsi="Calibri" w:cs="Calibri"/>
-          <w:color w:val="1F1A1A"/>
-          <w:sz w:val="22"/>
-          <w:szCs w:val="22"/>
-        </w:rPr>
-        <w:t xml:space="preserve"> </w:t>
+        <w:t xml:space="preserve">Firestore necesita un "índice compuesto" para las búsquedas que filtran por un campo y ordenan por otro. Hay 11 (consola → </w:t>
       </w:r>
       <w:r>
         <w:rPr>
@@ -32861,25 +35457,7 @@
           <w:sz w:val="22"/>
           <w:szCs w:val="22"/>
         </w:rPr>
-        <w:t xml:space="preserve"> </w:t>
-      </w:r>
-      <w:r>
-        <w:rPr>
-          <w:rFonts w:ascii="Calibri" w:hAnsi="Calibri" w:cs="Calibri"/>
-          <w:color w:val="1F1A1A"/>
-          <w:sz w:val="22"/>
-          <w:szCs w:val="22"/>
-        </w:rPr>
-        <w:t>→</w:t>
-      </w:r>
-      <w:r>
-        <w:rPr>
-          <w:rFonts w:ascii="Calibri" w:hAnsi="Calibri" w:cs="Calibri"/>
-          <w:color w:val="1F1A1A"/>
-          <w:sz w:val="22"/>
-          <w:szCs w:val="22"/>
-        </w:rPr>
-        <w:t xml:space="preserve"> </w:t>
+        <w:t xml:space="preserve"> → </w:t>
       </w:r>
       <w:r>
         <w:rPr>
@@ -32899,7 +35477,72 @@
           <w:sz w:val="22"/>
           <w:szCs w:val="22"/>
         </w:rPr>
-        <w:t xml:space="preserve">). Los de </w:t>
+        <w:t xml:space="preserve">); el de </w:t>
+      </w:r>
+      <w:r>
+        <w:rPr>
+          <w:rStyle w:val="HTMLCode"/>
+        </w:rPr>
+        <w:t>fecha</w:t>
+      </w:r>
+      <w:r>
+        <w:rPr>
+          <w:rFonts w:ascii="Calibri" w:hAnsi="Calibri" w:cs="Calibri"/>
+          <w:color w:val="1F1A1A"/>
+          <w:sz w:val="22"/>
+          <w:szCs w:val="22"/>
+        </w:rPr>
+        <w:t xml:space="preserve">, </w:t>
+      </w:r>
+      <w:r>
+        <w:rPr>
+          <w:rStyle w:val="HTMLCode"/>
+        </w:rPr>
+        <w:t>alerta</w:t>
+      </w:r>
+      <w:r>
+        <w:rPr>
+          <w:rFonts w:ascii="Calibri" w:hAnsi="Calibri" w:cs="Calibri"/>
+          <w:color w:val="1F1A1A"/>
+          <w:sz w:val="22"/>
+          <w:szCs w:val="22"/>
+        </w:rPr>
+        <w:t xml:space="preserve">, </w:t>
+      </w:r>
+      <w:r>
+        <w:rPr>
+          <w:rStyle w:val="HTMLCode"/>
+        </w:rPr>
+        <w:t>fechaHora</w:t>
+      </w:r>
+      <w:r>
+        <w:rPr>
+          <w:rFonts w:ascii="Calibri" w:hAnsi="Calibri" w:cs="Calibri"/>
+          <w:color w:val="1F1A1A"/>
+          <w:sz w:val="22"/>
+          <w:szCs w:val="22"/>
+        </w:rPr>
+        <w:t xml:space="preserve"> es del 20 de octubre (ADR-010) y </w:t>
+      </w:r>
+      <w:r>
+        <w:rPr>
+          <w:rFonts w:ascii="Calibri" w:hAnsi="Calibri" w:cs="Calibri"/>
+          <w:b/>
+          <w:bCs/>
+          <w:color w:val="1F1A1A"/>
+          <w:sz w:val="22"/>
+          <w:szCs w:val="22"/>
+        </w:rPr>
+        <w:t>hay que crearlo en la consola</w:t>
+      </w:r>
+      <w:r>
+        <w:rPr>
+          <w:rFonts w:ascii="Calibri" w:hAnsi="Calibri" w:cs="Calibri"/>
+          <w:color w:val="1F1A1A"/>
+          <w:sz w:val="22"/>
+          <w:szCs w:val="22"/>
+        </w:rPr>
+        <w:t xml:space="preserve">. Los de </w:t>
       </w:r>
       <w:r>
         <w:rPr>
@@ -32965,8 +35608,8 @@
       </w:tblPr>
       <w:tblGrid>
         <w:gridCol w:w="1586"/>
-        <w:gridCol w:w="4228"/>
-        <w:gridCol w:w="3850"/>
+        <w:gridCol w:w="3839"/>
+        <w:gridCol w:w="4239"/>
       </w:tblGrid>
       <w:tr>
         <w:tc>
@@ -33496,7 +36139,156 @@
                 <w:sz w:val="19"/>
                 <w:szCs w:val="19"/>
               </w:rPr>
-              <w:t>Registros de un día (Control Escolar, prefecto)</w:t>
+              <w:t>Registros de un día (Control Escolar, prefecto: "Últimos escaneos")</w:t>
+            </w:r>
+          </w:p>
+        </w:tc>
+      </w:tr>
+      <w:tr>
+        <w:tc>
+          <w:tcPr>
+            <w:tcW w:w="0" w:type="auto"/>
+            <w:tcBorders>
+              <w:top w:val="single" w:sz="6" w:space="0" w:color="D9C9C5"/>
+              <w:left w:val="single" w:sz="6" w:space="0" w:color="D9C9C5"/>
+              <w:bottom w:val="single" w:sz="6" w:space="0" w:color="D9C9C5"/>
+              <w:right w:val="single" w:sz="6" w:space="0" w:color="D9C9C5"/>
+            </w:tcBorders>
+            <w:tcMar>
+              <w:top w:w="60" w:type="dxa"/>
+              <w:left w:w="100" w:type="dxa"/>
+              <w:bottom w:w="60" w:type="dxa"/>
+              <w:right w:w="100" w:type="dxa"/>
+            </w:tcMar>
+            <w:hideMark/>
+          </w:tcPr>
+          <w:p>
+            <w:pPr>
+              <w:pStyle w:val="celda"/>
+              <w:rPr>
+                <w:rFonts w:ascii="Calibri" w:hAnsi="Calibri" w:cs="Calibri"/>
+                <w:color w:val="1F1A1A"/>
+                <w:sz w:val="19"/>
+                <w:szCs w:val="19"/>
+              </w:rPr>
+            </w:pPr>
+            <w:r>
+              <w:rPr>
+                <w:rStyle w:val="HTMLCode"/>
+              </w:rPr>
+              <w:t>registros</w:t>
+            </w:r>
+          </w:p>
+        </w:tc>
+        <w:tc>
+          <w:tcPr>
+            <w:tcW w:w="0" w:type="auto"/>
+            <w:tcBorders>
+              <w:top w:val="single" w:sz="6" w:space="0" w:color="D9C9C5"/>
+              <w:left w:val="single" w:sz="6" w:space="0" w:color="D9C9C5"/>
+              <w:bottom w:val="single" w:sz="6" w:space="0" w:color="D9C9C5"/>
+              <w:right w:val="single" w:sz="6" w:space="0" w:color="D9C9C5"/>
+            </w:tcBorders>
+            <w:tcMar>
+              <w:top w:w="60" w:type="dxa"/>
+              <w:left w:w="100" w:type="dxa"/>
+              <w:bottom w:w="60" w:type="dxa"/>
+              <w:right w:w="100" w:type="dxa"/>
+            </w:tcMar>
+            <w:hideMark/>
+          </w:tcPr>
+          <w:p>
+            <w:pPr>
+              <w:pStyle w:val="celda"/>
+              <w:rPr>
+                <w:rFonts w:ascii="Calibri" w:hAnsi="Calibri" w:cs="Calibri"/>
+                <w:color w:val="1F1A1A"/>
+                <w:sz w:val="19"/>
+                <w:szCs w:val="19"/>
+              </w:rPr>
+            </w:pPr>
+            <w:r>
+              <w:rPr>
+                <w:rStyle w:val="HTMLCode"/>
+              </w:rPr>
+              <w:t>fecha</w:t>
+            </w:r>
+            <w:r>
+              <w:rPr>
+                <w:rFonts w:ascii="Calibri" w:hAnsi="Calibri" w:cs="Calibri"/>
+                <w:color w:val="1F1A1A"/>
+                <w:sz w:val="19"/>
+                <w:szCs w:val="19"/>
+              </w:rPr>
+              <w:t xml:space="preserve"> ↑, </w:t>
+            </w:r>
+            <w:r>
+              <w:rPr>
+                <w:rStyle w:val="HTMLCode"/>
+              </w:rPr>
+              <w:t>alerta</w:t>
+            </w:r>
+            <w:r>
+              <w:rPr>
+                <w:rFonts w:ascii="Calibri" w:hAnsi="Calibri" w:cs="Calibri"/>
+                <w:color w:val="1F1A1A"/>
+                <w:sz w:val="19"/>
+                <w:szCs w:val="19"/>
+              </w:rPr>
+              <w:t xml:space="preserve"> ↑, </w:t>
+            </w:r>
+            <w:r>
+              <w:rPr>
+                <w:rStyle w:val="HTMLCode"/>
+              </w:rPr>
+              <w:t>fechaHora</w:t>
+            </w:r>
+            <w:r>
+              <w:rPr>
+                <w:rFonts w:ascii="Calibri" w:hAnsi="Calibri" w:cs="Calibri"/>
+                <w:color w:val="1F1A1A"/>
+                <w:sz w:val="19"/>
+                <w:szCs w:val="19"/>
+              </w:rPr>
+              <w:t xml:space="preserve"> ↓</w:t>
+            </w:r>
+          </w:p>
+        </w:tc>
+        <w:tc>
+          <w:tcPr>
+            <w:tcW w:w="0" w:type="auto"/>
+            <w:tcBorders>
+              <w:top w:val="single" w:sz="6" w:space="0" w:color="D9C9C5"/>
+              <w:left w:val="single" w:sz="6" w:space="0" w:color="D9C9C5"/>
+              <w:bottom w:val="single" w:sz="6" w:space="0" w:color="D9C9C5"/>
+              <w:right w:val="single" w:sz="6" w:space="0" w:color="D9C9C5"/>
+            </w:tcBorders>
+            <w:tcMar>
+              <w:top w:w="60" w:type="dxa"/>
+              <w:left w:w="100" w:type="dxa"/>
+              <w:bottom w:w="60" w:type="dxa"/>
+              <w:right w:w="100" w:type="dxa"/>
+            </w:tcMar>
+            <w:hideMark/>
+          </w:tcPr>
+          <w:p>
+            <w:pPr>
+              <w:pStyle w:val="celda"/>
+              <w:rPr>
+                <w:rFonts w:ascii="Calibri" w:hAnsi="Calibri" w:cs="Calibri"/>
+                <w:color w:val="1F1A1A"/>
+                <w:sz w:val="19"/>
+                <w:szCs w:val="19"/>
+              </w:rPr>
+            </w:pPr>
+            <w:r>
+              <w:rPr>
+                <w:rFonts w:ascii="Calibri" w:hAnsi="Calibri" w:cs="Calibri"/>
+                <w:color w:val="1F1A1A"/>
+                <w:sz w:val="19"/>
+                <w:szCs w:val="19"/>
+              </w:rPr>
+              <w:t>Alertas de un día (prefecto: "Alertas de hoy"; Control Escolar)</w:t>
             </w:r>
           </w:p>
         </w:tc>
@@ -34571,7 +37363,7 @@
           <w:sz w:val="22"/>
           <w:szCs w:val="22"/>
         </w:rPr>
-        <w:pict w14:anchorId="238B5E8E">
+        <w:pict w14:anchorId="378A2EC5">
           <v:rect id="_x0000_i1032" style="width:0;height:1.5pt" o:hralign="center" o:hrstd="t" o:hr="t" fillcolor="#a0a0a0" stroked="f"/>
         </w:pict>
       </w:r>
@@ -34611,29 +37403,15 @@
           <w:color w:val="1F1A1A"/>
         </w:rPr>
         <w:br/>
-        <w:t>        </w:t>
+        <w:t>        │</w:t>
       </w:r>
       <w:r>
         <w:rPr>
           <w:rFonts w:cs="Calibri"/>
           <w:color w:val="1F1A1A"/>
         </w:rPr>
-        <w:t>│</w:t>
-      </w:r>
-      <w:r>
-        <w:rPr>
-          <w:rFonts w:cs="Calibri"/>
-          <w:color w:val="1F1A1A"/>
-        </w:rPr>
         <w:br/>
-        <w:t>        </w:t>
-      </w:r>
-      <w:r>
-        <w:rPr>
-          <w:rFonts w:cs="Calibri"/>
-          <w:color w:val="1F1A1A"/>
-        </w:rPr>
-        <w:t>▼</w:t>
+        <w:t>        ▼</w:t>
       </w:r>
       <w:r>
         <w:rPr>
@@ -34649,14 +37427,15 @@
           <w:color w:val="1F1A1A"/>
         </w:rPr>
         <w:br/>
-        <w:t>        </w:t>
+        <w:t>        │</w:t>
       </w:r>
       <w:r>
         <w:rPr>
           <w:rFonts w:cs="Calibri"/>
           <w:color w:val="1F1A1A"/>
         </w:rPr>
-        <w:t>│</w:t>
+        <w:br/>
+        <w:t>        ▼</w:t>
       </w:r>
       <w:r>
         <w:rPr>
@@ -34664,14 +37443,15 @@
           <w:color w:val="1F1A1A"/>
         </w:rPr>
         <w:br/>
-        <w:t>        </w:t>
+        <w:t>Authentication revisa la contraseña ──── incorrecta ──► "No. de control o contraseña incorrectas."</w:t>
       </w:r>
       <w:r>
         <w:rPr>
           <w:rFonts w:cs="Calibri"/>
           <w:color w:val="1F1A1A"/>
         </w:rPr>
-        <w:t>▼</w:t>
+        <w:br/>
+        <w:t>        │ correcta</w:t>
       </w:r>
       <w:r>
         <w:rPr>
@@ -34679,35 +37459,38 @@
           <w:color w:val="1F1A1A"/>
         </w:rPr>
         <w:br/>
-        <w:t>Authentication revisa la contraseña </w:t>
+        <w:t>        ▼</w:t>
       </w:r>
       <w:r>
         <w:rPr>
           <w:rFonts w:cs="Calibri"/>
           <w:color w:val="1F1A1A"/>
         </w:rPr>
-        <w:t>────</w:t>
+        <w:br/>
+        <w:t>La app lee usuarios/{uid} ─── no existe ──► "Tu cuenta </w:t>
       </w:r>
       <w:r>
         <w:rPr>
           <w:rFonts w:cs="Calibri"/>
           <w:color w:val="1F1A1A"/>
         </w:rPr>
-        <w:t> incorrecta </w:t>
+        <w:t>todavía no está dada de alta…"</w:t>
       </w:r>
       <w:r>
         <w:rPr>
           <w:rFonts w:cs="Calibri"/>
           <w:color w:val="1F1A1A"/>
         </w:rPr>
-        <w:t>──►</w:t>
+        <w:br/>
+        <w:t>        │                  └─ activo = false ► "Tu cuenta está desactivada…"</w:t>
       </w:r>
       <w:r>
         <w:rPr>
           <w:rFonts w:cs="Calibri"/>
           <w:color w:val="1F1A1A"/>
         </w:rPr>
-        <w:t> "No. de control o contraseña incorrectas."</w:t>
+        <w:br/>
+        <w:t>        ▼</w:t>
       </w:r>
       <w:r>
         <w:rPr>
@@ -34715,21 +37498,23 @@
           <w:color w:val="1F1A1A"/>
         </w:rPr>
         <w:br/>
-        <w:t>        </w:t>
+        <w:t>¿debeCambiarContrasena = true o contrasenaVence ya pasó? ── sí ──► Cambiar contraseña</w:t>
       </w:r>
       <w:r>
         <w:rPr>
           <w:rFonts w:cs="Calibri"/>
           <w:color w:val="1F1A1A"/>
         </w:rPr>
-        <w:t>│</w:t>
+        <w:br/>
+        <w:t>        │ no                                                      (y luego sigue)</w:t>
       </w:r>
       <w:r>
         <w:rPr>
           <w:rFonts w:cs="Calibri"/>
           <w:color w:val="1F1A1A"/>
         </w:rPr>
-        <w:t> correcta</w:t>
+        <w:br/>
+        <w:t>        ▼</w:t>
       </w:r>
       <w:r>
         <w:rPr>
@@ -34737,14 +37522,15 @@
           <w:color w:val="1F1A1A"/>
         </w:rPr>
         <w:br/>
-        <w:t>        </w:t>
+        <w:t>Según el rol:  padre → vistas de padre        alumno   → vistas de alumno</w:t>
       </w:r>
       <w:r>
         <w:rPr>
           <w:rFonts w:cs="Calibri"/>
           <w:color w:val="1F1A1A"/>
         </w:rPr>
-        <w:t>▼</w:t>
+        <w:br/>
+        <w:t>               prefecto → vistas de prefecto  profesor → vistas de profesor</w:t>
       </w:r>
       <w:r>
         <w:rPr>
@@ -34752,274 +37538,7 @@
           <w:color w:val="1F1A1A"/>
         </w:rPr>
         <w:br/>
-        <w:t>La app lee usuarios/{uid} </w:t>
-      </w:r>
-      <w:r>
-        <w:rPr>
-          <w:rFonts w:cs="Calibri"/>
-          <w:color w:val="1F1A1A"/>
-        </w:rPr>
-        <w:t>───</w:t>
-      </w:r>
-      <w:r>
-        <w:rPr>
-          <w:rFonts w:cs="Calibri"/>
-          <w:color w:val="1F1A1A"/>
-        </w:rPr>
-        <w:t> no existe </w:t>
-      </w:r>
-      <w:r>
-        <w:rPr>
-          <w:rFonts w:cs="Calibri"/>
-          <w:color w:val="1F1A1A"/>
-        </w:rPr>
-        <w:t>──►</w:t>
-      </w:r>
-      <w:r>
-        <w:rPr>
-          <w:rFonts w:cs="Calibri"/>
-          <w:color w:val="1F1A1A"/>
-        </w:rPr>
-        <w:t> "Tu cuenta </w:t>
-      </w:r>
-      <w:r>
-        <w:rPr>
-          <w:rFonts w:cs="Calibri"/>
-          <w:color w:val="1F1A1A"/>
-        </w:rPr>
-        <w:t>todavía no está dada de alta…"</w:t>
-      </w:r>
-      <w:r>
-        <w:rPr>
-          <w:rFonts w:cs="Calibri"/>
-          <w:color w:val="1F1A1A"/>
-        </w:rPr>
-        <w:br/>
-        <w:t>        </w:t>
-      </w:r>
-      <w:r>
-        <w:rPr>
-          <w:rFonts w:cs="Calibri"/>
-          <w:color w:val="1F1A1A"/>
-        </w:rPr>
-        <w:t>│</w:t>
-      </w:r>
-      <w:r>
-        <w:rPr>
-          <w:rFonts w:cs="Calibri"/>
-          <w:color w:val="1F1A1A"/>
-        </w:rPr>
-        <w:t>                  </w:t>
-      </w:r>
-      <w:r>
-        <w:rPr>
-          <w:rFonts w:cs="Calibri"/>
-          <w:color w:val="1F1A1A"/>
-        </w:rPr>
-        <w:t>└─</w:t>
-      </w:r>
-      <w:r>
-        <w:rPr>
-          <w:rFonts w:cs="Calibri"/>
-          <w:color w:val="1F1A1A"/>
-        </w:rPr>
-        <w:t> activo = false </w:t>
-      </w:r>
-      <w:r>
-        <w:rPr>
-          <w:rFonts w:cs="Calibri"/>
-          <w:color w:val="1F1A1A"/>
-        </w:rPr>
-        <w:t>►</w:t>
-      </w:r>
-      <w:r>
-        <w:rPr>
-          <w:rFonts w:cs="Calibri"/>
-          <w:color w:val="1F1A1A"/>
-        </w:rPr>
-        <w:t> "Tu cuenta está desactivada…"</w:t>
-      </w:r>
-      <w:r>
-        <w:rPr>
-          <w:rFonts w:cs="Calibri"/>
-          <w:color w:val="1F1A1A"/>
-        </w:rPr>
-        <w:br/>
-        <w:t>        </w:t>
-      </w:r>
-      <w:r>
-        <w:rPr>
-          <w:rFonts w:cs="Calibri"/>
-          <w:color w:val="1F1A1A"/>
-        </w:rPr>
-        <w:t>▼</w:t>
-      </w:r>
-      <w:r>
-        <w:rPr>
-          <w:rFonts w:cs="Calibri"/>
-          <w:color w:val="1F1A1A"/>
-        </w:rPr>
-        <w:br/>
-        <w:t>¿debeCambiarContrasena = true o contrasenaVence ya pasó? </w:t>
-      </w:r>
-      <w:r>
-        <w:rPr>
-          <w:rFonts w:cs="Calibri"/>
-          <w:color w:val="1F1A1A"/>
-        </w:rPr>
-        <w:t>──</w:t>
-      </w:r>
-      <w:r>
-        <w:rPr>
-          <w:rFonts w:cs="Calibri"/>
-          <w:color w:val="1F1A1A"/>
-        </w:rPr>
-        <w:t> sí </w:t>
-      </w:r>
-      <w:r>
-        <w:rPr>
-          <w:rFonts w:cs="Calibri"/>
-          <w:color w:val="1F1A1A"/>
-        </w:rPr>
-        <w:t>──►</w:t>
-      </w:r>
-      <w:r>
-        <w:rPr>
-          <w:rFonts w:cs="Calibri"/>
-          <w:color w:val="1F1A1A"/>
-        </w:rPr>
-        <w:t> Cambiar contraseña</w:t>
-      </w:r>
-      <w:r>
-        <w:rPr>
-          <w:rFonts w:cs="Calibri"/>
-          <w:color w:val="1F1A1A"/>
-        </w:rPr>
-        <w:br/>
-        <w:t>        </w:t>
-      </w:r>
-      <w:r>
-        <w:rPr>
-          <w:rFonts w:cs="Calibri"/>
-          <w:color w:val="1F1A1A"/>
-        </w:rPr>
-        <w:t>│</w:t>
-      </w:r>
-      <w:r>
-        <w:rPr>
-          <w:rFonts w:cs="Calibri"/>
-          <w:color w:val="1F1A1A"/>
-        </w:rPr>
-        <w:t> no                                                      (y luego sigue)</w:t>
-      </w:r>
-      <w:r>
-        <w:rPr>
-          <w:rFonts w:cs="Calibri"/>
-          <w:color w:val="1F1A1A"/>
-        </w:rPr>
-        <w:br/>
-        <w:t>        </w:t>
-      </w:r>
-      <w:r>
-        <w:rPr>
-          <w:rFonts w:cs="Calibri"/>
-          <w:color w:val="1F1A1A"/>
-        </w:rPr>
-        <w:t>▼</w:t>
-      </w:r>
-      <w:r>
-        <w:rPr>
-          <w:rFonts w:cs="Calibri"/>
-          <w:color w:val="1F1A1A"/>
-        </w:rPr>
-        <w:br/>
-        <w:t>Según el rol:  padre </w:t>
-      </w:r>
-      <w:r>
-        <w:rPr>
-          <w:rFonts w:cs="Calibri"/>
-          <w:color w:val="1F1A1A"/>
-        </w:rPr>
-        <w:t>→</w:t>
-      </w:r>
-      <w:r>
-        <w:rPr>
-          <w:rFonts w:cs="Calibri"/>
-          <w:color w:val="1F1A1A"/>
-        </w:rPr>
-        <w:t> vistas de padre        alumno   </w:t>
-      </w:r>
-      <w:r>
-        <w:rPr>
-          <w:rFonts w:cs="Calibri"/>
-          <w:color w:val="1F1A1A"/>
-        </w:rPr>
-        <w:t>→</w:t>
-      </w:r>
-      <w:r>
-        <w:rPr>
-          <w:rFonts w:cs="Calibri"/>
-          <w:color w:val="1F1A1A"/>
-        </w:rPr>
-        <w:t> vistas de alumno</w:t>
-      </w:r>
-      <w:r>
-        <w:rPr>
-          <w:rFonts w:cs="Calibri"/>
-          <w:color w:val="1F1A1A"/>
-        </w:rPr>
-        <w:br/>
-        <w:t>               prefecto </w:t>
-      </w:r>
-      <w:r>
-        <w:rPr>
-          <w:rFonts w:cs="Calibri"/>
-          <w:color w:val="1F1A1A"/>
-        </w:rPr>
-        <w:t>→</w:t>
-      </w:r>
-      <w:r>
-        <w:rPr>
-          <w:rFonts w:cs="Calibri"/>
-          <w:color w:val="1F1A1A"/>
-        </w:rPr>
-        <w:t> vistas de prefecto  profesor </w:t>
-      </w:r>
-      <w:r>
-        <w:rPr>
-          <w:rFonts w:cs="Calibri"/>
-          <w:color w:val="1F1A1A"/>
-        </w:rPr>
-        <w:t>→</w:t>
-      </w:r>
-      <w:r>
-        <w:rPr>
-          <w:rFonts w:cs="Calibri"/>
-          <w:color w:val="1F1A1A"/>
-        </w:rPr>
-        <w:t> vistas de profesor</w:t>
-      </w:r>
-      <w:r>
-        <w:rPr>
-          <w:rFonts w:cs="Calibri"/>
-          <w:color w:val="1F1A1A"/>
-        </w:rPr>
-        <w:br/>
-        <w:t>               enfermería, Control Escolar </w:t>
-      </w:r>
-      <w:r>
-        <w:rPr>
-          <w:rFonts w:cs="Calibri"/>
-          <w:color w:val="1F1A1A"/>
-        </w:rPr>
-        <w:t>→</w:t>
-      </w:r>
-      <w:r>
-        <w:rPr>
-          <w:rFonts w:cs="Calibri"/>
-          <w:color w:val="1F1A1A"/>
-        </w:rPr>
-        <w:t> aviso "se usa desde </w:t>
+        <w:t>               enfermería, Control Escolar → aviso "se usa desde </w:t>
       </w:r>
       <w:r>
         <w:rPr>
@@ -35065,7 +37584,7 @@
           <w:sz w:val="22"/>
           <w:szCs w:val="22"/>
         </w:rPr>
-        <w:pict w14:anchorId="34B72FF9">
+        <w:pict w14:anchorId="4B311BD9">
           <v:rect id="_x0000_i1033" style="width:0;height:1.5pt" o:hralign="center" o:hrstd="t" o:hr="t" fillcolor="#a0a0a0" stroked="f"/>
         </w:pict>
       </w:r>
@@ -36012,25 +38531,7 @@
           <w:sz w:val="22"/>
           <w:szCs w:val="22"/>
         </w:rPr>
-        <w:t xml:space="preserve"> </w:t>
-      </w:r>
-      <w:r>
-        <w:rPr>
-          <w:rFonts w:ascii="Calibri" w:eastAsia="Times New Roman" w:hAnsi="Calibri" w:cs="Calibri"/>
-          <w:color w:val="1F1A1A"/>
-          <w:sz w:val="22"/>
-          <w:szCs w:val="22"/>
-        </w:rPr>
-        <w:t>→</w:t>
-      </w:r>
-      <w:r>
-        <w:rPr>
-          <w:rFonts w:ascii="Calibri" w:eastAsia="Times New Roman" w:hAnsi="Calibri" w:cs="Calibri"/>
-          <w:color w:val="1F1A1A"/>
-          <w:sz w:val="22"/>
-          <w:szCs w:val="22"/>
-        </w:rPr>
-        <w:t xml:space="preserve"> </w:t>
+        <w:t xml:space="preserve"> → </w:t>
       </w:r>
       <w:r>
         <w:rPr>
@@ -37093,25 +39594,7 @@
           <w:sz w:val="22"/>
           <w:szCs w:val="22"/>
         </w:rPr>
-        <w:t xml:space="preserve"> </w:t>
-      </w:r>
-      <w:r>
-        <w:rPr>
-          <w:rFonts w:ascii="Calibri" w:eastAsia="Times New Roman" w:hAnsi="Calibri" w:cs="Calibri"/>
-          <w:color w:val="1F1A1A"/>
-          <w:sz w:val="22"/>
-          <w:szCs w:val="22"/>
-        </w:rPr>
-        <w:t>→</w:t>
-      </w:r>
-      <w:r>
-        <w:rPr>
-          <w:rFonts w:ascii="Calibri" w:eastAsia="Times New Roman" w:hAnsi="Calibri" w:cs="Calibri"/>
-          <w:color w:val="1F1A1A"/>
-          <w:sz w:val="22"/>
-          <w:szCs w:val="22"/>
-        </w:rPr>
-        <w:t xml:space="preserve"> </w:t>
+        <w:t xml:space="preserve"> → </w:t>
       </w:r>
       <w:r>
         <w:rPr>
@@ -37346,25 +39829,7 @@
           <w:sz w:val="22"/>
           <w:szCs w:val="22"/>
         </w:rPr>
-        <w:t xml:space="preserve"> </w:t>
-      </w:r>
-      <w:r>
-        <w:rPr>
-          <w:rFonts w:ascii="Calibri" w:eastAsia="Times New Roman" w:hAnsi="Calibri" w:cs="Calibri"/>
-          <w:color w:val="1F1A1A"/>
-          <w:sz w:val="22"/>
-          <w:szCs w:val="22"/>
-        </w:rPr>
-        <w:t>→</w:t>
-      </w:r>
-      <w:r>
-        <w:rPr>
-          <w:rFonts w:ascii="Calibri" w:eastAsia="Times New Roman" w:hAnsi="Calibri" w:cs="Calibri"/>
-          <w:color w:val="1F1A1A"/>
-          <w:sz w:val="22"/>
-          <w:szCs w:val="22"/>
-        </w:rPr>
-        <w:t xml:space="preserve"> </w:t>
+        <w:t xml:space="preserve"> → </w:t>
       </w:r>
       <w:r>
         <w:rPr>
@@ -37439,8 +39904,7 @@
     <w:p>
       <w:pPr>
         <w:shd w:val="clear" w:color="auto" w:fill="F7F5F4"/>
-        <w:spacing w:before="120" w:after="200"/>
-        <w:divId w:val="946620521"/>
+        <w:divId w:val="1269198609"/>
         <w:rPr>
           <w:rFonts w:ascii="Calibri" w:eastAsia="Times New Roman" w:hAnsi="Calibri" w:cs="Calibri"/>
           <w:color w:val="1F1A1A"/>
@@ -37455,23 +39919,13 @@
           <w:sz w:val="22"/>
           <w:szCs w:val="22"/>
         </w:rPr>
-        <w:t>Con 2,500 a</w:t>
-      </w:r>
-      <w:r>
-        <w:rPr>
-          <w:rFonts w:ascii="Calibri" w:eastAsia="Times New Roman" w:hAnsi="Calibri" w:cs="Calibri"/>
-          <w:color w:val="1F1A1A"/>
-          <w:sz w:val="22"/>
-          <w:szCs w:val="22"/>
-        </w:rPr>
-        <w:t>lumnos esto no se hace a mano: hace falta la herramienta de importación masiva (ADR-005, acción 7).</w:t>
+        <w:t>Con 2,500 alumnos esto no se hace a mano: hace falta la herramienta de importación masiva (ADR-005, acción 7).</w:t>
       </w:r>
     </w:p>
     <w:p>
       <w:pPr>
         <w:shd w:val="clear" w:color="auto" w:fill="F7F5F4"/>
-        <w:spacing w:before="120" w:after="200"/>
-        <w:divId w:val="205223737"/>
+        <w:divId w:val="2098288965"/>
         <w:rPr>
           <w:rFonts w:ascii="Calibri" w:eastAsia="Times New Roman" w:hAnsi="Calibri" w:cs="Calibri"/>
           <w:color w:val="1F1A1A"/>
@@ -37998,25 +40452,7 @@
           <w:sz w:val="22"/>
           <w:szCs w:val="22"/>
         </w:rPr>
-        <w:t xml:space="preserve"> </w:t>
-      </w:r>
-      <w:r>
-        <w:rPr>
-          <w:rFonts w:ascii="Calibri" w:eastAsia="Times New Roman" w:hAnsi="Calibri" w:cs="Calibri"/>
-          <w:color w:val="1F1A1A"/>
-          <w:sz w:val="22"/>
-          <w:szCs w:val="22"/>
-        </w:rPr>
-        <w:t>→</w:t>
-      </w:r>
-      <w:r>
-        <w:rPr>
-          <w:rFonts w:ascii="Calibri" w:eastAsia="Times New Roman" w:hAnsi="Calibri" w:cs="Calibri"/>
-          <w:color w:val="1F1A1A"/>
-          <w:sz w:val="22"/>
-          <w:szCs w:val="22"/>
-        </w:rPr>
-        <w:t xml:space="preserve"> </w:t>
+        <w:t xml:space="preserve"> → </w:t>
       </w:r>
       <w:r>
         <w:rPr>
@@ -38036,25 +40472,7 @@
           <w:sz w:val="22"/>
           <w:szCs w:val="22"/>
         </w:rPr>
-        <w:t xml:space="preserve"> </w:t>
-      </w:r>
-      <w:r>
-        <w:rPr>
-          <w:rFonts w:ascii="Calibri" w:eastAsia="Times New Roman" w:hAnsi="Calibri" w:cs="Calibri"/>
-          <w:color w:val="1F1A1A"/>
-          <w:sz w:val="22"/>
-          <w:szCs w:val="22"/>
-        </w:rPr>
-        <w:t>→</w:t>
-      </w:r>
-      <w:r>
-        <w:rPr>
-          <w:rFonts w:ascii="Calibri" w:eastAsia="Times New Roman" w:hAnsi="Calibri" w:cs="Calibri"/>
-          <w:color w:val="1F1A1A"/>
-          <w:sz w:val="22"/>
-          <w:szCs w:val="22"/>
-        </w:rPr>
-        <w:t xml:space="preserve"> </w:t>
+        <w:t xml:space="preserve"> → </w:t>
       </w:r>
       <w:r>
         <w:rPr>
@@ -38224,25 +40642,7 @@
           <w:sz w:val="22"/>
           <w:szCs w:val="22"/>
         </w:rPr>
-        <w:t xml:space="preserve"> </w:t>
-      </w:r>
-      <w:r>
-        <w:rPr>
-          <w:rFonts w:ascii="Calibri" w:eastAsia="Times New Roman" w:hAnsi="Calibri" w:cs="Calibri"/>
-          <w:color w:val="1F1A1A"/>
-          <w:sz w:val="22"/>
-          <w:szCs w:val="22"/>
-        </w:rPr>
-        <w:t>→</w:t>
-      </w:r>
-      <w:r>
-        <w:rPr>
-          <w:rFonts w:ascii="Calibri" w:eastAsia="Times New Roman" w:hAnsi="Calibri" w:cs="Calibri"/>
-          <w:color w:val="1F1A1A"/>
-          <w:sz w:val="22"/>
-          <w:szCs w:val="22"/>
-        </w:rPr>
-        <w:t xml:space="preserve"> </w:t>
+        <w:t xml:space="preserve"> → </w:t>
       </w:r>
       <w:r>
         <w:rPr>
@@ -39005,7 +41405,7 @@
         </w:rPr>
         <w:t xml:space="preserve">(Perfil), pero pide la contraseña actual: sirve para cambiarla, no para recuperarla. Para una contraseña olvidada sigue haciendo falta este camino o la web (ver </w:t>
       </w:r>
-      <w:hyperlink r:id="rId10" w:history="1">
+      <w:hyperlink r:id="rId11" w:history="1">
         <w:r>
           <w:rPr>
             <w:rStyle w:val="Hyperlink"/>
@@ -39136,7 +41536,7 @@
           <w:sz w:val="22"/>
           <w:szCs w:val="22"/>
         </w:rPr>
-        <w:pict w14:anchorId="72B83ABF">
+        <w:pict w14:anchorId="36063D55">
           <v:rect id="_x0000_i1034" style="width:0;height:1.5pt" o:hralign="center" o:hrstd="t" o:hr="t" fillcolor="#a0a0a0" stroked="f"/>
         </w:pict>
       </w:r>
@@ -39526,6 +41926,186 @@
               <w:rPr>
                 <w:rStyle w:val="HTMLCode"/>
               </w:rPr>
+              <w:t>datos/Avisos.kt</w:t>
+            </w:r>
+          </w:p>
+        </w:tc>
+        <w:tc>
+          <w:tcPr>
+            <w:tcW w:w="0" w:type="auto"/>
+            <w:tcBorders>
+              <w:top w:val="single" w:sz="6" w:space="0" w:color="D9C9C5"/>
+              <w:left w:val="single" w:sz="6" w:space="0" w:color="D9C9C5"/>
+              <w:bottom w:val="single" w:sz="6" w:space="0" w:color="D9C9C5"/>
+              <w:right w:val="single" w:sz="6" w:space="0" w:color="D9C9C5"/>
+            </w:tcBorders>
+            <w:tcMar>
+              <w:top w:w="60" w:type="dxa"/>
+              <w:left w:w="100" w:type="dxa"/>
+              <w:bottom w:w="60" w:type="dxa"/>
+              <w:right w:w="100" w:type="dxa"/>
+            </w:tcMar>
+            <w:hideMark/>
+          </w:tcPr>
+          <w:p>
+            <w:pPr>
+              <w:pStyle w:val="celda"/>
+              <w:rPr>
+                <w:rFonts w:ascii="Calibri" w:hAnsi="Calibri" w:cs="Calibri"/>
+                <w:color w:val="1F1A1A"/>
+                <w:sz w:val="19"/>
+                <w:szCs w:val="19"/>
+              </w:rPr>
+            </w:pPr>
+            <w:r>
+              <w:rPr>
+                <w:rFonts w:ascii="Calibri" w:hAnsi="Calibri" w:cs="Calibri"/>
+                <w:color w:val="1F1A1A"/>
+                <w:sz w:val="19"/>
+                <w:szCs w:val="19"/>
+              </w:rPr>
+              <w:t xml:space="preserve">A quién se le avisa de qué y cómo se arma un aviso del buzón (sin Firebase; pruebas en </w:t>
+            </w:r>
+            <w:r>
+              <w:rPr>
+                <w:rStyle w:val="HTMLCode"/>
+              </w:rPr>
+              <w:t>AvisosTest</w:t>
+            </w:r>
+            <w:r>
+              <w:rPr>
+                <w:rFonts w:ascii="Calibri" w:hAnsi="Calibri" w:cs="Calibri"/>
+                <w:color w:val="1F1A1A"/>
+                <w:sz w:val="19"/>
+                <w:szCs w:val="19"/>
+              </w:rPr>
+              <w:t>)</w:t>
+            </w:r>
+          </w:p>
+        </w:tc>
+      </w:tr>
+      <w:tr>
+        <w:tc>
+          <w:tcPr>
+            <w:tcW w:w="0" w:type="auto"/>
+            <w:tcBorders>
+              <w:top w:val="single" w:sz="6" w:space="0" w:color="D9C9C5"/>
+              <w:left w:val="single" w:sz="6" w:space="0" w:color="D9C9C5"/>
+              <w:bottom w:val="single" w:sz="6" w:space="0" w:color="D9C9C5"/>
+              <w:right w:val="single" w:sz="6" w:space="0" w:color="D9C9C5"/>
+            </w:tcBorders>
+            <w:tcMar>
+              <w:top w:w="60" w:type="dxa"/>
+              <w:left w:w="100" w:type="dxa"/>
+              <w:bottom w:w="60" w:type="dxa"/>
+              <w:right w:w="100" w:type="dxa"/>
+            </w:tcMar>
+            <w:hideMark/>
+          </w:tcPr>
+          <w:p>
+            <w:pPr>
+              <w:pStyle w:val="celda"/>
+              <w:rPr>
+                <w:rFonts w:ascii="Calibri" w:hAnsi="Calibri" w:cs="Calibri"/>
+                <w:color w:val="1F1A1A"/>
+                <w:sz w:val="19"/>
+                <w:szCs w:val="19"/>
+              </w:rPr>
+            </w:pPr>
+            <w:r>
+              <w:rPr>
+                <w:rStyle w:val="HTMLCode"/>
+              </w:rPr>
+              <w:t>datos/Escaneo.kt</w:t>
+            </w:r>
+          </w:p>
+        </w:tc>
+        <w:tc>
+          <w:tcPr>
+            <w:tcW w:w="0" w:type="auto"/>
+            <w:tcBorders>
+              <w:top w:val="single" w:sz="6" w:space="0" w:color="D9C9C5"/>
+              <w:left w:val="single" w:sz="6" w:space="0" w:color="D9C9C5"/>
+              <w:bottom w:val="single" w:sz="6" w:space="0" w:color="D9C9C5"/>
+              <w:right w:val="single" w:sz="6" w:space="0" w:color="D9C9C5"/>
+            </w:tcBorders>
+            <w:tcMar>
+              <w:top w:w="60" w:type="dxa"/>
+              <w:left w:w="100" w:type="dxa"/>
+              <w:bottom w:w="60" w:type="dxa"/>
+              <w:right w:w="100" w:type="dxa"/>
+            </w:tcMar>
+            <w:hideMark/>
+          </w:tcPr>
+          <w:p>
+            <w:pPr>
+              <w:pStyle w:val="celda"/>
+              <w:rPr>
+                <w:rFonts w:ascii="Calibri" w:hAnsi="Calibri" w:cs="Calibri"/>
+                <w:color w:val="1F1A1A"/>
+                <w:sz w:val="19"/>
+                <w:szCs w:val="19"/>
+              </w:rPr>
+            </w:pPr>
+            <w:r>
+              <w:rPr>
+                <w:rFonts w:ascii="Calibri" w:hAnsi="Calibri" w:cs="Calibri"/>
+                <w:color w:val="1F1A1A"/>
+                <w:sz w:val="19"/>
+                <w:szCs w:val="19"/>
+              </w:rPr>
+              <w:t xml:space="preserve">Qué alerta corresponde a un escaneo (sin Firebase; pruebas en </w:t>
+            </w:r>
+            <w:r>
+              <w:rPr>
+                <w:rStyle w:val="HTMLCode"/>
+              </w:rPr>
+              <w:t>EscaneoTest</w:t>
+            </w:r>
+            <w:r>
+              <w:rPr>
+                <w:rFonts w:ascii="Calibri" w:hAnsi="Calibri" w:cs="Calibri"/>
+                <w:color w:val="1F1A1A"/>
+                <w:sz w:val="19"/>
+                <w:szCs w:val="19"/>
+              </w:rPr>
+              <w:t>)</w:t>
+            </w:r>
+          </w:p>
+        </w:tc>
+      </w:tr>
+      <w:tr>
+        <w:tc>
+          <w:tcPr>
+            <w:tcW w:w="0" w:type="auto"/>
+            <w:tcBorders>
+              <w:top w:val="single" w:sz="6" w:space="0" w:color="D9C9C5"/>
+              <w:left w:val="single" w:sz="6" w:space="0" w:color="D9C9C5"/>
+              <w:bottom w:val="single" w:sz="6" w:space="0" w:color="D9C9C5"/>
+              <w:right w:val="single" w:sz="6" w:space="0" w:color="D9C9C5"/>
+            </w:tcBorders>
+            <w:tcMar>
+              <w:top w:w="60" w:type="dxa"/>
+              <w:left w:w="100" w:type="dxa"/>
+              <w:bottom w:w="60" w:type="dxa"/>
+              <w:right w:w="100" w:type="dxa"/>
+            </w:tcMar>
+            <w:hideMark/>
+          </w:tcPr>
+          <w:p>
+            <w:pPr>
+              <w:pStyle w:val="celda"/>
+              <w:rPr>
+                <w:rFonts w:ascii="Calibri" w:hAnsi="Calibri" w:cs="Calibri"/>
+                <w:color w:val="1F1A1A"/>
+                <w:sz w:val="19"/>
+                <w:szCs w:val="19"/>
+              </w:rPr>
+            </w:pPr>
+            <w:r>
+              <w:rPr>
+                <w:rStyle w:val="HTMLCode"/>
+              </w:rPr>
               <w:t>datos/Formatos.kt</w:t>
             </w:r>
           </w:p>
@@ -40093,7 +42673,7 @@
           <w:sz w:val="22"/>
           <w:szCs w:val="22"/>
         </w:rPr>
-        <w:t xml:space="preserve">) y, en el Inicio del prefecto, las salidas de grupo de hoy se </w:t>
+        <w:t xml:space="preserve">), los </w:t>
       </w:r>
       <w:r>
         <w:rPr>
@@ -40104,6 +42684,46 @@
           <w:sz w:val="22"/>
           <w:szCs w:val="22"/>
         </w:rPr>
+        <w:t>avisos sin leer</w:t>
+      </w:r>
+      <w:r>
+        <w:rPr>
+          <w:rFonts w:ascii="Calibri" w:hAnsi="Calibri" w:cs="Calibri"/>
+          <w:color w:val="1F1A1A"/>
+          <w:sz w:val="22"/>
+          <w:szCs w:val="22"/>
+        </w:rPr>
+        <w:t xml:space="preserve"> (para la campana), la pantalla de </w:t>
+      </w:r>
+      <w:r>
+        <w:rPr>
+          <w:rFonts w:ascii="Calibri" w:hAnsi="Calibri" w:cs="Calibri"/>
+          <w:b/>
+          <w:bCs/>
+          <w:color w:val="1F1A1A"/>
+          <w:sz w:val="22"/>
+          <w:szCs w:val="22"/>
+        </w:rPr>
+        <w:t>Notificaciones</w:t>
+      </w:r>
+      <w:r>
+        <w:rPr>
+          <w:rFonts w:ascii="Calibri" w:hAnsi="Calibri" w:cs="Calibri"/>
+          <w:color w:val="1F1A1A"/>
+          <w:sz w:val="22"/>
+          <w:szCs w:val="22"/>
+        </w:rPr>
+        <w:t xml:space="preserve"> mientras está abierta y, en el prefecto, las salidas de grupo, los últimos escaneos y las alertas de hoy se </w:t>
+      </w:r>
+      <w:r>
+        <w:rPr>
+          <w:rFonts w:ascii="Calibri" w:hAnsi="Calibri" w:cs="Calibri"/>
+          <w:b/>
+          <w:bCs/>
+          <w:color w:val="1F1A1A"/>
+          <w:sz w:val="22"/>
+          <w:szCs w:val="22"/>
+        </w:rPr>
         <w:t>escuchan</w:t>
       </w:r>
       <w:r>
@@ -40128,7 +42748,22 @@
           <w:sz w:val="22"/>
           <w:szCs w:val="22"/>
         </w:rPr>
-        <w:t>) o se borra, la app cierra la sesión y lo dice. Las demás listas (anuncios, eventos, registros, notificaciones, horario, grupos, alumnos, estatus) se leen cada vez que se abre su pantalla.</w:t>
+        <w:t xml:space="preserve">) o se borra, la app cierra la sesión y lo dice. Las demás listas (anuncios, eventos, registros del alumno, horario, grupos, alumnos, estatus) se leen cada vez que se abre su pantalla. </w:t>
+      </w:r>
+      <w:r>
+        <w:rPr>
+          <w:rStyle w:val="HTMLCode"/>
+        </w:rPr>
+        <w:t>configuracion/plantel</w:t>
+      </w:r>
+      <w:r>
+        <w:rPr>
+          <w:rFonts w:ascii="Calibri" w:hAnsi="Calibri" w:cs="Calibri"/>
+          <w:color w:val="1F1A1A"/>
+          <w:sz w:val="22"/>
+          <w:szCs w:val="22"/>
+        </w:rPr>
+        <w:t xml:space="preserve"> se guarda 5 minutos en memoria para no leerla en cada escaneo.</w:t>
       </w:r>
     </w:p>
     <w:p>
@@ -41060,8 +43695,8 @@
         <w:tblLook w:val="04A0" w:firstRow="1" w:lastRow="0" w:firstColumn="1" w:lastColumn="0" w:noHBand="0" w:noVBand="1"/>
       </w:tblPr>
       <w:tblGrid>
-        <w:gridCol w:w="3068"/>
-        <w:gridCol w:w="6596"/>
+        <w:gridCol w:w="2867"/>
+        <w:gridCol w:w="6797"/>
       </w:tblGrid>
       <w:tr>
         <w:tc>
@@ -41680,7 +44315,27 @@
                 <w:sz w:val="19"/>
                 <w:szCs w:val="19"/>
               </w:rPr>
-              <w:t>, las 50 más recientes</w:t>
+              <w:t xml:space="preserve">, las 50 más recientes, </w:t>
+            </w:r>
+            <w:r>
+              <w:rPr>
+                <w:rFonts w:ascii="Calibri" w:hAnsi="Calibri" w:cs="Calibri"/>
+                <w:b/>
+                <w:bCs/>
+                <w:color w:val="1F1A1A"/>
+                <w:sz w:val="19"/>
+                <w:szCs w:val="19"/>
+              </w:rPr>
+              <w:t>en tiempo real</w:t>
+            </w:r>
+            <w:r>
+              <w:rPr>
+                <w:rFonts w:ascii="Calibri" w:hAnsi="Calibri" w:cs="Calibri"/>
+                <w:color w:val="1F1A1A"/>
+                <w:sz w:val="19"/>
+                <w:szCs w:val="19"/>
+              </w:rPr>
+              <w:t xml:space="preserve"> (el prefecto ve arriba, además, los grupos que salieron hoy)</w:t>
             </w:r>
           </w:p>
         </w:tc>
@@ -41720,7 +44375,25 @@
                 <w:sz w:val="19"/>
                 <w:szCs w:val="19"/>
               </w:rPr>
-              <w:t>Horario (alumno, padre, y el de cualquier grupo para prefecto y profesor)</w:t>
+              <w:t xml:space="preserve">Campana y menú </w:t>
+            </w:r>
+            <w:r>
+              <w:rPr>
+                <w:rFonts w:ascii="Segoe UI Symbol" w:hAnsi="Segoe UI Symbol" w:cs="Segoe UI Symbol"/>
+                <w:color w:val="1F1A1A"/>
+                <w:sz w:val="19"/>
+                <w:szCs w:val="19"/>
+              </w:rPr>
+              <w:t>☰</w:t>
+            </w:r>
+            <w:r>
+              <w:rPr>
+                <w:rFonts w:ascii="Calibri" w:hAnsi="Calibri" w:cs="Calibri"/>
+                <w:color w:val="1F1A1A"/>
+                <w:sz w:val="19"/>
+                <w:szCs w:val="19"/>
+              </w:rPr>
+              <w:t xml:space="preserve"> (todos)</w:t>
             </w:r>
           </w:p>
         </w:tc>
@@ -41755,7 +44428,42 @@
               <w:rPr>
                 <w:rStyle w:val="HTMLCode"/>
               </w:rPr>
-              <w:t>grupos/{grupoId}/horario/{día elegido}</w:t>
+              <w:t>usuarios/{uid}/notificaciones</w:t>
+            </w:r>
+            <w:r>
+              <w:rPr>
+                <w:rFonts w:ascii="Calibri" w:hAnsi="Calibri" w:cs="Calibri"/>
+                <w:color w:val="1F1A1A"/>
+                <w:sz w:val="19"/>
+                <w:szCs w:val="19"/>
+              </w:rPr>
+              <w:t xml:space="preserve"> donde </w:t>
+            </w:r>
+            <w:r>
+              <w:rPr>
+                <w:rStyle w:val="HTMLCode"/>
+              </w:rPr>
+              <w:t>leida</w:t>
+            </w:r>
+            <w:r>
+              <w:rPr>
+                <w:rFonts w:ascii="Calibri" w:hAnsi="Calibri" w:cs="Calibri"/>
+                <w:color w:val="1F1A1A"/>
+                <w:sz w:val="19"/>
+                <w:szCs w:val="19"/>
+              </w:rPr>
+              <w:t xml:space="preserve"> = false (hasta 10), </w:t>
+            </w:r>
+            <w:r>
+              <w:rPr>
+                <w:rFonts w:ascii="Calibri" w:hAnsi="Calibri" w:cs="Calibri"/>
+                <w:b/>
+                <w:bCs/>
+                <w:color w:val="1F1A1A"/>
+                <w:sz w:val="19"/>
+                <w:szCs w:val="19"/>
+              </w:rPr>
+              <w:t>en tiempo real</w:t>
             </w:r>
           </w:p>
         </w:tc>
@@ -41795,7 +44503,7 @@
                 <w:sz w:val="19"/>
                 <w:szCs w:val="19"/>
               </w:rPr>
-              <w:t>Aviso para roles sin pantallas</w:t>
+              <w:t>Horario (alumno, padre, y el de cualquier grupo para prefecto y profesor)</w:t>
             </w:r>
           </w:p>
         </w:tc>
@@ -41830,16 +44538,7 @@
               <w:rPr>
                 <w:rStyle w:val="HTMLCode"/>
               </w:rPr>
-              <w:t>roles/{rol}</w:t>
-            </w:r>
-            <w:r>
-              <w:rPr>
-                <w:rFonts w:ascii="Calibri" w:hAnsi="Calibri" w:cs="Calibri"/>
-                <w:color w:val="1F1A1A"/>
-                <w:sz w:val="19"/>
-                <w:szCs w:val="19"/>
-              </w:rPr>
-              <w:t xml:space="preserve"> (nombre del perfil y si es solo web)</w:t>
+              <w:t>grupos/{grupoId}/horario/{día elegido}</w:t>
             </w:r>
           </w:p>
         </w:tc>
@@ -41879,6 +44578,90 @@
                 <w:sz w:val="19"/>
                 <w:szCs w:val="19"/>
               </w:rPr>
+              <w:t>Aviso para roles sin pantallas</w:t>
+            </w:r>
+          </w:p>
+        </w:tc>
+        <w:tc>
+          <w:tcPr>
+            <w:tcW w:w="0" w:type="auto"/>
+            <w:tcBorders>
+              <w:top w:val="single" w:sz="6" w:space="0" w:color="D9C9C5"/>
+              <w:left w:val="single" w:sz="6" w:space="0" w:color="D9C9C5"/>
+              <w:bottom w:val="single" w:sz="6" w:space="0" w:color="D9C9C5"/>
+              <w:right w:val="single" w:sz="6" w:space="0" w:color="D9C9C5"/>
+            </w:tcBorders>
+            <w:tcMar>
+              <w:top w:w="60" w:type="dxa"/>
+              <w:left w:w="100" w:type="dxa"/>
+              <w:bottom w:w="60" w:type="dxa"/>
+              <w:right w:w="100" w:type="dxa"/>
+            </w:tcMar>
+            <w:hideMark/>
+          </w:tcPr>
+          <w:p>
+            <w:pPr>
+              <w:pStyle w:val="celda"/>
+              <w:rPr>
+                <w:rFonts w:ascii="Calibri" w:hAnsi="Calibri" w:cs="Calibri"/>
+                <w:color w:val="1F1A1A"/>
+                <w:sz w:val="19"/>
+                <w:szCs w:val="19"/>
+              </w:rPr>
+            </w:pPr>
+            <w:r>
+              <w:rPr>
+                <w:rStyle w:val="HTMLCode"/>
+              </w:rPr>
+              <w:t>roles/{rol}</w:t>
+            </w:r>
+            <w:r>
+              <w:rPr>
+                <w:rFonts w:ascii="Calibri" w:hAnsi="Calibri" w:cs="Calibri"/>
+                <w:color w:val="1F1A1A"/>
+                <w:sz w:val="19"/>
+                <w:szCs w:val="19"/>
+              </w:rPr>
+              <w:t xml:space="preserve"> (nombre del perfil y si es solo web)</w:t>
+            </w:r>
+          </w:p>
+        </w:tc>
+      </w:tr>
+      <w:tr>
+        <w:tc>
+          <w:tcPr>
+            <w:tcW w:w="0" w:type="auto"/>
+            <w:tcBorders>
+              <w:top w:val="single" w:sz="6" w:space="0" w:color="D9C9C5"/>
+              <w:left w:val="single" w:sz="6" w:space="0" w:color="D9C9C5"/>
+              <w:bottom w:val="single" w:sz="6" w:space="0" w:color="D9C9C5"/>
+              <w:right w:val="single" w:sz="6" w:space="0" w:color="D9C9C5"/>
+            </w:tcBorders>
+            <w:tcMar>
+              <w:top w:w="60" w:type="dxa"/>
+              <w:left w:w="100" w:type="dxa"/>
+              <w:bottom w:w="60" w:type="dxa"/>
+              <w:right w:w="100" w:type="dxa"/>
+            </w:tcMar>
+            <w:hideMark/>
+          </w:tcPr>
+          <w:p>
+            <w:pPr>
+              <w:pStyle w:val="celda"/>
+              <w:rPr>
+                <w:rFonts w:ascii="Calibri" w:hAnsi="Calibri" w:cs="Calibri"/>
+                <w:color w:val="1F1A1A"/>
+                <w:sz w:val="19"/>
+                <w:szCs w:val="19"/>
+              </w:rPr>
+            </w:pPr>
+            <w:r>
+              <w:rPr>
+                <w:rFonts w:ascii="Calibri" w:hAnsi="Calibri" w:cs="Calibri"/>
+                <w:color w:val="1F1A1A"/>
+                <w:sz w:val="19"/>
+                <w:szCs w:val="19"/>
+              </w:rPr>
               <w:t>Inicio (prefecto)</w:t>
             </w:r>
           </w:p>
@@ -41938,7 +44721,46 @@
                 <w:sz w:val="19"/>
                 <w:szCs w:val="19"/>
               </w:rPr>
-              <w:t xml:space="preserve"> = hoy, </w:t>
+              <w:t xml:space="preserve"> = hoy, y </w:t>
+            </w:r>
+            <w:r>
+              <w:rPr>
+                <w:rStyle w:val="HTMLCode"/>
+              </w:rPr>
+              <w:t>registros</w:t>
+            </w:r>
+            <w:r>
+              <w:rPr>
+                <w:rFonts w:ascii="Calibri" w:hAnsi="Calibri" w:cs="Calibri"/>
+                <w:color w:val="1F1A1A"/>
+                <w:sz w:val="19"/>
+                <w:szCs w:val="19"/>
+              </w:rPr>
+              <w:t xml:space="preserve"> donde </w:t>
+            </w:r>
+            <w:r>
+              <w:rPr>
+                <w:rStyle w:val="HTMLCode"/>
+              </w:rPr>
+              <w:t>fecha</w:t>
+            </w:r>
+            <w:r>
+              <w:rPr>
+                <w:rFonts w:ascii="Calibri" w:hAnsi="Calibri" w:cs="Calibri"/>
+                <w:color w:val="1F1A1A"/>
+                <w:sz w:val="19"/>
+                <w:szCs w:val="19"/>
+              </w:rPr>
+              <w:t xml:space="preserve"> </w:t>
+            </w:r>
+            <w:r>
+              <w:rPr>
+                <w:rFonts w:ascii="Calibri" w:hAnsi="Calibri" w:cs="Calibri"/>
+                <w:color w:val="1F1A1A"/>
+                <w:sz w:val="19"/>
+                <w:szCs w:val="19"/>
+              </w:rPr>
+              <w:t xml:space="preserve">= hoy (los 8 más recientes), </w:t>
             </w:r>
             <w:r>
               <w:rPr>
@@ -41989,7 +44811,7 @@
                 <w:sz w:val="19"/>
                 <w:szCs w:val="19"/>
               </w:rPr>
-              <w:t>Horarios de grupos (prefecto)</w:t>
+              <w:t>Alertas de hoy (prefecto; también el contador del Inicio)</w:t>
             </w:r>
           </w:p>
         </w:tc>
@@ -42024,7 +44846,7 @@
               <w:rPr>
                 <w:rStyle w:val="HTMLCode"/>
               </w:rPr>
-              <w:t>grupos</w:t>
+              <w:t>periodos/{periodoActual}/registros</w:t>
             </w:r>
             <w:r>
               <w:rPr>
@@ -42039,37 +44861,42 @@
               <w:rPr>
                 <w:rStyle w:val="HTMLCode"/>
               </w:rPr>
-              <w:t>periodoId</w:t>
-            </w:r>
-            <w:r>
-              <w:rPr>
-                <w:rFonts w:ascii="Calibri" w:hAnsi="Calibri" w:cs="Calibri"/>
-                <w:color w:val="1F1A1A"/>
-                <w:sz w:val="19"/>
-                <w:szCs w:val="19"/>
-              </w:rPr>
-              <w:t xml:space="preserve"> = semestre en curso y </w:t>
+              <w:t>fecha</w:t>
+            </w:r>
+            <w:r>
+              <w:rPr>
+                <w:rFonts w:ascii="Calibri" w:hAnsi="Calibri" w:cs="Calibri"/>
+                <w:color w:val="1F1A1A"/>
+                <w:sz w:val="19"/>
+                <w:szCs w:val="19"/>
+              </w:rPr>
+              <w:t xml:space="preserve"> = hoy y </w:t>
             </w:r>
             <w:r>
               <w:rPr>
                 <w:rStyle w:val="HTMLCode"/>
               </w:rPr>
-              <w:t>turno</w:t>
-            </w:r>
-            <w:r>
-              <w:rPr>
-                <w:rFonts w:ascii="Calibri" w:hAnsi="Calibri" w:cs="Calibri"/>
-                <w:color w:val="1F1A1A"/>
-                <w:sz w:val="19"/>
-                <w:szCs w:val="19"/>
-              </w:rPr>
-              <w:t xml:space="preserve"> = el elegido, por </w:t>
-            </w:r>
-            <w:r>
-              <w:rPr>
-                <w:rStyle w:val="HTMLCode"/>
-              </w:rPr>
-              <w:t>nombre</w:t>
+              <w:t>alerta</w:t>
+            </w:r>
+            <w:r>
+              <w:rPr>
+                <w:rFonts w:ascii="Calibri" w:hAnsi="Calibri" w:cs="Calibri"/>
+                <w:color w:val="1F1A1A"/>
+                <w:sz w:val="19"/>
+                <w:szCs w:val="19"/>
+              </w:rPr>
+              <w:t xml:space="preserve"> es una de las seis, del más nuevo al más viejo, </w:t>
+            </w:r>
+            <w:r>
+              <w:rPr>
+                <w:rFonts w:ascii="Calibri" w:hAnsi="Calibri" w:cs="Calibri"/>
+                <w:b/>
+                <w:bCs/>
+                <w:color w:val="1F1A1A"/>
+                <w:sz w:val="19"/>
+                <w:szCs w:val="19"/>
+              </w:rPr>
+              <w:t>en tiempo real</w:t>
             </w:r>
           </w:p>
         </w:tc>
@@ -42109,7 +44936,7 @@
                 <w:sz w:val="19"/>
                 <w:szCs w:val="19"/>
               </w:rPr>
-              <w:t>Inicio (profesor)</w:t>
+              <w:t>Horarios de grupos (prefecto)</w:t>
             </w:r>
           </w:p>
         </w:tc>
@@ -42144,22 +44971,52 @@
               <w:rPr>
                 <w:rStyle w:val="HTMLCode"/>
               </w:rPr>
-              <w:t>grupos/{id}</w:t>
-            </w:r>
-            <w:r>
-              <w:rPr>
-                <w:rFonts w:ascii="Calibri" w:hAnsi="Calibri" w:cs="Calibri"/>
-                <w:color w:val="1F1A1A"/>
-                <w:sz w:val="19"/>
-                <w:szCs w:val="19"/>
-              </w:rPr>
-              <w:t xml:space="preserve"> de cada id en </w:t>
+              <w:t>grupos</w:t>
+            </w:r>
+            <w:r>
+              <w:rPr>
+                <w:rFonts w:ascii="Calibri" w:hAnsi="Calibri" w:cs="Calibri"/>
+                <w:color w:val="1F1A1A"/>
+                <w:sz w:val="19"/>
+                <w:szCs w:val="19"/>
+              </w:rPr>
+              <w:t xml:space="preserve"> donde </w:t>
             </w:r>
             <w:r>
               <w:rPr>
                 <w:rStyle w:val="HTMLCode"/>
               </w:rPr>
-              <w:t>usuarios/{uid}.grupos</w:t>
+              <w:t>periodoId</w:t>
+            </w:r>
+            <w:r>
+              <w:rPr>
+                <w:rFonts w:ascii="Calibri" w:hAnsi="Calibri" w:cs="Calibri"/>
+                <w:color w:val="1F1A1A"/>
+                <w:sz w:val="19"/>
+                <w:szCs w:val="19"/>
+              </w:rPr>
+              <w:t xml:space="preserve"> = semestre en curso y </w:t>
+            </w:r>
+            <w:r>
+              <w:rPr>
+                <w:rStyle w:val="HTMLCode"/>
+              </w:rPr>
+              <w:t>turno</w:t>
+            </w:r>
+            <w:r>
+              <w:rPr>
+                <w:rFonts w:ascii="Calibri" w:hAnsi="Calibri" w:cs="Calibri"/>
+                <w:color w:val="1F1A1A"/>
+                <w:sz w:val="19"/>
+                <w:szCs w:val="19"/>
+              </w:rPr>
+              <w:t xml:space="preserve"> = el elegido, por </w:t>
+            </w:r>
+            <w:r>
+              <w:rPr>
+                <w:rStyle w:val="HTMLCode"/>
+              </w:rPr>
+              <w:t>nombre</w:t>
             </w:r>
           </w:p>
         </w:tc>
@@ -42199,7 +45056,7 @@
                 <w:sz w:val="19"/>
                 <w:szCs w:val="19"/>
               </w:rPr>
-              <w:t>Grupo (profesor)</w:t>
+              <w:t>Inicio (profesor)</w:t>
             </w:r>
           </w:p>
         </w:tc>
@@ -42234,61 +45091,22 @@
               <w:rPr>
                 <w:rStyle w:val="HTMLCode"/>
               </w:rPr>
-              <w:t>alumnos</w:t>
-            </w:r>
-            <w:r>
-              <w:rPr>
-                <w:rFonts w:ascii="Calibri" w:hAnsi="Calibri" w:cs="Calibri"/>
-                <w:color w:val="1F1A1A"/>
-                <w:sz w:val="19"/>
-                <w:szCs w:val="19"/>
-              </w:rPr>
-              <w:t xml:space="preserve"> donde </w:t>
+              <w:t>grupos/{id}</w:t>
+            </w:r>
+            <w:r>
+              <w:rPr>
+                <w:rFonts w:ascii="Calibri" w:hAnsi="Calibri" w:cs="Calibri"/>
+                <w:color w:val="1F1A1A"/>
+                <w:sz w:val="19"/>
+                <w:szCs w:val="19"/>
+              </w:rPr>
+              <w:t xml:space="preserve"> de cada id en </w:t>
             </w:r>
             <w:r>
               <w:rPr>
                 <w:rStyle w:val="HTMLCode"/>
               </w:rPr>
-              <w:t>estado</w:t>
-            </w:r>
-            <w:r>
-              <w:rPr>
-                <w:rFonts w:ascii="Calibri" w:hAnsi="Calibri" w:cs="Calibri"/>
-                <w:color w:val="1F1A1A"/>
-                <w:sz w:val="19"/>
-                <w:szCs w:val="19"/>
-              </w:rPr>
-              <w:t xml:space="preserve"> = inscrito y </w:t>
-            </w:r>
-            <w:r>
-              <w:rPr>
-                <w:rStyle w:val="HTMLCode"/>
-              </w:rPr>
-              <w:t>grupoId</w:t>
-            </w:r>
-            <w:r>
-              <w:rPr>
-                <w:rFonts w:ascii="Calibri" w:hAnsi="Calibri" w:cs="Calibri"/>
-                <w:color w:val="1F1A1A"/>
-                <w:sz w:val="19"/>
-                <w:szCs w:val="19"/>
-              </w:rPr>
-              <w:t xml:space="preserve"> = el grupo, por </w:t>
-            </w:r>
-            <w:r>
-              <w:rPr>
-                <w:rStyle w:val="HTMLCode"/>
-              </w:rPr>
-              <w:t>apellidoPaterno</w:t>
-            </w:r>
-            <w:r>
-              <w:rPr>
-                <w:rFonts w:ascii="Calibri" w:hAnsi="Calibri" w:cs="Calibri"/>
-                <w:color w:val="1F1A1A"/>
-                <w:sz w:val="19"/>
-                <w:szCs w:val="19"/>
-              </w:rPr>
-              <w:t>; y las salidas de hoy</w:t>
+              <w:t>usuarios/{uid}.grupos</w:t>
             </w:r>
           </w:p>
         </w:tc>
@@ -42328,7 +45146,7 @@
                 <w:sz w:val="19"/>
                 <w:szCs w:val="19"/>
               </w:rPr>
-              <w:t>Perfil del alumno (profesor)</w:t>
+              <w:t>Grupo (profesor)</w:t>
             </w:r>
           </w:p>
         </w:tc>
@@ -42363,31 +45181,61 @@
               <w:rPr>
                 <w:rStyle w:val="HTMLCode"/>
               </w:rPr>
-              <w:t>alumnos/{No. de control}</w:t>
-            </w:r>
-            <w:r>
-              <w:rPr>
-                <w:rFonts w:ascii="Calibri" w:hAnsi="Calibri" w:cs="Calibri"/>
-                <w:color w:val="1F1A1A"/>
-                <w:sz w:val="19"/>
-                <w:szCs w:val="19"/>
-              </w:rPr>
-              <w:t xml:space="preserve"> y </w:t>
+              <w:t>alumnos</w:t>
+            </w:r>
+            <w:r>
+              <w:rPr>
+                <w:rFonts w:ascii="Calibri" w:hAnsi="Calibri" w:cs="Calibri"/>
+                <w:color w:val="1F1A1A"/>
+                <w:sz w:val="19"/>
+                <w:szCs w:val="19"/>
+              </w:rPr>
+              <w:t xml:space="preserve"> donde </w:t>
             </w:r>
             <w:r>
               <w:rPr>
                 <w:rStyle w:val="HTMLCode"/>
               </w:rPr>
-              <w:t>alumnos/{No. de control}/estatus</w:t>
-            </w:r>
-            <w:r>
-              <w:rPr>
-                <w:rFonts w:ascii="Calibri" w:hAnsi="Calibri" w:cs="Calibri"/>
-                <w:color w:val="1F1A1A"/>
-                <w:sz w:val="19"/>
-                <w:szCs w:val="19"/>
-              </w:rPr>
-              <w:t xml:space="preserve"> (los 30 más recientes)</w:t>
+              <w:t>estado</w:t>
+            </w:r>
+            <w:r>
+              <w:rPr>
+                <w:rFonts w:ascii="Calibri" w:hAnsi="Calibri" w:cs="Calibri"/>
+                <w:color w:val="1F1A1A"/>
+                <w:sz w:val="19"/>
+                <w:szCs w:val="19"/>
+              </w:rPr>
+              <w:t xml:space="preserve"> = inscrito y </w:t>
+            </w:r>
+            <w:r>
+              <w:rPr>
+                <w:rStyle w:val="HTMLCode"/>
+              </w:rPr>
+              <w:t>grupoId</w:t>
+            </w:r>
+            <w:r>
+              <w:rPr>
+                <w:rFonts w:ascii="Calibri" w:hAnsi="Calibri" w:cs="Calibri"/>
+                <w:color w:val="1F1A1A"/>
+                <w:sz w:val="19"/>
+                <w:szCs w:val="19"/>
+              </w:rPr>
+              <w:t xml:space="preserve"> = el grupo, por </w:t>
+            </w:r>
+            <w:r>
+              <w:rPr>
+                <w:rStyle w:val="HTMLCode"/>
+              </w:rPr>
+              <w:t>apellidoPaterno</w:t>
+            </w:r>
+            <w:r>
+              <w:rPr>
+                <w:rFonts w:ascii="Calibri" w:hAnsi="Calibri" w:cs="Calibri"/>
+                <w:color w:val="1F1A1A"/>
+                <w:sz w:val="19"/>
+                <w:szCs w:val="19"/>
+              </w:rPr>
+              <w:t>; y las salidas de hoy</w:t>
             </w:r>
           </w:p>
         </w:tc>
@@ -42427,7 +45275,7 @@
                 <w:sz w:val="19"/>
                 <w:szCs w:val="19"/>
               </w:rPr>
-              <w:t>Dar salida al grupo (profesor)</w:t>
+              <w:t>Perfil del alumno (profesor)</w:t>
             </w:r>
           </w:p>
         </w:tc>
@@ -42462,16 +45310,31 @@
               <w:rPr>
                 <w:rStyle w:val="HTMLCode"/>
               </w:rPr>
-              <w:t>grupos/{grupoId}/horario/{hoy}</w:t>
-            </w:r>
-            <w:r>
-              <w:rPr>
-                <w:rFonts w:ascii="Calibri" w:hAnsi="Calibri" w:cs="Calibri"/>
-                <w:color w:val="1F1A1A"/>
-                <w:sz w:val="19"/>
-                <w:szCs w:val="19"/>
-              </w:rPr>
-              <w:t xml:space="preserve"> (última clase) y las salidas de hoy</w:t>
+              <w:t>alumnos/{No. de control}</w:t>
+            </w:r>
+            <w:r>
+              <w:rPr>
+                <w:rFonts w:ascii="Calibri" w:hAnsi="Calibri" w:cs="Calibri"/>
+                <w:color w:val="1F1A1A"/>
+                <w:sz w:val="19"/>
+                <w:szCs w:val="19"/>
+              </w:rPr>
+              <w:t xml:space="preserve"> y </w:t>
+            </w:r>
+            <w:r>
+              <w:rPr>
+                <w:rStyle w:val="HTMLCode"/>
+              </w:rPr>
+              <w:t>alumnos/{No. de control}/estatus</w:t>
+            </w:r>
+            <w:r>
+              <w:rPr>
+                <w:rFonts w:ascii="Calibri" w:hAnsi="Calibri" w:cs="Calibri"/>
+                <w:color w:val="1F1A1A"/>
+                <w:sz w:val="19"/>
+                <w:szCs w:val="19"/>
+              </w:rPr>
+              <w:t xml:space="preserve"> (los 30 más recientes)</w:t>
             </w:r>
           </w:p>
         </w:tc>
@@ -42511,6 +45374,90 @@
                 <w:sz w:val="19"/>
                 <w:szCs w:val="19"/>
               </w:rPr>
+              <w:t>Dar salida al grupo (profesor)</w:t>
+            </w:r>
+          </w:p>
+        </w:tc>
+        <w:tc>
+          <w:tcPr>
+            <w:tcW w:w="0" w:type="auto"/>
+            <w:tcBorders>
+              <w:top w:val="single" w:sz="6" w:space="0" w:color="D9C9C5"/>
+              <w:left w:val="single" w:sz="6" w:space="0" w:color="D9C9C5"/>
+              <w:bottom w:val="single" w:sz="6" w:space="0" w:color="D9C9C5"/>
+              <w:right w:val="single" w:sz="6" w:space="0" w:color="D9C9C5"/>
+            </w:tcBorders>
+            <w:tcMar>
+              <w:top w:w="60" w:type="dxa"/>
+              <w:left w:w="100" w:type="dxa"/>
+              <w:bottom w:w="60" w:type="dxa"/>
+              <w:right w:w="100" w:type="dxa"/>
+            </w:tcMar>
+            <w:hideMark/>
+          </w:tcPr>
+          <w:p>
+            <w:pPr>
+              <w:pStyle w:val="celda"/>
+              <w:rPr>
+                <w:rFonts w:ascii="Calibri" w:hAnsi="Calibri" w:cs="Calibri"/>
+                <w:color w:val="1F1A1A"/>
+                <w:sz w:val="19"/>
+                <w:szCs w:val="19"/>
+              </w:rPr>
+            </w:pPr>
+            <w:r>
+              <w:rPr>
+                <w:rStyle w:val="HTMLCode"/>
+              </w:rPr>
+              <w:t>grupos/{grupoId}/horario/{hoy}</w:t>
+            </w:r>
+            <w:r>
+              <w:rPr>
+                <w:rFonts w:ascii="Calibri" w:hAnsi="Calibri" w:cs="Calibri"/>
+                <w:color w:val="1F1A1A"/>
+                <w:sz w:val="19"/>
+                <w:szCs w:val="19"/>
+              </w:rPr>
+              <w:t xml:space="preserve"> (última clase) y las salidas de hoy</w:t>
+            </w:r>
+          </w:p>
+        </w:tc>
+      </w:tr>
+      <w:tr>
+        <w:tc>
+          <w:tcPr>
+            <w:tcW w:w="0" w:type="auto"/>
+            <w:tcBorders>
+              <w:top w:val="single" w:sz="6" w:space="0" w:color="D9C9C5"/>
+              <w:left w:val="single" w:sz="6" w:space="0" w:color="D9C9C5"/>
+              <w:bottom w:val="single" w:sz="6" w:space="0" w:color="D9C9C5"/>
+              <w:right w:val="single" w:sz="6" w:space="0" w:color="D9C9C5"/>
+            </w:tcBorders>
+            <w:tcMar>
+              <w:top w:w="60" w:type="dxa"/>
+              <w:left w:w="100" w:type="dxa"/>
+              <w:bottom w:w="60" w:type="dxa"/>
+              <w:right w:w="100" w:type="dxa"/>
+            </w:tcMar>
+            <w:hideMark/>
+          </w:tcPr>
+          <w:p>
+            <w:pPr>
+              <w:pStyle w:val="celda"/>
+              <w:rPr>
+                <w:rFonts w:ascii="Calibri" w:hAnsi="Calibri" w:cs="Calibri"/>
+                <w:color w:val="1F1A1A"/>
+                <w:sz w:val="19"/>
+                <w:szCs w:val="19"/>
+              </w:rPr>
+            </w:pPr>
+            <w:r>
+              <w:rPr>
+                <w:rFonts w:ascii="Calibri" w:hAnsi="Calibri" w:cs="Calibri"/>
+                <w:color w:val="1F1A1A"/>
+                <w:sz w:val="19"/>
+                <w:szCs w:val="19"/>
+              </w:rPr>
               <w:t>Escáner y captura (prefecto)</w:t>
             </w:r>
           </w:p>
@@ -42555,7 +45502,106 @@
                 <w:sz w:val="19"/>
                 <w:szCs w:val="19"/>
               </w:rPr>
-              <w:t>, sus 10 estatus más recientes y, si es salida, las salidas de grupo de hoy</w:t>
+              <w:t xml:space="preserve">, sus 10 estatus más recientes, </w:t>
+            </w:r>
+            <w:r>
+              <w:rPr>
+                <w:rStyle w:val="HTMLCode"/>
+              </w:rPr>
+              <w:t>configuracion/plantel</w:t>
+            </w:r>
+            <w:r>
+              <w:rPr>
+                <w:rFonts w:ascii="Calibri" w:hAnsi="Calibri" w:cs="Calibri"/>
+                <w:color w:val="1F1A1A"/>
+                <w:sz w:val="19"/>
+                <w:szCs w:val="19"/>
+              </w:rPr>
+              <w:t xml:space="preserve"> (qué alertas se avisan) y, si es salida, las salidas de grupo de hoy</w:t>
+            </w:r>
+          </w:p>
+        </w:tc>
+      </w:tr>
+      <w:tr>
+        <w:tc>
+          <w:tcPr>
+            <w:tcW w:w="0" w:type="auto"/>
+            <w:tcBorders>
+              <w:top w:val="single" w:sz="6" w:space="0" w:color="D9C9C5"/>
+              <w:left w:val="single" w:sz="6" w:space="0" w:color="D9C9C5"/>
+              <w:bottom w:val="single" w:sz="6" w:space="0" w:color="D9C9C5"/>
+              <w:right w:val="single" w:sz="6" w:space="0" w:color="D9C9C5"/>
+            </w:tcBorders>
+            <w:tcMar>
+              <w:top w:w="60" w:type="dxa"/>
+              <w:left w:w="100" w:type="dxa"/>
+              <w:bottom w:w="60" w:type="dxa"/>
+              <w:right w:w="100" w:type="dxa"/>
+            </w:tcMar>
+            <w:hideMark/>
+          </w:tcPr>
+          <w:p>
+            <w:pPr>
+              <w:pStyle w:val="celda"/>
+              <w:rPr>
+                <w:rFonts w:ascii="Calibri" w:hAnsi="Calibri" w:cs="Calibri"/>
+                <w:color w:val="1F1A1A"/>
+                <w:sz w:val="19"/>
+                <w:szCs w:val="19"/>
+              </w:rPr>
+            </w:pPr>
+            <w:r>
+              <w:rPr>
+                <w:rFonts w:ascii="Calibri" w:hAnsi="Calibri" w:cs="Calibri"/>
+                <w:color w:val="1F1A1A"/>
+                <w:sz w:val="19"/>
+                <w:szCs w:val="19"/>
+              </w:rPr>
+              <w:t>Cambiar estatus (profesor)</w:t>
+            </w:r>
+          </w:p>
+        </w:tc>
+        <w:tc>
+          <w:tcPr>
+            <w:tcW w:w="0" w:type="auto"/>
+            <w:tcBorders>
+              <w:top w:val="single" w:sz="6" w:space="0" w:color="D9C9C5"/>
+              <w:left w:val="single" w:sz="6" w:space="0" w:color="D9C9C5"/>
+              <w:bottom w:val="single" w:sz="6" w:space="0" w:color="D9C9C5"/>
+              <w:right w:val="single" w:sz="6" w:space="0" w:color="D9C9C5"/>
+            </w:tcBorders>
+            <w:tcMar>
+              <w:top w:w="60" w:type="dxa"/>
+              <w:left w:w="100" w:type="dxa"/>
+              <w:bottom w:w="60" w:type="dxa"/>
+              <w:right w:w="100" w:type="dxa"/>
+            </w:tcMar>
+            <w:hideMark/>
+          </w:tcPr>
+          <w:p>
+            <w:pPr>
+              <w:pStyle w:val="celda"/>
+              <w:rPr>
+                <w:rFonts w:ascii="Calibri" w:hAnsi="Calibri" w:cs="Calibri"/>
+                <w:color w:val="1F1A1A"/>
+                <w:sz w:val="19"/>
+                <w:szCs w:val="19"/>
+              </w:rPr>
+            </w:pPr>
+            <w:r>
+              <w:rPr>
+                <w:rStyle w:val="HTMLCode"/>
+              </w:rPr>
+              <w:t>configuracion/plantel</w:t>
+            </w:r>
+            <w:r>
+              <w:rPr>
+                <w:rFonts w:ascii="Calibri" w:hAnsi="Calibri" w:cs="Calibri"/>
+                <w:color w:val="1F1A1A"/>
+                <w:sz w:val="19"/>
+                <w:szCs w:val="19"/>
+              </w:rPr>
+              <w:t xml:space="preserve"> (qué estatus se avisan al padre)</w:t>
             </w:r>
           </w:p>
         </w:tc>
@@ -42598,16 +45644,7 @@
           <w:sz w:val="22"/>
           <w:szCs w:val="22"/>
         </w:rPr>
-        <w:t xml:space="preserve"> </w:t>
-      </w:r>
-      <w:r>
-        <w:rPr>
-          <w:rFonts w:ascii="Calibri" w:hAnsi="Calibri" w:cs="Calibri"/>
-          <w:color w:val="1F1A1A"/>
-          <w:sz w:val="22"/>
-          <w:szCs w:val="22"/>
-        </w:rPr>
-        <w:t>cada pantalla (todo lo permiten las reglas de §6; no hubo que cambiarlas):</w:t>
+        <w:t xml:space="preserve"> cada pantalla (todo lo permiten las reglas de §6):</w:t>
       </w:r>
     </w:p>
     <w:tbl>
@@ -42622,9 +45659,9 @@
         <w:tblLook w:val="04A0" w:firstRow="1" w:lastRow="0" w:firstColumn="1" w:lastColumn="0" w:noHBand="0" w:noVBand="1"/>
       </w:tblPr>
       <w:tblGrid>
-        <w:gridCol w:w="1386"/>
-        <w:gridCol w:w="5105"/>
-        <w:gridCol w:w="3173"/>
+        <w:gridCol w:w="1373"/>
+        <w:gridCol w:w="5219"/>
+        <w:gridCol w:w="3072"/>
       </w:tblGrid>
       <w:tr>
         <w:tc>
@@ -42826,11 +45863,22 @@
             <w:r>
               <w:rPr>
                 <w:rFonts w:ascii="Calibri" w:hAnsi="Calibri" w:cs="Calibri"/>
-                <w:color w:val="1F1A1A"/>
-                <w:sz w:val="19"/>
-                <w:szCs w:val="19"/>
-              </w:rPr>
-              <w:t xml:space="preserve">Crea </w:t>
+                <w:b/>
+                <w:bCs/>
+                <w:color w:val="1F1A1A"/>
+                <w:sz w:val="19"/>
+                <w:szCs w:val="19"/>
+              </w:rPr>
+              <w:t>Todo de una vez:</w:t>
+            </w:r>
+            <w:r>
+              <w:rPr>
+                <w:rFonts w:ascii="Calibri" w:hAnsi="Calibri" w:cs="Calibri"/>
+                <w:color w:val="1F1A1A"/>
+                <w:sz w:val="19"/>
+                <w:szCs w:val="19"/>
+              </w:rPr>
+              <w:t xml:space="preserve"> crea </w:t>
             </w:r>
             <w:r>
               <w:rPr>
@@ -42838,39 +45886,72 @@
               </w:rPr>
               <w:t>alumnos/{m}/estatus/{auto}</w:t>
             </w:r>
-          </w:p>
-        </w:tc>
-        <w:tc>
-          <w:tcPr>
-            <w:tcW w:w="0" w:type="auto"/>
-            <w:tcBorders>
-              <w:top w:val="single" w:sz="6" w:space="0" w:color="D9C9C5"/>
-              <w:left w:val="single" w:sz="6" w:space="0" w:color="D9C9C5"/>
-              <w:bottom w:val="single" w:sz="6" w:space="0" w:color="D9C9C5"/>
-              <w:right w:val="single" w:sz="6" w:space="0" w:color="D9C9C5"/>
-            </w:tcBorders>
-            <w:tcMar>
-              <w:top w:w="60" w:type="dxa"/>
-              <w:left w:w="100" w:type="dxa"/>
-              <w:bottom w:w="60" w:type="dxa"/>
-              <w:right w:w="100" w:type="dxa"/>
-            </w:tcMar>
-            <w:hideMark/>
-          </w:tcPr>
-          <w:p>
-            <w:pPr>
-              <w:pStyle w:val="celda"/>
-              <w:rPr>
-                <w:rFonts w:ascii="Calibri" w:hAnsi="Calibri" w:cs="Calibri"/>
-                <w:color w:val="1F1A1A"/>
-                <w:sz w:val="19"/>
-                <w:szCs w:val="19"/>
-              </w:rPr>
-            </w:pPr>
+            <w:r>
+              <w:rPr>
+                <w:rFonts w:ascii="Calibri" w:hAnsi="Calibri" w:cs="Calibri"/>
+                <w:color w:val="1F1A1A"/>
+                <w:sz w:val="19"/>
+                <w:szCs w:val="19"/>
+              </w:rPr>
+              <w:t xml:space="preserve"> y, si el estatus se avisa (§4.8), un aviso en </w:t>
+            </w:r>
             <w:r>
               <w:rPr>
                 <w:rStyle w:val="HTMLCode"/>
               </w:rPr>
+              <w:t>usuarios/{padre}/notificaciones</w:t>
+            </w:r>
+            <w:r>
+              <w:rPr>
+                <w:rFonts w:ascii="Calibri" w:hAnsi="Calibri" w:cs="Calibri"/>
+                <w:color w:val="1F1A1A"/>
+                <w:sz w:val="19"/>
+                <w:szCs w:val="19"/>
+              </w:rPr>
+              <w:t xml:space="preserve"> para cada padre</w:t>
+            </w:r>
+          </w:p>
+        </w:tc>
+        <w:tc>
+          <w:tcPr>
+            <w:tcW w:w="0" w:type="auto"/>
+            <w:tcBorders>
+              <w:top w:val="single" w:sz="6" w:space="0" w:color="D9C9C5"/>
+              <w:left w:val="single" w:sz="6" w:space="0" w:color="D9C9C5"/>
+              <w:bottom w:val="single" w:sz="6" w:space="0" w:color="D9C9C5"/>
+              <w:right w:val="single" w:sz="6" w:space="0" w:color="D9C9C5"/>
+            </w:tcBorders>
+            <w:tcMar>
+              <w:top w:w="60" w:type="dxa"/>
+              <w:left w:w="100" w:type="dxa"/>
+              <w:bottom w:w="60" w:type="dxa"/>
+              <w:right w:w="100" w:type="dxa"/>
+            </w:tcMar>
+            <w:hideMark/>
+          </w:tcPr>
+          <w:p>
+            <w:pPr>
+              <w:pStyle w:val="celda"/>
+              <w:rPr>
+                <w:rFonts w:ascii="Calibri" w:hAnsi="Calibri" w:cs="Calibri"/>
+                <w:color w:val="1F1A1A"/>
+                <w:sz w:val="19"/>
+                <w:szCs w:val="19"/>
+              </w:rPr>
+            </w:pPr>
+            <w:r>
+              <w:rPr>
+                <w:rFonts w:ascii="Calibri" w:hAnsi="Calibri" w:cs="Calibri"/>
+                <w:color w:val="1F1A1A"/>
+                <w:sz w:val="19"/>
+                <w:szCs w:val="19"/>
+              </w:rPr>
+              <w:t xml:space="preserve">Estatus: </w:t>
+            </w:r>
+            <w:r>
+              <w:rPr>
+                <w:rStyle w:val="HTMLCode"/>
+              </w:rPr>
               <w:t>tipo</w:t>
             </w:r>
             <w:r>
@@ -42947,6 +46028,30 @@
                 <w:rStyle w:val="HTMLCode"/>
               </w:rPr>
               <w:t>asignadoPorNombre</w:t>
+            </w:r>
+            <w:r>
+              <w:rPr>
+                <w:rFonts w:ascii="Calibri" w:hAnsi="Calibri" w:cs="Calibri"/>
+                <w:color w:val="1F1A1A"/>
+                <w:sz w:val="19"/>
+                <w:szCs w:val="19"/>
+              </w:rPr>
+              <w:t xml:space="preserve">. Aviso: </w:t>
+            </w:r>
+            <w:r>
+              <w:rPr>
+                <w:rStyle w:val="HTMLCode"/>
+              </w:rPr>
+              <w:t>tipo</w:t>
+            </w:r>
+            <w:r>
+              <w:rPr>
+                <w:rFonts w:ascii="Calibri" w:hAnsi="Calibri" w:cs="Calibri"/>
+                <w:color w:val="1F1A1A"/>
+                <w:sz w:val="19"/>
+                <w:szCs w:val="19"/>
+              </w:rPr>
+              <w:t xml:space="preserve"> = estatus (campos en §4.1)</w:t>
             </w:r>
           </w:p>
         </w:tc>
@@ -43551,7 +46656,7 @@
                 <w:sz w:val="19"/>
                 <w:szCs w:val="19"/>
               </w:rPr>
-              <w:t xml:space="preserve"> y crea </w:t>
+              <w:t xml:space="preserve">; y crea </w:t>
             </w:r>
             <w:r>
               <w:rPr>
@@ -43566,7 +46671,7 @@
                 <w:sz w:val="19"/>
                 <w:szCs w:val="19"/>
               </w:rPr>
-              <w:t xml:space="preserve"> para cada padre</w:t>
+              <w:t xml:space="preserve"> para cada padre si no hubo alerta o si la alerta se avisa (§4.8)</w:t>
             </w:r>
           </w:p>
         </w:tc>
@@ -43649,16 +46754,7 @@
                 <w:sz w:val="19"/>
                 <w:szCs w:val="19"/>
               </w:rPr>
-              <w:t>. Aviso:</w:t>
-            </w:r>
-            <w:r>
-              <w:rPr>
-                <w:rFonts w:ascii="Calibri" w:hAnsi="Calibri" w:cs="Calibri"/>
-                <w:color w:val="1F1A1A"/>
-                <w:sz w:val="19"/>
-                <w:szCs w:val="19"/>
-              </w:rPr>
-              <w:t xml:space="preserve"> </w:t>
+              <w:t xml:space="preserve">. Aviso: </w:t>
             </w:r>
             <w:r>
               <w:rPr>
@@ -43673,73 +46769,7 @@
                 <w:sz w:val="19"/>
                 <w:szCs w:val="19"/>
               </w:rPr>
-              <w:t xml:space="preserve"> (entrada o salida), </w:t>
-            </w:r>
-            <w:r>
-              <w:rPr>
-                <w:rStyle w:val="HTMLCode"/>
-              </w:rPr>
-              <w:t>titulo</w:t>
-            </w:r>
-            <w:r>
-              <w:rPr>
-                <w:rFonts w:ascii="Calibri" w:hAnsi="Calibri" w:cs="Calibri"/>
-                <w:color w:val="1F1A1A"/>
-                <w:sz w:val="19"/>
-                <w:szCs w:val="19"/>
-              </w:rPr>
-              <w:t xml:space="preserve">, </w:t>
-            </w:r>
-            <w:r>
-              <w:rPr>
-                <w:rStyle w:val="HTMLCode"/>
-              </w:rPr>
-              <w:t>mensaje</w:t>
-            </w:r>
-            <w:r>
-              <w:rPr>
-                <w:rFonts w:ascii="Calibri" w:hAnsi="Calibri" w:cs="Calibri"/>
-                <w:color w:val="1F1A1A"/>
-                <w:sz w:val="19"/>
-                <w:szCs w:val="19"/>
-              </w:rPr>
-              <w:t xml:space="preserve">, </w:t>
-            </w:r>
-            <w:r>
-              <w:rPr>
-                <w:rStyle w:val="HTMLCode"/>
-              </w:rPr>
-              <w:t>fecha</w:t>
-            </w:r>
-            <w:r>
-              <w:rPr>
-                <w:rFonts w:ascii="Calibri" w:hAnsi="Calibri" w:cs="Calibri"/>
-                <w:color w:val="1F1A1A"/>
-                <w:sz w:val="19"/>
-                <w:szCs w:val="19"/>
-              </w:rPr>
-              <w:t xml:space="preserve">, </w:t>
-            </w:r>
-            <w:r>
-              <w:rPr>
-                <w:rStyle w:val="HTMLCode"/>
-              </w:rPr>
-              <w:t>leida</w:t>
-            </w:r>
-            <w:r>
-              <w:rPr>
-                <w:rFonts w:ascii="Calibri" w:hAnsi="Calibri" w:cs="Calibri"/>
-                <w:color w:val="1F1A1A"/>
-                <w:sz w:val="19"/>
-                <w:szCs w:val="19"/>
-              </w:rPr>
-              <w:t xml:space="preserve"> = false, </w:t>
-            </w:r>
-            <w:r>
-              <w:rPr>
-                <w:rStyle w:val="HTMLCode"/>
-              </w:rPr>
-              <w:t>alumnoId</w:t>
+              <w:t xml:space="preserve"> = entrada, salida o alerta (campos en §4.1)</w:t>
             </w:r>
           </w:p>
         </w:tc>
@@ -43761,7 +46791,7 @@
           <w:sz w:val="22"/>
           <w:szCs w:val="22"/>
         </w:rPr>
-        <w:pict w14:anchorId="20B2A2AE">
+        <w:pict w14:anchorId="286BB621">
           <v:rect id="_x0000_i1035" style="width:0;height:1.5pt" o:hralign="center" o:hrstd="t" o:hr="t" fillcolor="#a0a0a0" stroked="f"/>
         </w:pict>
       </w:r>
@@ -43817,7 +46847,16 @@
           <w:sz w:val="22"/>
           <w:szCs w:val="22"/>
         </w:rPr>
-        <w:t xml:space="preserve"> para no confundirlo con datos reales. Las contraseñas las eligió el usuario y no están anotadas en ningún documento.</w:t>
+        <w:t xml:space="preserve"> </w:t>
+      </w:r>
+      <w:r>
+        <w:rPr>
+          <w:rFonts w:ascii="Calibri" w:hAnsi="Calibri" w:cs="Calibri"/>
+          <w:color w:val="1F1A1A"/>
+          <w:sz w:val="22"/>
+          <w:szCs w:val="22"/>
+        </w:rPr>
+        <w:t>para no confundirlo con datos reales. Las contraseñas las eligió el usuario y no están anotadas en ningún documento.</w:t>
       </w:r>
     </w:p>
     <w:tbl>
@@ -44110,16 +47149,7 @@
                 <w:sz w:val="19"/>
                 <w:szCs w:val="19"/>
               </w:rPr>
-              <w:t xml:space="preserve"> </w:t>
-            </w:r>
-            <w:r>
-              <w:rPr>
-                <w:rFonts w:ascii="Calibri" w:hAnsi="Calibri" w:cs="Calibri"/>
-                <w:color w:val="1F1A1A"/>
-                <w:sz w:val="19"/>
-                <w:szCs w:val="19"/>
-              </w:rPr>
-              <w:t>(8 dígitos: ya no entra)</w:t>
+              <w:t xml:space="preserve"> (8 dígitos: ya no entra)</w:t>
             </w:r>
           </w:p>
         </w:tc>
@@ -44945,16 +47975,7 @@
           <w:sz w:val="22"/>
           <w:szCs w:val="22"/>
         </w:rPr>
-        <w:t xml:space="preserve"> </w:t>
-      </w:r>
-      <w:r>
-        <w:rPr>
-          <w:rFonts w:ascii="Calibri" w:eastAsia="Times New Roman" w:hAnsi="Calibri" w:cs="Calibri"/>
-          <w:color w:val="1F1A1A"/>
-          <w:sz w:val="22"/>
-          <w:szCs w:val="22"/>
-        </w:rPr>
-        <w:t xml:space="preserve">cambiar </w:t>
+        <w:t xml:space="preserve"> cambiar </w:t>
       </w:r>
       <w:r>
         <w:rPr>
@@ -45114,7 +48135,16 @@
           <w:sz w:val="22"/>
           <w:szCs w:val="22"/>
         </w:rPr>
-        <w:t xml:space="preserve"> con un No. de control </w:t>
+        <w:t xml:space="preserve"> </w:t>
+      </w:r>
+      <w:r>
+        <w:rPr>
+          <w:rFonts w:ascii="Calibri" w:eastAsia="Times New Roman" w:hAnsi="Calibri" w:cs="Calibri"/>
+          <w:color w:val="1F1A1A"/>
+          <w:sz w:val="22"/>
+          <w:szCs w:val="22"/>
+        </w:rPr>
+        <w:t xml:space="preserve">con un No. de control </w:t>
       </w:r>
       <w:r>
         <w:rPr>
@@ -46547,7 +49577,16 @@
           <w:sz w:val="22"/>
           <w:szCs w:val="22"/>
         </w:rPr>
-        <w:t xml:space="preserve"> (la de la receta §9.1). Con ella, las reglas dejan crear y cambiar todo: alumnos, grupos, anuncios, perfiles… cuando exista la web.</w:t>
+        <w:t xml:space="preserve"> </w:t>
+      </w:r>
+      <w:r>
+        <w:rPr>
+          <w:rFonts w:ascii="Calibri" w:eastAsia="Times New Roman" w:hAnsi="Calibri" w:cs="Calibri"/>
+          <w:color w:val="1F1A1A"/>
+          <w:sz w:val="22"/>
+          <w:szCs w:val="22"/>
+        </w:rPr>
+        <w:t>(la de la receta §9.1). Con ella, las reglas dejan crear y cambiar todo: alumnos, grupos, anuncios, perfiles… cuando exista la web.</w:t>
       </w:r>
     </w:p>
     <w:p>
@@ -46645,16 +49684,7 @@
           <w:sz w:val="22"/>
           <w:szCs w:val="22"/>
         </w:rPr>
-        <w:t xml:space="preserve"> </w:t>
-      </w:r>
-      <w:r>
-        <w:rPr>
-          <w:rFonts w:ascii="Calibri" w:eastAsia="Times New Roman" w:hAnsi="Calibri" w:cs="Calibri"/>
-          <w:color w:val="1F1A1A"/>
-          <w:sz w:val="22"/>
-          <w:szCs w:val="22"/>
-        </w:rPr>
-        <w:t>al limpiar los datos de prueba.</w:t>
+        <w:t xml:space="preserve"> al limpiar los datos de prueba.</w:t>
       </w:r>
     </w:p>
     <w:p>
@@ -46720,7 +49750,16 @@
           <w:sz w:val="22"/>
           <w:szCs w:val="22"/>
         </w:rPr>
-        <w:t xml:space="preserve"> de la tabla; </w:t>
+        <w:t xml:space="preserve"> </w:t>
+      </w:r>
+      <w:r>
+        <w:rPr>
+          <w:rFonts w:ascii="Calibri" w:hAnsi="Calibri" w:cs="Calibri"/>
+          <w:color w:val="1F1A1A"/>
+          <w:sz w:val="22"/>
+          <w:szCs w:val="22"/>
+        </w:rPr>
+        <w:t xml:space="preserve">de la tabla; </w:t>
       </w:r>
       <w:r>
         <w:rPr>
@@ -46864,7 +49903,7 @@
           <w:sz w:val="22"/>
           <w:szCs w:val="22"/>
         </w:rPr>
-        <w:pict w14:anchorId="0017B944">
+        <w:pict w14:anchorId="4736D812">
           <v:rect id="_x0000_i1036" style="width:0;height:1.5pt" o:hralign="center" o:hrstd="t" o:hr="t" fillcolor="#a0a0a0" stroked="f"/>
         </w:pict>
       </w:r>
@@ -46880,7 +49919,7 @@
         <w:rPr>
           <w:rFonts w:ascii="Calibri" w:eastAsia="Times New Roman" w:hAnsi="Calibri" w:cs="Calibri"/>
         </w:rPr>
-        <w:t>11. Pendientes</w:t>
+        <w:t>10.2 La web y la base de datos</w:t>
       </w:r>
     </w:p>
     <w:p>
@@ -46900,9 +49939,1941 @@
           <w:sz w:val="22"/>
           <w:szCs w:val="22"/>
         </w:rPr>
+        <w:t xml:space="preserve">La web de Control Escolar y Enfermería (carpeta </w:t>
+      </w:r>
+      <w:r>
+        <w:rPr>
+          <w:rStyle w:val="HTMLCode"/>
+        </w:rPr>
+        <w:t>web/</w:t>
+      </w:r>
+      <w:r>
+        <w:rPr>
+          <w:rFonts w:ascii="Calibri" w:hAnsi="Calibri" w:cs="Calibri"/>
+          <w:color w:val="1F1A1A"/>
+          <w:sz w:val="22"/>
+          <w:szCs w:val="22"/>
+        </w:rPr>
+        <w:t xml:space="preserve">, ADR-011) usa la </w:t>
+      </w:r>
+      <w:r>
+        <w:rPr>
+          <w:rFonts w:ascii="Calibri" w:hAnsi="Calibri" w:cs="Calibri"/>
+          <w:b/>
+          <w:bCs/>
+          <w:color w:val="1F1A1A"/>
+          <w:sz w:val="22"/>
+          <w:szCs w:val="22"/>
+        </w:rPr>
+        <w:t>misma base, las mismas cuentas y las mismas reglas</w:t>
+      </w:r>
+      <w:r>
+        <w:rPr>
+          <w:rFonts w:ascii="Calibri" w:hAnsi="Calibri" w:cs="Calibri"/>
+          <w:color w:val="1F1A1A"/>
+          <w:sz w:val="22"/>
+          <w:szCs w:val="22"/>
+        </w:rPr>
+        <w:t xml:space="preserve">. Su único archivo que habla con Firebase es </w:t>
+      </w:r>
+      <w:r>
+        <w:rPr>
+          <w:rStyle w:val="HTMLCode"/>
+        </w:rPr>
+        <w:t>web/js/datos.js</w:t>
+      </w:r>
+      <w:r>
+        <w:rPr>
+          <w:rFonts w:ascii="Calibri" w:hAnsi="Calibri" w:cs="Calibri"/>
+          <w:color w:val="1F1A1A"/>
+          <w:sz w:val="22"/>
+          <w:szCs w:val="22"/>
+        </w:rPr>
+        <w:t>.</w:t>
+      </w:r>
+    </w:p>
+    <w:tbl>
+      <w:tblPr>
+        <w:tblW w:w="5000" w:type="pct"/>
+        <w:tblCellMar>
+          <w:top w:w="15" w:type="dxa"/>
+          <w:left w:w="15" w:type="dxa"/>
+          <w:bottom w:w="15" w:type="dxa"/>
+          <w:right w:w="15" w:type="dxa"/>
+        </w:tblCellMar>
+        <w:tblLook w:val="04A0" w:firstRow="1" w:lastRow="0" w:firstColumn="1" w:lastColumn="0" w:noHBand="0" w:noVBand="1"/>
+      </w:tblPr>
+      <w:tblGrid>
+        <w:gridCol w:w="1994"/>
+        <w:gridCol w:w="4347"/>
+        <w:gridCol w:w="3323"/>
+      </w:tblGrid>
+      <w:tr>
+        <w:tc>
+          <w:tcPr>
+            <w:tcW w:w="0" w:type="auto"/>
+            <w:tcBorders>
+              <w:top w:val="single" w:sz="6" w:space="0" w:color="D9C9C5"/>
+              <w:left w:val="single" w:sz="6" w:space="0" w:color="D9C9C5"/>
+              <w:bottom w:val="single" w:sz="6" w:space="0" w:color="D9C9C5"/>
+              <w:right w:val="single" w:sz="6" w:space="0" w:color="D9C9C5"/>
+            </w:tcBorders>
+            <w:shd w:val="clear" w:color="auto" w:fill="EDE5E1"/>
+            <w:tcMar>
+              <w:top w:w="60" w:type="dxa"/>
+              <w:left w:w="100" w:type="dxa"/>
+              <w:bottom w:w="60" w:type="dxa"/>
+              <w:right w:w="100" w:type="dxa"/>
+            </w:tcMar>
+            <w:hideMark/>
+          </w:tcPr>
+          <w:p>
+            <w:pPr>
+              <w:pStyle w:val="celda"/>
+              <w:rPr>
+                <w:rFonts w:ascii="Calibri" w:hAnsi="Calibri" w:cs="Calibri"/>
+                <w:b/>
+                <w:bCs/>
+                <w:color w:val="461419"/>
+                <w:sz w:val="19"/>
+                <w:szCs w:val="19"/>
+              </w:rPr>
+            </w:pPr>
+            <w:r>
+              <w:rPr>
+                <w:rFonts w:ascii="Calibri" w:hAnsi="Calibri" w:cs="Calibri"/>
+                <w:b/>
+                <w:bCs/>
+                <w:color w:val="461419"/>
+                <w:sz w:val="19"/>
+                <w:szCs w:val="19"/>
+              </w:rPr>
+              <w:t>Pantalla de la web</w:t>
+            </w:r>
+          </w:p>
+        </w:tc>
+        <w:tc>
+          <w:tcPr>
+            <w:tcW w:w="0" w:type="auto"/>
+            <w:tcBorders>
+              <w:top w:val="single" w:sz="6" w:space="0" w:color="D9C9C5"/>
+              <w:left w:val="single" w:sz="6" w:space="0" w:color="D9C9C5"/>
+              <w:bottom w:val="single" w:sz="6" w:space="0" w:color="D9C9C5"/>
+              <w:right w:val="single" w:sz="6" w:space="0" w:color="D9C9C5"/>
+            </w:tcBorders>
+            <w:shd w:val="clear" w:color="auto" w:fill="EDE5E1"/>
+            <w:tcMar>
+              <w:top w:w="60" w:type="dxa"/>
+              <w:left w:w="100" w:type="dxa"/>
+              <w:bottom w:w="60" w:type="dxa"/>
+              <w:right w:w="100" w:type="dxa"/>
+            </w:tcMar>
+            <w:hideMark/>
+          </w:tcPr>
+          <w:p>
+            <w:pPr>
+              <w:pStyle w:val="celda"/>
+              <w:rPr>
+                <w:rFonts w:ascii="Calibri" w:hAnsi="Calibri" w:cs="Calibri"/>
+                <w:b/>
+                <w:bCs/>
+                <w:color w:val="461419"/>
+                <w:sz w:val="19"/>
+                <w:szCs w:val="19"/>
+              </w:rPr>
+            </w:pPr>
+            <w:r>
+              <w:rPr>
+                <w:rFonts w:ascii="Calibri" w:hAnsi="Calibri" w:cs="Calibri"/>
+                <w:b/>
+                <w:bCs/>
+                <w:color w:val="461419"/>
+                <w:sz w:val="19"/>
+                <w:szCs w:val="19"/>
+              </w:rPr>
+              <w:t>Lee</w:t>
+            </w:r>
+          </w:p>
+        </w:tc>
+        <w:tc>
+          <w:tcPr>
+            <w:tcW w:w="0" w:type="auto"/>
+            <w:tcBorders>
+              <w:top w:val="single" w:sz="6" w:space="0" w:color="D9C9C5"/>
+              <w:left w:val="single" w:sz="6" w:space="0" w:color="D9C9C5"/>
+              <w:bottom w:val="single" w:sz="6" w:space="0" w:color="D9C9C5"/>
+              <w:right w:val="single" w:sz="6" w:space="0" w:color="D9C9C5"/>
+            </w:tcBorders>
+            <w:shd w:val="clear" w:color="auto" w:fill="EDE5E1"/>
+            <w:tcMar>
+              <w:top w:w="60" w:type="dxa"/>
+              <w:left w:w="100" w:type="dxa"/>
+              <w:bottom w:w="60" w:type="dxa"/>
+              <w:right w:w="100" w:type="dxa"/>
+            </w:tcMar>
+            <w:hideMark/>
+          </w:tcPr>
+          <w:p>
+            <w:pPr>
+              <w:pStyle w:val="celda"/>
+              <w:rPr>
+                <w:rFonts w:ascii="Calibri" w:hAnsi="Calibri" w:cs="Calibri"/>
+                <w:b/>
+                <w:bCs/>
+                <w:color w:val="461419"/>
+                <w:sz w:val="19"/>
+                <w:szCs w:val="19"/>
+              </w:rPr>
+            </w:pPr>
+            <w:r>
+              <w:rPr>
+                <w:rFonts w:ascii="Calibri" w:hAnsi="Calibri" w:cs="Calibri"/>
+                <w:b/>
+                <w:bCs/>
+                <w:color w:val="461419"/>
+                <w:sz w:val="19"/>
+                <w:szCs w:val="19"/>
+              </w:rPr>
+              <w:t>Escribe (todo de una vez, con avisos a los padres)</w:t>
+            </w:r>
+          </w:p>
+        </w:tc>
+      </w:tr>
+      <w:tr>
+        <w:tc>
+          <w:tcPr>
+            <w:tcW w:w="0" w:type="auto"/>
+            <w:tcBorders>
+              <w:top w:val="single" w:sz="6" w:space="0" w:color="D9C9C5"/>
+              <w:left w:val="single" w:sz="6" w:space="0" w:color="D9C9C5"/>
+              <w:bottom w:val="single" w:sz="6" w:space="0" w:color="D9C9C5"/>
+              <w:right w:val="single" w:sz="6" w:space="0" w:color="D9C9C5"/>
+            </w:tcBorders>
+            <w:tcMar>
+              <w:top w:w="60" w:type="dxa"/>
+              <w:left w:w="100" w:type="dxa"/>
+              <w:bottom w:w="60" w:type="dxa"/>
+              <w:right w:w="100" w:type="dxa"/>
+            </w:tcMar>
+            <w:hideMark/>
+          </w:tcPr>
+          <w:p>
+            <w:pPr>
+              <w:pStyle w:val="celda"/>
+              <w:rPr>
+                <w:rFonts w:ascii="Calibri" w:hAnsi="Calibri" w:cs="Calibri"/>
+                <w:color w:val="1F1A1A"/>
+                <w:sz w:val="19"/>
+                <w:szCs w:val="19"/>
+              </w:rPr>
+            </w:pPr>
+            <w:r>
+              <w:rPr>
+                <w:rFonts w:ascii="Calibri" w:hAnsi="Calibri" w:cs="Calibri"/>
+                <w:color w:val="1F1A1A"/>
+                <w:sz w:val="19"/>
+                <w:szCs w:val="19"/>
+              </w:rPr>
+              <w:t>Iniciar sesión</w:t>
+            </w:r>
+          </w:p>
+        </w:tc>
+        <w:tc>
+          <w:tcPr>
+            <w:tcW w:w="0" w:type="auto"/>
+            <w:tcBorders>
+              <w:top w:val="single" w:sz="6" w:space="0" w:color="D9C9C5"/>
+              <w:left w:val="single" w:sz="6" w:space="0" w:color="D9C9C5"/>
+              <w:bottom w:val="single" w:sz="6" w:space="0" w:color="D9C9C5"/>
+              <w:right w:val="single" w:sz="6" w:space="0" w:color="D9C9C5"/>
+            </w:tcBorders>
+            <w:tcMar>
+              <w:top w:w="60" w:type="dxa"/>
+              <w:left w:w="100" w:type="dxa"/>
+              <w:bottom w:w="60" w:type="dxa"/>
+              <w:right w:w="100" w:type="dxa"/>
+            </w:tcMar>
+            <w:hideMark/>
+          </w:tcPr>
+          <w:p>
+            <w:pPr>
+              <w:pStyle w:val="celda"/>
+              <w:rPr>
+                <w:rFonts w:ascii="Calibri" w:hAnsi="Calibri" w:cs="Calibri"/>
+                <w:color w:val="1F1A1A"/>
+                <w:sz w:val="19"/>
+                <w:szCs w:val="19"/>
+              </w:rPr>
+            </w:pPr>
+            <w:r>
+              <w:rPr>
+                <w:rStyle w:val="HTMLCode"/>
+              </w:rPr>
+              <w:t>usuarios/{uid}</w:t>
+            </w:r>
+            <w:r>
+              <w:rPr>
+                <w:rFonts w:ascii="Calibri" w:hAnsi="Calibri" w:cs="Calibri"/>
+                <w:color w:val="1F1A1A"/>
+                <w:sz w:val="19"/>
+                <w:szCs w:val="19"/>
+              </w:rPr>
+              <w:t xml:space="preserve"> (solo entran </w:t>
+            </w:r>
+            <w:r>
+              <w:rPr>
+                <w:rStyle w:val="HTMLCode"/>
+              </w:rPr>
+              <w:t>control_escolar</w:t>
+            </w:r>
+            <w:r>
+              <w:rPr>
+                <w:rFonts w:ascii="Calibri" w:hAnsi="Calibri" w:cs="Calibri"/>
+                <w:color w:val="1F1A1A"/>
+                <w:sz w:val="19"/>
+                <w:szCs w:val="19"/>
+              </w:rPr>
+              <w:t xml:space="preserve"> y </w:t>
+            </w:r>
+            <w:r>
+              <w:rPr>
+                <w:rStyle w:val="HTMLCode"/>
+              </w:rPr>
+              <w:t>enfermeria</w:t>
+            </w:r>
+            <w:r>
+              <w:rPr>
+                <w:rFonts w:ascii="Calibri" w:hAnsi="Calibri" w:cs="Calibri"/>
+                <w:color w:val="1F1A1A"/>
+                <w:sz w:val="19"/>
+                <w:szCs w:val="19"/>
+              </w:rPr>
+              <w:t>)</w:t>
+            </w:r>
+          </w:p>
+        </w:tc>
+        <w:tc>
+          <w:tcPr>
+            <w:tcW w:w="0" w:type="auto"/>
+            <w:tcBorders>
+              <w:top w:val="single" w:sz="6" w:space="0" w:color="D9C9C5"/>
+              <w:left w:val="single" w:sz="6" w:space="0" w:color="D9C9C5"/>
+              <w:bottom w:val="single" w:sz="6" w:space="0" w:color="D9C9C5"/>
+              <w:right w:val="single" w:sz="6" w:space="0" w:color="D9C9C5"/>
+            </w:tcBorders>
+            <w:tcMar>
+              <w:top w:w="60" w:type="dxa"/>
+              <w:left w:w="100" w:type="dxa"/>
+              <w:bottom w:w="60" w:type="dxa"/>
+              <w:right w:w="100" w:type="dxa"/>
+            </w:tcMar>
+            <w:hideMark/>
+          </w:tcPr>
+          <w:p>
+            <w:pPr>
+              <w:pStyle w:val="celda"/>
+              <w:rPr>
+                <w:rFonts w:ascii="Calibri" w:hAnsi="Calibri" w:cs="Calibri"/>
+                <w:color w:val="1F1A1A"/>
+                <w:sz w:val="19"/>
+                <w:szCs w:val="19"/>
+              </w:rPr>
+            </w:pPr>
+            <w:r>
+              <w:rPr>
+                <w:rFonts w:ascii="Calibri" w:hAnsi="Calibri" w:cs="Calibri"/>
+                <w:color w:val="1F1A1A"/>
+                <w:sz w:val="19"/>
+                <w:szCs w:val="19"/>
+              </w:rPr>
+              <w:t>—</w:t>
+            </w:r>
+          </w:p>
+        </w:tc>
+      </w:tr>
+      <w:tr>
+        <w:tc>
+          <w:tcPr>
+            <w:tcW w:w="0" w:type="auto"/>
+            <w:tcBorders>
+              <w:top w:val="single" w:sz="6" w:space="0" w:color="D9C9C5"/>
+              <w:left w:val="single" w:sz="6" w:space="0" w:color="D9C9C5"/>
+              <w:bottom w:val="single" w:sz="6" w:space="0" w:color="D9C9C5"/>
+              <w:right w:val="single" w:sz="6" w:space="0" w:color="D9C9C5"/>
+            </w:tcBorders>
+            <w:tcMar>
+              <w:top w:w="60" w:type="dxa"/>
+              <w:left w:w="100" w:type="dxa"/>
+              <w:bottom w:w="60" w:type="dxa"/>
+              <w:right w:w="100" w:type="dxa"/>
+            </w:tcMar>
+            <w:hideMark/>
+          </w:tcPr>
+          <w:p>
+            <w:pPr>
+              <w:pStyle w:val="celda"/>
+              <w:rPr>
+                <w:rFonts w:ascii="Calibri" w:hAnsi="Calibri" w:cs="Calibri"/>
+                <w:color w:val="1F1A1A"/>
+                <w:sz w:val="19"/>
+                <w:szCs w:val="19"/>
+              </w:rPr>
+            </w:pPr>
+            <w:r>
+              <w:rPr>
+                <w:rFonts w:ascii="Calibri" w:hAnsi="Calibri" w:cs="Calibri"/>
+                <w:color w:val="1F1A1A"/>
+                <w:sz w:val="19"/>
+                <w:szCs w:val="19"/>
+              </w:rPr>
+              <w:t>Alumnos</w:t>
+            </w:r>
+          </w:p>
+        </w:tc>
+        <w:tc>
+          <w:tcPr>
+            <w:tcW w:w="0" w:type="auto"/>
+            <w:tcBorders>
+              <w:top w:val="single" w:sz="6" w:space="0" w:color="D9C9C5"/>
+              <w:left w:val="single" w:sz="6" w:space="0" w:color="D9C9C5"/>
+              <w:bottom w:val="single" w:sz="6" w:space="0" w:color="D9C9C5"/>
+              <w:right w:val="single" w:sz="6" w:space="0" w:color="D9C9C5"/>
+            </w:tcBorders>
+            <w:tcMar>
+              <w:top w:w="60" w:type="dxa"/>
+              <w:left w:w="100" w:type="dxa"/>
+              <w:bottom w:w="60" w:type="dxa"/>
+              <w:right w:w="100" w:type="dxa"/>
+            </w:tcMar>
+            <w:hideMark/>
+          </w:tcPr>
+          <w:p>
+            <w:pPr>
+              <w:pStyle w:val="celda"/>
+              <w:rPr>
+                <w:rFonts w:ascii="Calibri" w:hAnsi="Calibri" w:cs="Calibri"/>
+                <w:color w:val="1F1A1A"/>
+                <w:sz w:val="19"/>
+                <w:szCs w:val="19"/>
+              </w:rPr>
+            </w:pPr>
+            <w:r>
+              <w:rPr>
+                <w:rStyle w:val="HTMLCode"/>
+              </w:rPr>
+              <w:t>grupos</w:t>
+            </w:r>
+            <w:r>
+              <w:rPr>
+                <w:rFonts w:ascii="Calibri" w:hAnsi="Calibri" w:cs="Calibri"/>
+                <w:color w:val="1F1A1A"/>
+                <w:sz w:val="19"/>
+                <w:szCs w:val="19"/>
+              </w:rPr>
+              <w:t xml:space="preserve"> del semestre y turno; </w:t>
+            </w:r>
+            <w:r>
+              <w:rPr>
+                <w:rStyle w:val="HTMLCode"/>
+              </w:rPr>
+              <w:t>alumnos</w:t>
+            </w:r>
+            <w:r>
+              <w:rPr>
+                <w:rFonts w:ascii="Calibri" w:hAnsi="Calibri" w:cs="Calibri"/>
+                <w:color w:val="1F1A1A"/>
+                <w:sz w:val="19"/>
+                <w:szCs w:val="19"/>
+              </w:rPr>
+              <w:t xml:space="preserve"> del grupo (inscritos, por apellido) o por </w:t>
+            </w:r>
+            <w:r>
+              <w:rPr>
+                <w:rStyle w:val="HTMLCode"/>
+              </w:rPr>
+              <w:t>nombreBusqueda</w:t>
+            </w:r>
+            <w:r>
+              <w:rPr>
+                <w:rFonts w:ascii="Calibri" w:hAnsi="Calibri" w:cs="Calibri"/>
+                <w:color w:val="1F1A1A"/>
+                <w:sz w:val="19"/>
+                <w:szCs w:val="19"/>
+              </w:rPr>
+              <w:t xml:space="preserve"> (empieza con…); o </w:t>
+            </w:r>
+            <w:r>
+              <w:rPr>
+                <w:rStyle w:val="HTMLCode"/>
+              </w:rPr>
+              <w:t>alumnos/{No. de control}</w:t>
+            </w:r>
+          </w:p>
+        </w:tc>
+        <w:tc>
+          <w:tcPr>
+            <w:tcW w:w="0" w:type="auto"/>
+            <w:tcBorders>
+              <w:top w:val="single" w:sz="6" w:space="0" w:color="D9C9C5"/>
+              <w:left w:val="single" w:sz="6" w:space="0" w:color="D9C9C5"/>
+              <w:bottom w:val="single" w:sz="6" w:space="0" w:color="D9C9C5"/>
+              <w:right w:val="single" w:sz="6" w:space="0" w:color="D9C9C5"/>
+            </w:tcBorders>
+            <w:tcMar>
+              <w:top w:w="60" w:type="dxa"/>
+              <w:left w:w="100" w:type="dxa"/>
+              <w:bottom w:w="60" w:type="dxa"/>
+              <w:right w:w="100" w:type="dxa"/>
+            </w:tcMar>
+            <w:hideMark/>
+          </w:tcPr>
+          <w:p>
+            <w:pPr>
+              <w:pStyle w:val="celda"/>
+              <w:rPr>
+                <w:rFonts w:ascii="Calibri" w:hAnsi="Calibri" w:cs="Calibri"/>
+                <w:color w:val="1F1A1A"/>
+                <w:sz w:val="19"/>
+                <w:szCs w:val="19"/>
+              </w:rPr>
+            </w:pPr>
+            <w:r>
+              <w:rPr>
+                <w:rFonts w:ascii="Calibri" w:hAnsi="Calibri" w:cs="Calibri"/>
+                <w:color w:val="1F1A1A"/>
+                <w:sz w:val="19"/>
+                <w:szCs w:val="19"/>
+              </w:rPr>
+              <w:t>—</w:t>
+            </w:r>
+          </w:p>
+        </w:tc>
+      </w:tr>
+      <w:tr>
+        <w:tc>
+          <w:tcPr>
+            <w:tcW w:w="0" w:type="auto"/>
+            <w:tcBorders>
+              <w:top w:val="single" w:sz="6" w:space="0" w:color="D9C9C5"/>
+              <w:left w:val="single" w:sz="6" w:space="0" w:color="D9C9C5"/>
+              <w:bottom w:val="single" w:sz="6" w:space="0" w:color="D9C9C5"/>
+              <w:right w:val="single" w:sz="6" w:space="0" w:color="D9C9C5"/>
+            </w:tcBorders>
+            <w:tcMar>
+              <w:top w:w="60" w:type="dxa"/>
+              <w:left w:w="100" w:type="dxa"/>
+              <w:bottom w:w="60" w:type="dxa"/>
+              <w:right w:w="100" w:type="dxa"/>
+            </w:tcMar>
+            <w:hideMark/>
+          </w:tcPr>
+          <w:p>
+            <w:pPr>
+              <w:pStyle w:val="celda"/>
+              <w:rPr>
+                <w:rFonts w:ascii="Calibri" w:hAnsi="Calibri" w:cs="Calibri"/>
+                <w:color w:val="1F1A1A"/>
+                <w:sz w:val="19"/>
+                <w:szCs w:val="19"/>
+              </w:rPr>
+            </w:pPr>
+            <w:r>
+              <w:rPr>
+                <w:rFonts w:ascii="Calibri" w:hAnsi="Calibri" w:cs="Calibri"/>
+                <w:color w:val="1F1A1A"/>
+                <w:sz w:val="19"/>
+                <w:szCs w:val="19"/>
+              </w:rPr>
+              <w:t>Perfil del alumno</w:t>
+            </w:r>
+          </w:p>
+        </w:tc>
+        <w:tc>
+          <w:tcPr>
+            <w:tcW w:w="0" w:type="auto"/>
+            <w:tcBorders>
+              <w:top w:val="single" w:sz="6" w:space="0" w:color="D9C9C5"/>
+              <w:left w:val="single" w:sz="6" w:space="0" w:color="D9C9C5"/>
+              <w:bottom w:val="single" w:sz="6" w:space="0" w:color="D9C9C5"/>
+              <w:right w:val="single" w:sz="6" w:space="0" w:color="D9C9C5"/>
+            </w:tcBorders>
+            <w:tcMar>
+              <w:top w:w="60" w:type="dxa"/>
+              <w:left w:w="100" w:type="dxa"/>
+              <w:bottom w:w="60" w:type="dxa"/>
+              <w:right w:w="100" w:type="dxa"/>
+            </w:tcMar>
+            <w:hideMark/>
+          </w:tcPr>
+          <w:p>
+            <w:pPr>
+              <w:pStyle w:val="celda"/>
+              <w:rPr>
+                <w:rFonts w:ascii="Calibri" w:hAnsi="Calibri" w:cs="Calibri"/>
+                <w:color w:val="1F1A1A"/>
+                <w:sz w:val="19"/>
+                <w:szCs w:val="19"/>
+              </w:rPr>
+            </w:pPr>
+            <w:r>
+              <w:rPr>
+                <w:rStyle w:val="HTMLCode"/>
+              </w:rPr>
+              <w:t>alumnos/{n}</w:t>
+            </w:r>
+            <w:r>
+              <w:rPr>
+                <w:rFonts w:ascii="Calibri" w:hAnsi="Calibri" w:cs="Calibri"/>
+                <w:color w:val="1F1A1A"/>
+                <w:sz w:val="19"/>
+                <w:szCs w:val="19"/>
+              </w:rPr>
+              <w:t xml:space="preserve"> (en vivo), </w:t>
+            </w:r>
+            <w:r>
+              <w:rPr>
+                <w:rStyle w:val="HTMLCode"/>
+              </w:rPr>
+              <w:t>estatus</w:t>
+            </w:r>
+            <w:r>
+              <w:rPr>
+                <w:rFonts w:ascii="Calibri" w:hAnsi="Calibri" w:cs="Calibri"/>
+                <w:color w:val="1F1A1A"/>
+                <w:sz w:val="19"/>
+                <w:szCs w:val="19"/>
+              </w:rPr>
+              <w:t xml:space="preserve">, </w:t>
+            </w:r>
+            <w:r>
+              <w:rPr>
+                <w:rStyle w:val="HTMLCode"/>
+              </w:rPr>
+              <w:t>cambiosDeEstado</w:t>
+            </w:r>
+            <w:r>
+              <w:rPr>
+                <w:rFonts w:ascii="Calibri" w:hAnsi="Calibri" w:cs="Calibri"/>
+                <w:color w:val="1F1A1A"/>
+                <w:sz w:val="19"/>
+                <w:szCs w:val="19"/>
+              </w:rPr>
+              <w:t xml:space="preserve">, </w:t>
+            </w:r>
+            <w:r>
+              <w:rPr>
+                <w:rStyle w:val="HTMLCode"/>
+              </w:rPr>
+              <w:t>privado/salud</w:t>
+            </w:r>
+            <w:r>
+              <w:rPr>
+                <w:rFonts w:ascii="Calibri" w:hAnsi="Calibri" w:cs="Calibri"/>
+                <w:color w:val="1F1A1A"/>
+                <w:sz w:val="19"/>
+                <w:szCs w:val="19"/>
+              </w:rPr>
+              <w:t xml:space="preserve">; Control Escolar también </w:t>
+            </w:r>
+            <w:r>
+              <w:rPr>
+                <w:rStyle w:val="HTMLCode"/>
+              </w:rPr>
+              <w:t>privado/datos</w:t>
+            </w:r>
+            <w:r>
+              <w:rPr>
+                <w:rFonts w:ascii="Calibri" w:hAnsi="Calibri" w:cs="Calibri"/>
+                <w:color w:val="1F1A1A"/>
+                <w:sz w:val="19"/>
+                <w:szCs w:val="19"/>
+              </w:rPr>
+              <w:t xml:space="preserve"> y sus </w:t>
+            </w:r>
+            <w:r>
+              <w:rPr>
+                <w:rStyle w:val="HTMLCode"/>
+              </w:rPr>
+              <w:t>registros</w:t>
+            </w:r>
+            <w:r>
+              <w:rPr>
+                <w:rFonts w:ascii="Calibri" w:hAnsi="Calibri" w:cs="Calibri"/>
+                <w:color w:val="1F1A1A"/>
+                <w:sz w:val="19"/>
+                <w:szCs w:val="19"/>
+              </w:rPr>
+              <w:t xml:space="preserve"> del semestre</w:t>
+            </w:r>
+          </w:p>
+        </w:tc>
+        <w:tc>
+          <w:tcPr>
+            <w:tcW w:w="0" w:type="auto"/>
+            <w:tcBorders>
+              <w:top w:val="single" w:sz="6" w:space="0" w:color="D9C9C5"/>
+              <w:left w:val="single" w:sz="6" w:space="0" w:color="D9C9C5"/>
+              <w:bottom w:val="single" w:sz="6" w:space="0" w:color="D9C9C5"/>
+              <w:right w:val="single" w:sz="6" w:space="0" w:color="D9C9C5"/>
+            </w:tcBorders>
+            <w:tcMar>
+              <w:top w:w="60" w:type="dxa"/>
+              <w:left w:w="100" w:type="dxa"/>
+              <w:bottom w:w="60" w:type="dxa"/>
+              <w:right w:w="100" w:type="dxa"/>
+            </w:tcMar>
+            <w:hideMark/>
+          </w:tcPr>
+          <w:p>
+            <w:pPr>
+              <w:pStyle w:val="celda"/>
+              <w:rPr>
+                <w:rFonts w:ascii="Calibri" w:hAnsi="Calibri" w:cs="Calibri"/>
+                <w:color w:val="1F1A1A"/>
+                <w:sz w:val="19"/>
+                <w:szCs w:val="19"/>
+              </w:rPr>
+            </w:pPr>
+            <w:r>
+              <w:rPr>
+                <w:rFonts w:ascii="Calibri" w:hAnsi="Calibri" w:cs="Calibri"/>
+                <w:color w:val="1F1A1A"/>
+                <w:sz w:val="19"/>
+                <w:szCs w:val="19"/>
+              </w:rPr>
+              <w:t>—</w:t>
+            </w:r>
+          </w:p>
+        </w:tc>
+      </w:tr>
+      <w:tr>
+        <w:tc>
+          <w:tcPr>
+            <w:tcW w:w="0" w:type="auto"/>
+            <w:tcBorders>
+              <w:top w:val="single" w:sz="6" w:space="0" w:color="D9C9C5"/>
+              <w:left w:val="single" w:sz="6" w:space="0" w:color="D9C9C5"/>
+              <w:bottom w:val="single" w:sz="6" w:space="0" w:color="D9C9C5"/>
+              <w:right w:val="single" w:sz="6" w:space="0" w:color="D9C9C5"/>
+            </w:tcBorders>
+            <w:tcMar>
+              <w:top w:w="60" w:type="dxa"/>
+              <w:left w:w="100" w:type="dxa"/>
+              <w:bottom w:w="60" w:type="dxa"/>
+              <w:right w:w="100" w:type="dxa"/>
+            </w:tcMar>
+            <w:hideMark/>
+          </w:tcPr>
+          <w:p>
+            <w:pPr>
+              <w:pStyle w:val="celda"/>
+              <w:rPr>
+                <w:rFonts w:ascii="Calibri" w:hAnsi="Calibri" w:cs="Calibri"/>
+                <w:color w:val="1F1A1A"/>
+                <w:sz w:val="19"/>
+                <w:szCs w:val="19"/>
+              </w:rPr>
+            </w:pPr>
+            <w:r>
+              <w:rPr>
+                <w:rFonts w:ascii="Calibri" w:hAnsi="Calibri" w:cs="Calibri"/>
+                <w:color w:val="1F1A1A"/>
+                <w:sz w:val="19"/>
+                <w:szCs w:val="19"/>
+              </w:rPr>
+              <w:t>Pase de salud (Enfermería)</w:t>
+            </w:r>
+          </w:p>
+        </w:tc>
+        <w:tc>
+          <w:tcPr>
+            <w:tcW w:w="0" w:type="auto"/>
+            <w:tcBorders>
+              <w:top w:val="single" w:sz="6" w:space="0" w:color="D9C9C5"/>
+              <w:left w:val="single" w:sz="6" w:space="0" w:color="D9C9C5"/>
+              <w:bottom w:val="single" w:sz="6" w:space="0" w:color="D9C9C5"/>
+              <w:right w:val="single" w:sz="6" w:space="0" w:color="D9C9C5"/>
+            </w:tcBorders>
+            <w:tcMar>
+              <w:top w:w="60" w:type="dxa"/>
+              <w:left w:w="100" w:type="dxa"/>
+              <w:bottom w:w="60" w:type="dxa"/>
+              <w:right w:w="100" w:type="dxa"/>
+            </w:tcMar>
+            <w:hideMark/>
+          </w:tcPr>
+          <w:p>
+            <w:pPr>
+              <w:pStyle w:val="celda"/>
+              <w:rPr>
+                <w:rFonts w:ascii="Calibri" w:hAnsi="Calibri" w:cs="Calibri"/>
+                <w:color w:val="1F1A1A"/>
+                <w:sz w:val="19"/>
+                <w:szCs w:val="19"/>
+              </w:rPr>
+            </w:pPr>
+            <w:r>
+              <w:rPr>
+                <w:rFonts w:ascii="Calibri" w:hAnsi="Calibri" w:cs="Calibri"/>
+                <w:color w:val="1F1A1A"/>
+                <w:sz w:val="19"/>
+                <w:szCs w:val="19"/>
+              </w:rPr>
+              <w:t>—</w:t>
+            </w:r>
+          </w:p>
+        </w:tc>
+        <w:tc>
+          <w:tcPr>
+            <w:tcW w:w="0" w:type="auto"/>
+            <w:tcBorders>
+              <w:top w:val="single" w:sz="6" w:space="0" w:color="D9C9C5"/>
+              <w:left w:val="single" w:sz="6" w:space="0" w:color="D9C9C5"/>
+              <w:bottom w:val="single" w:sz="6" w:space="0" w:color="D9C9C5"/>
+              <w:right w:val="single" w:sz="6" w:space="0" w:color="D9C9C5"/>
+            </w:tcBorders>
+            <w:tcMar>
+              <w:top w:w="60" w:type="dxa"/>
+              <w:left w:w="100" w:type="dxa"/>
+              <w:bottom w:w="60" w:type="dxa"/>
+              <w:right w:w="100" w:type="dxa"/>
+            </w:tcMar>
+            <w:hideMark/>
+          </w:tcPr>
+          <w:p>
+            <w:pPr>
+              <w:pStyle w:val="celda"/>
+              <w:rPr>
+                <w:rFonts w:ascii="Calibri" w:hAnsi="Calibri" w:cs="Calibri"/>
+                <w:color w:val="1F1A1A"/>
+                <w:sz w:val="19"/>
+                <w:szCs w:val="19"/>
+              </w:rPr>
+            </w:pPr>
+            <w:r>
+              <w:rPr>
+                <w:rFonts w:ascii="Calibri" w:hAnsi="Calibri" w:cs="Calibri"/>
+                <w:color w:val="1F1A1A"/>
+                <w:sz w:val="19"/>
+                <w:szCs w:val="19"/>
+              </w:rPr>
+              <w:t xml:space="preserve">Crea </w:t>
+            </w:r>
+            <w:r>
+              <w:rPr>
+                <w:rStyle w:val="HTMLCode"/>
+              </w:rPr>
+              <w:t>alumnos/{n}/estatus</w:t>
+            </w:r>
+            <w:r>
+              <w:rPr>
+                <w:rFonts w:ascii="Calibri" w:hAnsi="Calibri" w:cs="Calibri"/>
+                <w:color w:val="1F1A1A"/>
+                <w:sz w:val="19"/>
+                <w:szCs w:val="19"/>
+              </w:rPr>
+              <w:t xml:space="preserve"> (</w:t>
+            </w:r>
+            <w:r>
+              <w:rPr>
+                <w:rStyle w:val="HTMLCode"/>
+              </w:rPr>
+              <w:t>pase_salud</w:t>
+            </w:r>
+            <w:r>
+              <w:rPr>
+                <w:rFonts w:ascii="Calibri" w:hAnsi="Calibri" w:cs="Calibri"/>
+                <w:color w:val="1F1A1A"/>
+                <w:sz w:val="19"/>
+                <w:szCs w:val="19"/>
+              </w:rPr>
+              <w:t xml:space="preserve">, vale hoy) y un aviso </w:t>
+            </w:r>
+            <w:r>
+              <w:rPr>
+                <w:rStyle w:val="HTMLCode"/>
+              </w:rPr>
+              <w:t>estatus</w:t>
+            </w:r>
+            <w:r>
+              <w:rPr>
+                <w:rFonts w:ascii="Calibri" w:hAnsi="Calibri" w:cs="Calibri"/>
+                <w:color w:val="1F1A1A"/>
+                <w:sz w:val="19"/>
+                <w:szCs w:val="19"/>
+              </w:rPr>
+              <w:t xml:space="preserve"> a cada padre</w:t>
+            </w:r>
+          </w:p>
+        </w:tc>
+      </w:tr>
+      <w:tr>
+        <w:tc>
+          <w:tcPr>
+            <w:tcW w:w="0" w:type="auto"/>
+            <w:tcBorders>
+              <w:top w:val="single" w:sz="6" w:space="0" w:color="D9C9C5"/>
+              <w:left w:val="single" w:sz="6" w:space="0" w:color="D9C9C5"/>
+              <w:bottom w:val="single" w:sz="6" w:space="0" w:color="D9C9C5"/>
+              <w:right w:val="single" w:sz="6" w:space="0" w:color="D9C9C5"/>
+            </w:tcBorders>
+            <w:tcMar>
+              <w:top w:w="60" w:type="dxa"/>
+              <w:left w:w="100" w:type="dxa"/>
+              <w:bottom w:w="60" w:type="dxa"/>
+              <w:right w:w="100" w:type="dxa"/>
+            </w:tcMar>
+            <w:hideMark/>
+          </w:tcPr>
+          <w:p>
+            <w:pPr>
+              <w:pStyle w:val="celda"/>
+              <w:rPr>
+                <w:rFonts w:ascii="Calibri" w:hAnsi="Calibri" w:cs="Calibri"/>
+                <w:color w:val="1F1A1A"/>
+                <w:sz w:val="19"/>
+                <w:szCs w:val="19"/>
+              </w:rPr>
+            </w:pPr>
+            <w:r>
+              <w:rPr>
+                <w:rFonts w:ascii="Calibri" w:hAnsi="Calibri" w:cs="Calibri"/>
+                <w:color w:val="1F1A1A"/>
+                <w:sz w:val="19"/>
+                <w:szCs w:val="19"/>
+              </w:rPr>
+              <w:t>Activar/desactivar por salud (Enfermería) o por pago (Control Escolar)</w:t>
+            </w:r>
+          </w:p>
+        </w:tc>
+        <w:tc>
+          <w:tcPr>
+            <w:tcW w:w="0" w:type="auto"/>
+            <w:tcBorders>
+              <w:top w:val="single" w:sz="6" w:space="0" w:color="D9C9C5"/>
+              <w:left w:val="single" w:sz="6" w:space="0" w:color="D9C9C5"/>
+              <w:bottom w:val="single" w:sz="6" w:space="0" w:color="D9C9C5"/>
+              <w:right w:val="single" w:sz="6" w:space="0" w:color="D9C9C5"/>
+            </w:tcBorders>
+            <w:tcMar>
+              <w:top w:w="60" w:type="dxa"/>
+              <w:left w:w="100" w:type="dxa"/>
+              <w:bottom w:w="60" w:type="dxa"/>
+              <w:right w:w="100" w:type="dxa"/>
+            </w:tcMar>
+            <w:hideMark/>
+          </w:tcPr>
+          <w:p>
+            <w:pPr>
+              <w:pStyle w:val="celda"/>
+              <w:rPr>
+                <w:rFonts w:ascii="Calibri" w:hAnsi="Calibri" w:cs="Calibri"/>
+                <w:color w:val="1F1A1A"/>
+                <w:sz w:val="19"/>
+                <w:szCs w:val="19"/>
+              </w:rPr>
+            </w:pPr>
+            <w:r>
+              <w:rPr>
+                <w:rFonts w:ascii="Calibri" w:hAnsi="Calibri" w:cs="Calibri"/>
+                <w:color w:val="1F1A1A"/>
+                <w:sz w:val="19"/>
+                <w:szCs w:val="19"/>
+              </w:rPr>
+              <w:t>—</w:t>
+            </w:r>
+          </w:p>
+        </w:tc>
+        <w:tc>
+          <w:tcPr>
+            <w:tcW w:w="0" w:type="auto"/>
+            <w:tcBorders>
+              <w:top w:val="single" w:sz="6" w:space="0" w:color="D9C9C5"/>
+              <w:left w:val="single" w:sz="6" w:space="0" w:color="D9C9C5"/>
+              <w:bottom w:val="single" w:sz="6" w:space="0" w:color="D9C9C5"/>
+              <w:right w:val="single" w:sz="6" w:space="0" w:color="D9C9C5"/>
+            </w:tcBorders>
+            <w:tcMar>
+              <w:top w:w="60" w:type="dxa"/>
+              <w:left w:w="100" w:type="dxa"/>
+              <w:bottom w:w="60" w:type="dxa"/>
+              <w:right w:w="100" w:type="dxa"/>
+            </w:tcMar>
+            <w:hideMark/>
+          </w:tcPr>
+          <w:p>
+            <w:pPr>
+              <w:pStyle w:val="celda"/>
+              <w:rPr>
+                <w:rFonts w:ascii="Calibri" w:hAnsi="Calibri" w:cs="Calibri"/>
+                <w:color w:val="1F1A1A"/>
+                <w:sz w:val="19"/>
+                <w:szCs w:val="19"/>
+              </w:rPr>
+            </w:pPr>
+            <w:r>
+              <w:rPr>
+                <w:rFonts w:ascii="Calibri" w:hAnsi="Calibri" w:cs="Calibri"/>
+                <w:color w:val="1F1A1A"/>
+                <w:sz w:val="19"/>
+                <w:szCs w:val="19"/>
+              </w:rPr>
+              <w:t xml:space="preserve">Cambia </w:t>
+            </w:r>
+            <w:r>
+              <w:rPr>
+                <w:rStyle w:val="HTMLCode"/>
+              </w:rPr>
+              <w:t>activoPorSalud</w:t>
+            </w:r>
+            <w:r>
+              <w:rPr>
+                <w:rFonts w:ascii="Calibri" w:hAnsi="Calibri" w:cs="Calibri"/>
+                <w:color w:val="1F1A1A"/>
+                <w:sz w:val="19"/>
+                <w:szCs w:val="19"/>
+              </w:rPr>
+              <w:t xml:space="preserve"> o </w:t>
+            </w:r>
+            <w:r>
+              <w:rPr>
+                <w:rStyle w:val="HTMLCode"/>
+              </w:rPr>
+              <w:t>activoPorPago</w:t>
+            </w:r>
+            <w:r>
+              <w:rPr>
+                <w:rFonts w:ascii="Calibri" w:hAnsi="Calibri" w:cs="Calibri"/>
+                <w:color w:val="1F1A1A"/>
+                <w:sz w:val="19"/>
+                <w:szCs w:val="19"/>
+              </w:rPr>
+              <w:t xml:space="preserve"> y </w:t>
+            </w:r>
+            <w:r>
+              <w:rPr>
+                <w:rStyle w:val="HTMLCode"/>
+              </w:rPr>
+              <w:t>actualizadoEn</w:t>
+            </w:r>
+            <w:r>
+              <w:rPr>
+                <w:rFonts w:ascii="Calibri" w:hAnsi="Calibri" w:cs="Calibri"/>
+                <w:color w:val="1F1A1A"/>
+                <w:sz w:val="19"/>
+                <w:szCs w:val="19"/>
+              </w:rPr>
+              <w:t xml:space="preserve">; crea </w:t>
+            </w:r>
+            <w:r>
+              <w:rPr>
+                <w:rStyle w:val="HTMLCode"/>
+              </w:rPr>
+              <w:t>cambiosDeEstado</w:t>
+            </w:r>
+            <w:r>
+              <w:rPr>
+                <w:rFonts w:ascii="Calibri" w:hAnsi="Calibri" w:cs="Calibri"/>
+                <w:color w:val="1F1A1A"/>
+                <w:sz w:val="19"/>
+                <w:szCs w:val="19"/>
+              </w:rPr>
+              <w:t xml:space="preserve"> (</w:t>
+            </w:r>
+            <w:r>
+              <w:rPr>
+                <w:rStyle w:val="HTMLCode"/>
+              </w:rPr>
+              <w:t>campo</w:t>
+            </w:r>
+            <w:r>
+              <w:rPr>
+                <w:rFonts w:ascii="Calibri" w:hAnsi="Calibri" w:cs="Calibri"/>
+                <w:color w:val="1F1A1A"/>
+                <w:sz w:val="19"/>
+                <w:szCs w:val="19"/>
+              </w:rPr>
+              <w:t xml:space="preserve">, </w:t>
+            </w:r>
+            <w:r>
+              <w:rPr>
+                <w:rStyle w:val="HTMLCode"/>
+              </w:rPr>
+              <w:t>valor</w:t>
+            </w:r>
+            <w:r>
+              <w:rPr>
+                <w:rFonts w:ascii="Calibri" w:hAnsi="Calibri" w:cs="Calibri"/>
+                <w:color w:val="1F1A1A"/>
+                <w:sz w:val="19"/>
+                <w:szCs w:val="19"/>
+              </w:rPr>
+              <w:t xml:space="preserve">, </w:t>
+            </w:r>
+            <w:r>
+              <w:rPr>
+                <w:rStyle w:val="HTMLCode"/>
+              </w:rPr>
+              <w:t>motivo</w:t>
+            </w:r>
+            <w:r>
+              <w:rPr>
+                <w:rFonts w:ascii="Calibri" w:hAnsi="Calibri" w:cs="Calibri"/>
+                <w:color w:val="1F1A1A"/>
+                <w:sz w:val="19"/>
+                <w:szCs w:val="19"/>
+              </w:rPr>
+              <w:t xml:space="preserve">, </w:t>
+            </w:r>
+            <w:r>
+              <w:rPr>
+                <w:rStyle w:val="HTMLCode"/>
+              </w:rPr>
+              <w:t>fecha</w:t>
+            </w:r>
+            <w:r>
+              <w:rPr>
+                <w:rFonts w:ascii="Calibri" w:hAnsi="Calibri" w:cs="Calibri"/>
+                <w:color w:val="1F1A1A"/>
+                <w:sz w:val="19"/>
+                <w:szCs w:val="19"/>
+              </w:rPr>
+              <w:t xml:space="preserve">, </w:t>
+            </w:r>
+            <w:r>
+              <w:rPr>
+                <w:rStyle w:val="HTMLCode"/>
+              </w:rPr>
+              <w:t>por</w:t>
+            </w:r>
+            <w:r>
+              <w:rPr>
+                <w:rFonts w:ascii="Calibri" w:hAnsi="Calibri" w:cs="Calibri"/>
+                <w:color w:val="1F1A1A"/>
+                <w:sz w:val="19"/>
+                <w:szCs w:val="19"/>
+              </w:rPr>
+              <w:t xml:space="preserve">, </w:t>
+            </w:r>
+            <w:r>
+              <w:rPr>
+                <w:rStyle w:val="HTMLCode"/>
+              </w:rPr>
+              <w:t>porNombre</w:t>
+            </w:r>
+            <w:r>
+              <w:rPr>
+                <w:rFonts w:ascii="Calibri" w:hAnsi="Calibri" w:cs="Calibri"/>
+                <w:color w:val="1F1A1A"/>
+                <w:sz w:val="19"/>
+                <w:szCs w:val="19"/>
+              </w:rPr>
+              <w:t xml:space="preserve">) y un aviso </w:t>
+            </w:r>
+            <w:r>
+              <w:rPr>
+                <w:rStyle w:val="HTMLCode"/>
+              </w:rPr>
+              <w:t>estado</w:t>
+            </w:r>
+            <w:r>
+              <w:rPr>
+                <w:rFonts w:ascii="Calibri" w:hAnsi="Calibri" w:cs="Calibri"/>
+                <w:color w:val="1F1A1A"/>
+                <w:sz w:val="19"/>
+                <w:szCs w:val="19"/>
+              </w:rPr>
+              <w:t xml:space="preserve"> a cada padre</w:t>
+            </w:r>
+          </w:p>
+        </w:tc>
+      </w:tr>
+      <w:tr>
+        <w:tc>
+          <w:tcPr>
+            <w:tcW w:w="0" w:type="auto"/>
+            <w:tcBorders>
+              <w:top w:val="single" w:sz="6" w:space="0" w:color="D9C9C5"/>
+              <w:left w:val="single" w:sz="6" w:space="0" w:color="D9C9C5"/>
+              <w:bottom w:val="single" w:sz="6" w:space="0" w:color="D9C9C5"/>
+              <w:right w:val="single" w:sz="6" w:space="0" w:color="D9C9C5"/>
+            </w:tcBorders>
+            <w:tcMar>
+              <w:top w:w="60" w:type="dxa"/>
+              <w:left w:w="100" w:type="dxa"/>
+              <w:bottom w:w="60" w:type="dxa"/>
+              <w:right w:w="100" w:type="dxa"/>
+            </w:tcMar>
+            <w:hideMark/>
+          </w:tcPr>
+          <w:p>
+            <w:pPr>
+              <w:pStyle w:val="celda"/>
+              <w:rPr>
+                <w:rFonts w:ascii="Calibri" w:hAnsi="Calibri" w:cs="Calibri"/>
+                <w:color w:val="1F1A1A"/>
+                <w:sz w:val="19"/>
+                <w:szCs w:val="19"/>
+              </w:rPr>
+            </w:pPr>
+            <w:r>
+              <w:rPr>
+                <w:rFonts w:ascii="Calibri" w:hAnsi="Calibri" w:cs="Calibri"/>
+                <w:color w:val="1F1A1A"/>
+                <w:sz w:val="19"/>
+                <w:szCs w:val="19"/>
+              </w:rPr>
+              <w:t>Datos de salud</w:t>
+            </w:r>
+          </w:p>
+        </w:tc>
+        <w:tc>
+          <w:tcPr>
+            <w:tcW w:w="0" w:type="auto"/>
+            <w:tcBorders>
+              <w:top w:val="single" w:sz="6" w:space="0" w:color="D9C9C5"/>
+              <w:left w:val="single" w:sz="6" w:space="0" w:color="D9C9C5"/>
+              <w:bottom w:val="single" w:sz="6" w:space="0" w:color="D9C9C5"/>
+              <w:right w:val="single" w:sz="6" w:space="0" w:color="D9C9C5"/>
+            </w:tcBorders>
+            <w:tcMar>
+              <w:top w:w="60" w:type="dxa"/>
+              <w:left w:w="100" w:type="dxa"/>
+              <w:bottom w:w="60" w:type="dxa"/>
+              <w:right w:w="100" w:type="dxa"/>
+            </w:tcMar>
+            <w:hideMark/>
+          </w:tcPr>
+          <w:p>
+            <w:pPr>
+              <w:pStyle w:val="celda"/>
+              <w:rPr>
+                <w:rFonts w:ascii="Calibri" w:hAnsi="Calibri" w:cs="Calibri"/>
+                <w:color w:val="1F1A1A"/>
+                <w:sz w:val="19"/>
+                <w:szCs w:val="19"/>
+              </w:rPr>
+            </w:pPr>
+            <w:r>
+              <w:rPr>
+                <w:rStyle w:val="HTMLCode"/>
+              </w:rPr>
+              <w:t>privado/salud</w:t>
+            </w:r>
+          </w:p>
+        </w:tc>
+        <w:tc>
+          <w:tcPr>
+            <w:tcW w:w="0" w:type="auto"/>
+            <w:tcBorders>
+              <w:top w:val="single" w:sz="6" w:space="0" w:color="D9C9C5"/>
+              <w:left w:val="single" w:sz="6" w:space="0" w:color="D9C9C5"/>
+              <w:bottom w:val="single" w:sz="6" w:space="0" w:color="D9C9C5"/>
+              <w:right w:val="single" w:sz="6" w:space="0" w:color="D9C9C5"/>
+            </w:tcBorders>
+            <w:tcMar>
+              <w:top w:w="60" w:type="dxa"/>
+              <w:left w:w="100" w:type="dxa"/>
+              <w:bottom w:w="60" w:type="dxa"/>
+              <w:right w:w="100" w:type="dxa"/>
+            </w:tcMar>
+            <w:hideMark/>
+          </w:tcPr>
+          <w:p>
+            <w:pPr>
+              <w:pStyle w:val="celda"/>
+              <w:rPr>
+                <w:rFonts w:ascii="Calibri" w:hAnsi="Calibri" w:cs="Calibri"/>
+                <w:color w:val="1F1A1A"/>
+                <w:sz w:val="19"/>
+                <w:szCs w:val="19"/>
+              </w:rPr>
+            </w:pPr>
+            <w:r>
+              <w:rPr>
+                <w:rFonts w:ascii="Calibri" w:hAnsi="Calibri" w:cs="Calibri"/>
+                <w:color w:val="1F1A1A"/>
+                <w:sz w:val="19"/>
+                <w:szCs w:val="19"/>
+              </w:rPr>
+              <w:t xml:space="preserve">Guarda </w:t>
+            </w:r>
+            <w:r>
+              <w:rPr>
+                <w:rStyle w:val="HTMLCode"/>
+              </w:rPr>
+              <w:t>privado/salud</w:t>
+            </w:r>
+            <w:r>
+              <w:rPr>
+                <w:rFonts w:ascii="Calibri" w:hAnsi="Calibri" w:cs="Calibri"/>
+                <w:color w:val="1F1A1A"/>
+                <w:sz w:val="19"/>
+                <w:szCs w:val="19"/>
+              </w:rPr>
+              <w:t xml:space="preserve"> (solo los campos de la pantalla)</w:t>
+            </w:r>
+          </w:p>
+        </w:tc>
+      </w:tr>
+      <w:tr>
+        <w:tc>
+          <w:tcPr>
+            <w:tcW w:w="0" w:type="auto"/>
+            <w:tcBorders>
+              <w:top w:val="single" w:sz="6" w:space="0" w:color="D9C9C5"/>
+              <w:left w:val="single" w:sz="6" w:space="0" w:color="D9C9C5"/>
+              <w:bottom w:val="single" w:sz="6" w:space="0" w:color="D9C9C5"/>
+              <w:right w:val="single" w:sz="6" w:space="0" w:color="D9C9C5"/>
+            </w:tcBorders>
+            <w:tcMar>
+              <w:top w:w="60" w:type="dxa"/>
+              <w:left w:w="100" w:type="dxa"/>
+              <w:bottom w:w="60" w:type="dxa"/>
+              <w:right w:w="100" w:type="dxa"/>
+            </w:tcMar>
+            <w:hideMark/>
+          </w:tcPr>
+          <w:p>
+            <w:pPr>
+              <w:pStyle w:val="celda"/>
+              <w:rPr>
+                <w:rFonts w:ascii="Calibri" w:hAnsi="Calibri" w:cs="Calibri"/>
+                <w:color w:val="1F1A1A"/>
+                <w:sz w:val="19"/>
+                <w:szCs w:val="19"/>
+              </w:rPr>
+            </w:pPr>
+            <w:r>
+              <w:rPr>
+                <w:rFonts w:ascii="Calibri" w:hAnsi="Calibri" w:cs="Calibri"/>
+                <w:color w:val="1F1A1A"/>
+                <w:sz w:val="19"/>
+                <w:szCs w:val="19"/>
+              </w:rPr>
+              <w:t>Nuevo estatus (Control Escolar)</w:t>
+            </w:r>
+          </w:p>
+        </w:tc>
+        <w:tc>
+          <w:tcPr>
+            <w:tcW w:w="0" w:type="auto"/>
+            <w:tcBorders>
+              <w:top w:val="single" w:sz="6" w:space="0" w:color="D9C9C5"/>
+              <w:left w:val="single" w:sz="6" w:space="0" w:color="D9C9C5"/>
+              <w:bottom w:val="single" w:sz="6" w:space="0" w:color="D9C9C5"/>
+              <w:right w:val="single" w:sz="6" w:space="0" w:color="D9C9C5"/>
+            </w:tcBorders>
+            <w:tcMar>
+              <w:top w:w="60" w:type="dxa"/>
+              <w:left w:w="100" w:type="dxa"/>
+              <w:bottom w:w="60" w:type="dxa"/>
+              <w:right w:w="100" w:type="dxa"/>
+            </w:tcMar>
+            <w:hideMark/>
+          </w:tcPr>
+          <w:p>
+            <w:pPr>
+              <w:pStyle w:val="celda"/>
+              <w:rPr>
+                <w:rFonts w:ascii="Calibri" w:hAnsi="Calibri" w:cs="Calibri"/>
+                <w:color w:val="1F1A1A"/>
+                <w:sz w:val="19"/>
+                <w:szCs w:val="19"/>
+              </w:rPr>
+            </w:pPr>
+            <w:r>
+              <w:rPr>
+                <w:rStyle w:val="HTMLCode"/>
+              </w:rPr>
+              <w:t>configuracion/plantel</w:t>
+            </w:r>
+          </w:p>
+        </w:tc>
+        <w:tc>
+          <w:tcPr>
+            <w:tcW w:w="0" w:type="auto"/>
+            <w:tcBorders>
+              <w:top w:val="single" w:sz="6" w:space="0" w:color="D9C9C5"/>
+              <w:left w:val="single" w:sz="6" w:space="0" w:color="D9C9C5"/>
+              <w:bottom w:val="single" w:sz="6" w:space="0" w:color="D9C9C5"/>
+              <w:right w:val="single" w:sz="6" w:space="0" w:color="D9C9C5"/>
+            </w:tcBorders>
+            <w:tcMar>
+              <w:top w:w="60" w:type="dxa"/>
+              <w:left w:w="100" w:type="dxa"/>
+              <w:bottom w:w="60" w:type="dxa"/>
+              <w:right w:w="100" w:type="dxa"/>
+            </w:tcMar>
+            <w:hideMark/>
+          </w:tcPr>
+          <w:p>
+            <w:pPr>
+              <w:pStyle w:val="celda"/>
+              <w:rPr>
+                <w:rFonts w:ascii="Calibri" w:hAnsi="Calibri" w:cs="Calibri"/>
+                <w:color w:val="1F1A1A"/>
+                <w:sz w:val="19"/>
+                <w:szCs w:val="19"/>
+              </w:rPr>
+            </w:pPr>
+            <w:r>
+              <w:rPr>
+                <w:rFonts w:ascii="Calibri" w:hAnsi="Calibri" w:cs="Calibri"/>
+                <w:color w:val="1F1A1A"/>
+                <w:sz w:val="19"/>
+                <w:szCs w:val="19"/>
+              </w:rPr>
+              <w:t xml:space="preserve">Crea </w:t>
+            </w:r>
+            <w:r>
+              <w:rPr>
+                <w:rStyle w:val="HTMLCode"/>
+              </w:rPr>
+              <w:t>estatus</w:t>
+            </w:r>
+            <w:r>
+              <w:rPr>
+                <w:rFonts w:ascii="Calibri" w:hAnsi="Calibri" w:cs="Calibri"/>
+                <w:color w:val="1F1A1A"/>
+                <w:sz w:val="19"/>
+                <w:szCs w:val="19"/>
+              </w:rPr>
+              <w:t xml:space="preserve"> (con </w:t>
+            </w:r>
+            <w:r>
+              <w:rPr>
+                <w:rStyle w:val="HTMLCode"/>
+              </w:rPr>
+              <w:t>vigenteHasta</w:t>
+            </w:r>
+            <w:r>
+              <w:rPr>
+                <w:rFonts w:ascii="Calibri" w:hAnsi="Calibri" w:cs="Calibri"/>
+                <w:color w:val="1F1A1A"/>
+                <w:sz w:val="19"/>
+                <w:szCs w:val="19"/>
+              </w:rPr>
+              <w:t xml:space="preserve"> opcional) y, si el tipo se avisa (§4.8), un aviso </w:t>
+            </w:r>
+            <w:r>
+              <w:rPr>
+                <w:rStyle w:val="HTMLCode"/>
+              </w:rPr>
+              <w:t>estatus</w:t>
+            </w:r>
+            <w:r>
+              <w:rPr>
+                <w:rFonts w:ascii="Calibri" w:hAnsi="Calibri" w:cs="Calibri"/>
+                <w:color w:val="1F1A1A"/>
+                <w:sz w:val="19"/>
+                <w:szCs w:val="19"/>
+              </w:rPr>
+              <w:t xml:space="preserve"> a cada padre</w:t>
+            </w:r>
+          </w:p>
+        </w:tc>
+      </w:tr>
+      <w:tr>
+        <w:tc>
+          <w:tcPr>
+            <w:tcW w:w="0" w:type="auto"/>
+            <w:tcBorders>
+              <w:top w:val="single" w:sz="6" w:space="0" w:color="D9C9C5"/>
+              <w:left w:val="single" w:sz="6" w:space="0" w:color="D9C9C5"/>
+              <w:bottom w:val="single" w:sz="6" w:space="0" w:color="D9C9C5"/>
+              <w:right w:val="single" w:sz="6" w:space="0" w:color="D9C9C5"/>
+            </w:tcBorders>
+            <w:tcMar>
+              <w:top w:w="60" w:type="dxa"/>
+              <w:left w:w="100" w:type="dxa"/>
+              <w:bottom w:w="60" w:type="dxa"/>
+              <w:right w:w="100" w:type="dxa"/>
+            </w:tcMar>
+            <w:hideMark/>
+          </w:tcPr>
+          <w:p>
+            <w:pPr>
+              <w:pStyle w:val="celda"/>
+              <w:rPr>
+                <w:rFonts w:ascii="Calibri" w:hAnsi="Calibri" w:cs="Calibri"/>
+                <w:color w:val="1F1A1A"/>
+                <w:sz w:val="19"/>
+                <w:szCs w:val="19"/>
+              </w:rPr>
+            </w:pPr>
+            <w:r>
+              <w:rPr>
+                <w:rFonts w:ascii="Calibri" w:hAnsi="Calibri" w:cs="Calibri"/>
+                <w:color w:val="1F1A1A"/>
+                <w:sz w:val="19"/>
+                <w:szCs w:val="19"/>
+              </w:rPr>
+              <w:t>Entradas y salidas (Control Escolar)</w:t>
+            </w:r>
+          </w:p>
+        </w:tc>
+        <w:tc>
+          <w:tcPr>
+            <w:tcW w:w="0" w:type="auto"/>
+            <w:tcBorders>
+              <w:top w:val="single" w:sz="6" w:space="0" w:color="D9C9C5"/>
+              <w:left w:val="single" w:sz="6" w:space="0" w:color="D9C9C5"/>
+              <w:bottom w:val="single" w:sz="6" w:space="0" w:color="D9C9C5"/>
+              <w:right w:val="single" w:sz="6" w:space="0" w:color="D9C9C5"/>
+            </w:tcBorders>
+            <w:tcMar>
+              <w:top w:w="60" w:type="dxa"/>
+              <w:left w:w="100" w:type="dxa"/>
+              <w:bottom w:w="60" w:type="dxa"/>
+              <w:right w:w="100" w:type="dxa"/>
+            </w:tcMar>
+            <w:hideMark/>
+          </w:tcPr>
+          <w:p>
+            <w:pPr>
+              <w:pStyle w:val="celda"/>
+              <w:rPr>
+                <w:rFonts w:ascii="Calibri" w:hAnsi="Calibri" w:cs="Calibri"/>
+                <w:color w:val="1F1A1A"/>
+                <w:sz w:val="19"/>
+                <w:szCs w:val="19"/>
+              </w:rPr>
+            </w:pPr>
+            <w:r>
+              <w:rPr>
+                <w:rStyle w:val="HTMLCode"/>
+              </w:rPr>
+              <w:t>periodos/{periodoActual}/registros</w:t>
+            </w:r>
+            <w:r>
+              <w:rPr>
+                <w:rFonts w:ascii="Calibri" w:hAnsi="Calibri" w:cs="Calibri"/>
+                <w:color w:val="1F1A1A"/>
+                <w:sz w:val="19"/>
+                <w:szCs w:val="19"/>
+              </w:rPr>
+              <w:t xml:space="preserve"> del día elegido, en vivo (con "solo alertas", el índice </w:t>
+            </w:r>
+            <w:r>
+              <w:rPr>
+                <w:rStyle w:val="HTMLCode"/>
+              </w:rPr>
+              <w:t>fecha</w:t>
+            </w:r>
+            <w:r>
+              <w:rPr>
+                <w:rFonts w:ascii="Calibri" w:hAnsi="Calibri" w:cs="Calibri"/>
+                <w:color w:val="1F1A1A"/>
+                <w:sz w:val="19"/>
+                <w:szCs w:val="19"/>
+              </w:rPr>
+              <w:t xml:space="preserve">, </w:t>
+            </w:r>
+            <w:r>
+              <w:rPr>
+                <w:rStyle w:val="HTMLCode"/>
+              </w:rPr>
+              <w:t>alerta</w:t>
+            </w:r>
+            <w:r>
+              <w:rPr>
+                <w:rFonts w:ascii="Calibri" w:hAnsi="Calibri" w:cs="Calibri"/>
+                <w:color w:val="1F1A1A"/>
+                <w:sz w:val="19"/>
+                <w:szCs w:val="19"/>
+              </w:rPr>
+              <w:t xml:space="preserve">, </w:t>
+            </w:r>
+            <w:r>
+              <w:rPr>
+                <w:rStyle w:val="HTMLCode"/>
+              </w:rPr>
+              <w:t>fechaHora</w:t>
+            </w:r>
+            <w:r>
+              <w:rPr>
+                <w:rFonts w:ascii="Calibri" w:hAnsi="Calibri" w:cs="Calibri"/>
+                <w:color w:val="1F1A1A"/>
+                <w:sz w:val="19"/>
+                <w:szCs w:val="19"/>
+              </w:rPr>
+              <w:t>)</w:t>
+            </w:r>
+          </w:p>
+        </w:tc>
+        <w:tc>
+          <w:tcPr>
+            <w:tcW w:w="0" w:type="auto"/>
+            <w:tcBorders>
+              <w:top w:val="single" w:sz="6" w:space="0" w:color="D9C9C5"/>
+              <w:left w:val="single" w:sz="6" w:space="0" w:color="D9C9C5"/>
+              <w:bottom w:val="single" w:sz="6" w:space="0" w:color="D9C9C5"/>
+              <w:right w:val="single" w:sz="6" w:space="0" w:color="D9C9C5"/>
+            </w:tcBorders>
+            <w:tcMar>
+              <w:top w:w="60" w:type="dxa"/>
+              <w:left w:w="100" w:type="dxa"/>
+              <w:bottom w:w="60" w:type="dxa"/>
+              <w:right w:w="100" w:type="dxa"/>
+            </w:tcMar>
+            <w:hideMark/>
+          </w:tcPr>
+          <w:p>
+            <w:pPr>
+              <w:pStyle w:val="celda"/>
+              <w:rPr>
+                <w:rFonts w:ascii="Calibri" w:hAnsi="Calibri" w:cs="Calibri"/>
+                <w:color w:val="1F1A1A"/>
+                <w:sz w:val="19"/>
+                <w:szCs w:val="19"/>
+              </w:rPr>
+            </w:pPr>
+            <w:r>
+              <w:rPr>
+                <w:rFonts w:ascii="Calibri" w:hAnsi="Calibri" w:cs="Calibri"/>
+                <w:color w:val="1F1A1A"/>
+                <w:sz w:val="19"/>
+                <w:szCs w:val="19"/>
+              </w:rPr>
+              <w:t>—</w:t>
+            </w:r>
+          </w:p>
+        </w:tc>
+      </w:tr>
+      <w:tr>
+        <w:tc>
+          <w:tcPr>
+            <w:tcW w:w="0" w:type="auto"/>
+            <w:tcBorders>
+              <w:top w:val="single" w:sz="6" w:space="0" w:color="D9C9C5"/>
+              <w:left w:val="single" w:sz="6" w:space="0" w:color="D9C9C5"/>
+              <w:bottom w:val="single" w:sz="6" w:space="0" w:color="D9C9C5"/>
+              <w:right w:val="single" w:sz="6" w:space="0" w:color="D9C9C5"/>
+            </w:tcBorders>
+            <w:tcMar>
+              <w:top w:w="60" w:type="dxa"/>
+              <w:left w:w="100" w:type="dxa"/>
+              <w:bottom w:w="60" w:type="dxa"/>
+              <w:right w:w="100" w:type="dxa"/>
+            </w:tcMar>
+            <w:hideMark/>
+          </w:tcPr>
+          <w:p>
+            <w:pPr>
+              <w:pStyle w:val="celda"/>
+              <w:rPr>
+                <w:rFonts w:ascii="Calibri" w:hAnsi="Calibri" w:cs="Calibri"/>
+                <w:color w:val="1F1A1A"/>
+                <w:sz w:val="19"/>
+                <w:szCs w:val="19"/>
+              </w:rPr>
+            </w:pPr>
+            <w:r>
+              <w:rPr>
+                <w:rFonts w:ascii="Calibri" w:hAnsi="Calibri" w:cs="Calibri"/>
+                <w:color w:val="1F1A1A"/>
+                <w:sz w:val="19"/>
+                <w:szCs w:val="19"/>
+              </w:rPr>
+              <w:t>Avisos al padre (Control Escolar)</w:t>
+            </w:r>
+          </w:p>
+        </w:tc>
+        <w:tc>
+          <w:tcPr>
+            <w:tcW w:w="0" w:type="auto"/>
+            <w:tcBorders>
+              <w:top w:val="single" w:sz="6" w:space="0" w:color="D9C9C5"/>
+              <w:left w:val="single" w:sz="6" w:space="0" w:color="D9C9C5"/>
+              <w:bottom w:val="single" w:sz="6" w:space="0" w:color="D9C9C5"/>
+              <w:right w:val="single" w:sz="6" w:space="0" w:color="D9C9C5"/>
+            </w:tcBorders>
+            <w:tcMar>
+              <w:top w:w="60" w:type="dxa"/>
+              <w:left w:w="100" w:type="dxa"/>
+              <w:bottom w:w="60" w:type="dxa"/>
+              <w:right w:w="100" w:type="dxa"/>
+            </w:tcMar>
+            <w:hideMark/>
+          </w:tcPr>
+          <w:p>
+            <w:pPr>
+              <w:pStyle w:val="celda"/>
+              <w:rPr>
+                <w:rFonts w:ascii="Calibri" w:hAnsi="Calibri" w:cs="Calibri"/>
+                <w:color w:val="1F1A1A"/>
+                <w:sz w:val="19"/>
+                <w:szCs w:val="19"/>
+              </w:rPr>
+            </w:pPr>
+            <w:r>
+              <w:rPr>
+                <w:rStyle w:val="HTMLCode"/>
+              </w:rPr>
+              <w:t>configuracion/plantel</w:t>
+            </w:r>
+          </w:p>
+        </w:tc>
+        <w:tc>
+          <w:tcPr>
+            <w:tcW w:w="0" w:type="auto"/>
+            <w:tcBorders>
+              <w:top w:val="single" w:sz="6" w:space="0" w:color="D9C9C5"/>
+              <w:left w:val="single" w:sz="6" w:space="0" w:color="D9C9C5"/>
+              <w:bottom w:val="single" w:sz="6" w:space="0" w:color="D9C9C5"/>
+              <w:right w:val="single" w:sz="6" w:space="0" w:color="D9C9C5"/>
+            </w:tcBorders>
+            <w:tcMar>
+              <w:top w:w="60" w:type="dxa"/>
+              <w:left w:w="100" w:type="dxa"/>
+              <w:bottom w:w="60" w:type="dxa"/>
+              <w:right w:w="100" w:type="dxa"/>
+            </w:tcMar>
+            <w:hideMark/>
+          </w:tcPr>
+          <w:p>
+            <w:pPr>
+              <w:pStyle w:val="celda"/>
+              <w:rPr>
+                <w:rFonts w:ascii="Calibri" w:hAnsi="Calibri" w:cs="Calibri"/>
+                <w:color w:val="1F1A1A"/>
+                <w:sz w:val="19"/>
+                <w:szCs w:val="19"/>
+              </w:rPr>
+            </w:pPr>
+            <w:r>
+              <w:rPr>
+                <w:rFonts w:ascii="Calibri" w:hAnsi="Calibri" w:cs="Calibri"/>
+                <w:color w:val="1F1A1A"/>
+                <w:sz w:val="19"/>
+                <w:szCs w:val="19"/>
+              </w:rPr>
+              <w:t xml:space="preserve">Cambia </w:t>
+            </w:r>
+            <w:r>
+              <w:rPr>
+                <w:rStyle w:val="HTMLCode"/>
+              </w:rPr>
+              <w:t>avisarAlPadreEstatus</w:t>
+            </w:r>
+            <w:r>
+              <w:rPr>
+                <w:rFonts w:ascii="Calibri" w:hAnsi="Calibri" w:cs="Calibri"/>
+                <w:color w:val="1F1A1A"/>
+                <w:sz w:val="19"/>
+                <w:szCs w:val="19"/>
+              </w:rPr>
+              <w:t xml:space="preserve">, </w:t>
+            </w:r>
+            <w:r>
+              <w:rPr>
+                <w:rStyle w:val="HTMLCode"/>
+              </w:rPr>
+              <w:t>avisarAlPadreAlertas</w:t>
+            </w:r>
+            <w:r>
+              <w:rPr>
+                <w:rFonts w:ascii="Calibri" w:hAnsi="Calibri" w:cs="Calibri"/>
+                <w:color w:val="1F1A1A"/>
+                <w:sz w:val="19"/>
+                <w:szCs w:val="19"/>
+              </w:rPr>
+              <w:t xml:space="preserve"> y </w:t>
+            </w:r>
+            <w:r>
+              <w:rPr>
+                <w:rStyle w:val="HTMLCode"/>
+              </w:rPr>
+              <w:t>actualizadoEn</w:t>
+            </w:r>
+          </w:p>
+        </w:tc>
+      </w:tr>
+      <w:tr>
+        <w:tc>
+          <w:tcPr>
+            <w:tcW w:w="0" w:type="auto"/>
+            <w:tcBorders>
+              <w:top w:val="single" w:sz="6" w:space="0" w:color="D9C9C5"/>
+              <w:left w:val="single" w:sz="6" w:space="0" w:color="D9C9C5"/>
+              <w:bottom w:val="single" w:sz="6" w:space="0" w:color="D9C9C5"/>
+              <w:right w:val="single" w:sz="6" w:space="0" w:color="D9C9C5"/>
+            </w:tcBorders>
+            <w:tcMar>
+              <w:top w:w="60" w:type="dxa"/>
+              <w:left w:w="100" w:type="dxa"/>
+              <w:bottom w:w="60" w:type="dxa"/>
+              <w:right w:w="100" w:type="dxa"/>
+            </w:tcMar>
+            <w:hideMark/>
+          </w:tcPr>
+          <w:p>
+            <w:pPr>
+              <w:pStyle w:val="celda"/>
+              <w:rPr>
+                <w:rFonts w:ascii="Calibri" w:hAnsi="Calibri" w:cs="Calibri"/>
+                <w:color w:val="1F1A1A"/>
+                <w:sz w:val="19"/>
+                <w:szCs w:val="19"/>
+              </w:rPr>
+            </w:pPr>
+            <w:r>
+              <w:rPr>
+                <w:rFonts w:ascii="Calibri" w:hAnsi="Calibri" w:cs="Calibri"/>
+                <w:color w:val="1F1A1A"/>
+                <w:sz w:val="19"/>
+                <w:szCs w:val="19"/>
+              </w:rPr>
+              <w:t>Notificaciones</w:t>
+            </w:r>
+          </w:p>
+        </w:tc>
+        <w:tc>
+          <w:tcPr>
+            <w:tcW w:w="0" w:type="auto"/>
+            <w:tcBorders>
+              <w:top w:val="single" w:sz="6" w:space="0" w:color="D9C9C5"/>
+              <w:left w:val="single" w:sz="6" w:space="0" w:color="D9C9C5"/>
+              <w:bottom w:val="single" w:sz="6" w:space="0" w:color="D9C9C5"/>
+              <w:right w:val="single" w:sz="6" w:space="0" w:color="D9C9C5"/>
+            </w:tcBorders>
+            <w:tcMar>
+              <w:top w:w="60" w:type="dxa"/>
+              <w:left w:w="100" w:type="dxa"/>
+              <w:bottom w:w="60" w:type="dxa"/>
+              <w:right w:w="100" w:type="dxa"/>
+            </w:tcMar>
+            <w:hideMark/>
+          </w:tcPr>
+          <w:p>
+            <w:pPr>
+              <w:pStyle w:val="celda"/>
+              <w:rPr>
+                <w:rFonts w:ascii="Calibri" w:hAnsi="Calibri" w:cs="Calibri"/>
+                <w:color w:val="1F1A1A"/>
+                <w:sz w:val="19"/>
+                <w:szCs w:val="19"/>
+              </w:rPr>
+            </w:pPr>
+            <w:r>
+              <w:rPr>
+                <w:rStyle w:val="HTMLCode"/>
+              </w:rPr>
+              <w:t>usuarios/{uid}/notificaciones</w:t>
+            </w:r>
+            <w:r>
+              <w:rPr>
+                <w:rFonts w:ascii="Calibri" w:hAnsi="Calibri" w:cs="Calibri"/>
+                <w:color w:val="1F1A1A"/>
+                <w:sz w:val="19"/>
+                <w:szCs w:val="19"/>
+              </w:rPr>
+              <w:t xml:space="preserve"> (en vivo)</w:t>
+            </w:r>
+          </w:p>
+        </w:tc>
+        <w:tc>
+          <w:tcPr>
+            <w:tcW w:w="0" w:type="auto"/>
+            <w:tcBorders>
+              <w:top w:val="single" w:sz="6" w:space="0" w:color="D9C9C5"/>
+              <w:left w:val="single" w:sz="6" w:space="0" w:color="D9C9C5"/>
+              <w:bottom w:val="single" w:sz="6" w:space="0" w:color="D9C9C5"/>
+              <w:right w:val="single" w:sz="6" w:space="0" w:color="D9C9C5"/>
+            </w:tcBorders>
+            <w:tcMar>
+              <w:top w:w="60" w:type="dxa"/>
+              <w:left w:w="100" w:type="dxa"/>
+              <w:bottom w:w="60" w:type="dxa"/>
+              <w:right w:w="100" w:type="dxa"/>
+            </w:tcMar>
+            <w:hideMark/>
+          </w:tcPr>
+          <w:p>
+            <w:pPr>
+              <w:pStyle w:val="celda"/>
+              <w:rPr>
+                <w:rFonts w:ascii="Calibri" w:hAnsi="Calibri" w:cs="Calibri"/>
+                <w:color w:val="1F1A1A"/>
+                <w:sz w:val="19"/>
+                <w:szCs w:val="19"/>
+              </w:rPr>
+            </w:pPr>
+            <w:r>
+              <w:rPr>
+                <w:rStyle w:val="HTMLCode"/>
+              </w:rPr>
+              <w:t>leida</w:t>
+            </w:r>
+            <w:r>
+              <w:rPr>
+                <w:rFonts w:ascii="Calibri" w:hAnsi="Calibri" w:cs="Calibri"/>
+                <w:color w:val="1F1A1A"/>
+                <w:sz w:val="19"/>
+                <w:szCs w:val="19"/>
+              </w:rPr>
+              <w:t xml:space="preserve"> = true</w:t>
+            </w:r>
+          </w:p>
+        </w:tc>
+      </w:tr>
+    </w:tbl>
+    <w:p>
+      <w:pPr>
+        <w:rPr>
+          <w:rFonts w:ascii="Calibri" w:eastAsia="Times New Roman" w:hAnsi="Calibri" w:cs="Calibri"/>
+          <w:color w:val="1F1A1A"/>
+          <w:sz w:val="22"/>
+          <w:szCs w:val="22"/>
+        </w:rPr>
+      </w:pPr>
+      <w:r>
+        <w:rPr>
+          <w:rFonts w:ascii="Calibri" w:eastAsia="Times New Roman" w:hAnsi="Calibri" w:cs="Calibri"/>
+          <w:color w:val="1F1A1A"/>
+          <w:sz w:val="22"/>
+          <w:szCs w:val="22"/>
+        </w:rPr>
+        <w:pict w14:anchorId="1E0BFA57">
+          <v:rect id="_x0000_i1037" style="width:0;height:1.5pt" o:hralign="center" o:hrstd="t" o:hr="t" fillcolor="#a0a0a0" stroked="f"/>
+        </w:pict>
+      </w:r>
+    </w:p>
+    <w:p>
+      <w:pPr>
+        <w:pStyle w:val="Heading2"/>
+        <w:rPr>
+          <w:rFonts w:ascii="Calibri" w:eastAsia="Times New Roman" w:hAnsi="Calibri" w:cs="Calibri"/>
+        </w:rPr>
+      </w:pPr>
+      <w:r>
+        <w:rPr>
+          <w:rFonts w:ascii="Calibri" w:eastAsia="Times New Roman" w:hAnsi="Calibri" w:cs="Calibri"/>
+        </w:rPr>
+        <w:t>11. Pendientes</w:t>
+      </w:r>
+    </w:p>
+    <w:p>
+      <w:pPr>
+        <w:pStyle w:val="NormalWeb"/>
+        <w:rPr>
+          <w:rFonts w:ascii="Calibri" w:hAnsi="Calibri" w:cs="Calibri"/>
+          <w:color w:val="1F1A1A"/>
+          <w:sz w:val="22"/>
+          <w:szCs w:val="22"/>
+        </w:rPr>
+      </w:pPr>
+      <w:r>
+        <w:rPr>
+          <w:rFonts w:ascii="Calibri" w:hAnsi="Calibri" w:cs="Calibri"/>
+          <w:color w:val="1F1A1A"/>
+          <w:sz w:val="22"/>
+          <w:szCs w:val="22"/>
+        </w:rPr>
         <w:t xml:space="preserve">Todos los pendientes del proyecto, también los de la base de datos (plan de Firebase, Cloud Functions, importación masiva, cambio de semestre, borrar las colecciones viejas…), están juntos y sin repetir en </w:t>
       </w:r>
-      <w:hyperlink r:id="rId11" w:history="1">
+      <w:hyperlink r:id="rId12" w:history="1">
         <w:r>
           <w:rPr>
             <w:rStyle w:val="Hyperlink"/>
@@ -46936,9 +51907,239 @@
 <file path=word/numbering.xml><?xml version="1.0" encoding="utf-8"?>
 <w:numbering xmlns:wpc="http://schemas.microsoft.com/office/word/2010/wordprocessingCanvas" xmlns:cx="http://schemas.microsoft.com/office/drawing/2014/chartex" xmlns:cx1="http://schemas.microsoft.com/office/drawing/2015/9/8/chartex" xmlns:cx2="http://schemas.microsoft.com/office/drawing/2015/10/21/chartex" xmlns:cx3="http://schemas.microsoft.com/office/drawing/2016/5/9/chartex" xmlns:cx4="http://schemas.microsoft.com/office/drawing/2016/5/10/chartex" xmlns:cx5="http://schemas.microsoft.com/office/drawing/2016/5/11/chartex" xmlns:cx6="http://schemas.microsoft.com/office/drawing/2016/5/12/chartex" xmlns:cx7="http://schemas.microsoft.com/office/drawing/2016/5/13/chartex" xmlns:cx8="http://schemas.microsoft.com/office/drawing/2016/5/14/chartex" xmlns:mc="http://schemas.openxmlformats.org/markup-compatibility/2006" xmlns:aink="http://schemas.microsoft.com/office/drawing/2016/ink" xmlns:am3d="http://schemas.microsoft.com/office/drawing/2017/model3d" xmlns:o="urn:schemas-microsoft-com:office:office" xmlns:oel="http://schemas.microsoft.com/office/2019/extlst" xmlns:r="http://schemas.openxmlformats.org/officeDocument/2006/relationships" xmlns:m="http://schemas.openxmlformats.org/officeDocument/2006/math" xmlns:v="urn:schemas-microsoft-com:vml" xmlns:wp14="http://schemas.microsoft.com/office/word/2010/wordprocessingDrawing" xmlns:wp="http://schemas.openxmlformats.org/drawingml/2006/wordprocessingDrawing" xmlns:w10="urn:schemas-microsoft-com:office:word" xmlns:w="http://schemas.openxmlformats.org/wordprocessingml/2006/main" xmlns:w14="http://schemas.microsoft.com/office/word/2010/wordml" xmlns:w15="http://schemas.microsoft.com/office/word/2012/wordml" xmlns:w16cex="http://schemas.microsoft.com/office/word/2018/wordml/cex" xmlns:w16cid="http://schemas.microsoft.com/office/word/2016/wordml/cid" xmlns:w16="http://schemas.microsoft.com/office/word/2018/wordml" xmlns:w16du="http://schemas.microsoft.com/office/word/2023/wordml/word16du" xmlns:w16sdtdh="http://schemas.microsoft.com/office/word/2020/wordml/sdtdatahash" xmlns:w16sdtfl="http://schemas.microsoft.com/office/word/2024/wordml/sdtformatlock" xmlns:w16se="http://schemas.microsoft.com/office/word/2015/wordml/symex" xmlns:wpg="http://schemas.microsoft.com/office/word/2010/wordprocessingGroup" xmlns:wpi="http://schemas.microsoft.com/office/word/2010/wordprocessingInk" xmlns:wne="http://schemas.microsoft.com/office/word/2006/wordml" xmlns:wps="http://schemas.microsoft.com/office/word/2010/wordprocessingShape" mc:Ignorable="w14 w15 w16se w16cid w16 w16cex w16sdtdh w16sdtfl w16du wp14">
   <w:abstractNum w:abstractNumId="0" w15:restartNumberingAfterBreak="0">
-    <w:nsid w:val="00EE6067"/>
+    <w:nsid w:val="018D2FE0"/>
     <w:multiLevelType w:val="multilevel"/>
-    <w:tmpl w:val="134C8718"/>
+    <w:tmpl w:val="B4686D30"/>
+    <w:lvl w:ilvl="0">
+      <w:start w:val="1"/>
+      <w:numFmt w:val="decimal"/>
+      <w:lvlText w:val="%1."/>
+      <w:lvlJc w:val="left"/>
+      <w:pPr>
+        <w:tabs>
+          <w:tab w:val="num" w:pos="720"/>
+        </w:tabs>
+        <w:ind w:left="720" w:hanging="360"/>
+      </w:pPr>
+    </w:lvl>
+    <w:lvl w:ilvl="1">
+      <w:start w:val="1"/>
+      <w:numFmt w:val="bullet"/>
+      <w:lvlText w:val="o"/>
+      <w:lvlJc w:val="left"/>
+      <w:pPr>
+        <w:tabs>
+          <w:tab w:val="num" w:pos="1440"/>
+        </w:tabs>
+        <w:ind w:left="1440" w:hanging="360"/>
+      </w:pPr>
+      <w:rPr>
+        <w:rFonts w:ascii="Courier New" w:hAnsi="Courier New" w:hint="default"/>
+        <w:sz w:val="20"/>
+      </w:rPr>
+    </w:lvl>
+    <w:lvl w:ilvl="2" w:tentative="1">
+      <w:start w:val="1"/>
+      <w:numFmt w:val="decimal"/>
+      <w:lvlText w:val="%3."/>
+      <w:lvlJc w:val="left"/>
+      <w:pPr>
+        <w:tabs>
+          <w:tab w:val="num" w:pos="2160"/>
+        </w:tabs>
+        <w:ind w:left="2160" w:hanging="360"/>
+      </w:pPr>
+    </w:lvl>
+    <w:lvl w:ilvl="3" w:tentative="1">
+      <w:start w:val="1"/>
+      <w:numFmt w:val="decimal"/>
+      <w:lvlText w:val="%4."/>
+      <w:lvlJc w:val="left"/>
+      <w:pPr>
+        <w:tabs>
+          <w:tab w:val="num" w:pos="2880"/>
+        </w:tabs>
+        <w:ind w:left="2880" w:hanging="360"/>
+      </w:pPr>
+    </w:lvl>
+    <w:lvl w:ilvl="4" w:tentative="1">
+      <w:start w:val="1"/>
+      <w:numFmt w:val="decimal"/>
+      <w:lvlText w:val="%5."/>
+      <w:lvlJc w:val="left"/>
+      <w:pPr>
+        <w:tabs>
+          <w:tab w:val="num" w:pos="3600"/>
+        </w:tabs>
+        <w:ind w:left="3600" w:hanging="360"/>
+      </w:pPr>
+    </w:lvl>
+    <w:lvl w:ilvl="5" w:tentative="1">
+      <w:start w:val="1"/>
+      <w:numFmt w:val="decimal"/>
+      <w:lvlText w:val="%6."/>
+      <w:lvlJc w:val="left"/>
+      <w:pPr>
+        <w:tabs>
+          <w:tab w:val="num" w:pos="4320"/>
+        </w:tabs>
+        <w:ind w:left="4320" w:hanging="360"/>
+      </w:pPr>
+    </w:lvl>
+    <w:lvl w:ilvl="6" w:tentative="1">
+      <w:start w:val="1"/>
+      <w:numFmt w:val="decimal"/>
+      <w:lvlText w:val="%7."/>
+      <w:lvlJc w:val="left"/>
+      <w:pPr>
+        <w:tabs>
+          <w:tab w:val="num" w:pos="5040"/>
+        </w:tabs>
+        <w:ind w:left="5040" w:hanging="360"/>
+      </w:pPr>
+    </w:lvl>
+    <w:lvl w:ilvl="7" w:tentative="1">
+      <w:start w:val="1"/>
+      <w:numFmt w:val="decimal"/>
+      <w:lvlText w:val="%8."/>
+      <w:lvlJc w:val="left"/>
+      <w:pPr>
+        <w:tabs>
+          <w:tab w:val="num" w:pos="5760"/>
+        </w:tabs>
+        <w:ind w:left="5760" w:hanging="360"/>
+      </w:pPr>
+    </w:lvl>
+    <w:lvl w:ilvl="8" w:tentative="1">
+      <w:start w:val="1"/>
+      <w:numFmt w:val="decimal"/>
+      <w:lvlText w:val="%9."/>
+      <w:lvlJc w:val="left"/>
+      <w:pPr>
+        <w:tabs>
+          <w:tab w:val="num" w:pos="6480"/>
+        </w:tabs>
+        <w:ind w:left="6480" w:hanging="360"/>
+      </w:pPr>
+    </w:lvl>
+  </w:abstractNum>
+  <w:abstractNum w:abstractNumId="1" w15:restartNumberingAfterBreak="0">
+    <w:nsid w:val="0D313F22"/>
+    <w:multiLevelType w:val="multilevel"/>
+    <w:tmpl w:val="8FA4ECBE"/>
+    <w:lvl w:ilvl="0">
+      <w:start w:val="1"/>
+      <w:numFmt w:val="decimal"/>
+      <w:lvlText w:val="%1."/>
+      <w:lvlJc w:val="left"/>
+      <w:pPr>
+        <w:tabs>
+          <w:tab w:val="num" w:pos="720"/>
+        </w:tabs>
+        <w:ind w:left="720" w:hanging="360"/>
+      </w:pPr>
+    </w:lvl>
+    <w:lvl w:ilvl="1" w:tentative="1">
+      <w:start w:val="1"/>
+      <w:numFmt w:val="decimal"/>
+      <w:lvlText w:val="%2."/>
+      <w:lvlJc w:val="left"/>
+      <w:pPr>
+        <w:tabs>
+          <w:tab w:val="num" w:pos="1440"/>
+        </w:tabs>
+        <w:ind w:left="1440" w:hanging="360"/>
+      </w:pPr>
+    </w:lvl>
+    <w:lvl w:ilvl="2" w:tentative="1">
+      <w:start w:val="1"/>
+      <w:numFmt w:val="decimal"/>
+      <w:lvlText w:val="%3."/>
+      <w:lvlJc w:val="left"/>
+      <w:pPr>
+        <w:tabs>
+          <w:tab w:val="num" w:pos="2160"/>
+        </w:tabs>
+        <w:ind w:left="2160" w:hanging="360"/>
+      </w:pPr>
+    </w:lvl>
+    <w:lvl w:ilvl="3" w:tentative="1">
+      <w:start w:val="1"/>
+      <w:numFmt w:val="decimal"/>
+      <w:lvlText w:val="%4."/>
+      <w:lvlJc w:val="left"/>
+      <w:pPr>
+        <w:tabs>
+          <w:tab w:val="num" w:pos="2880"/>
+        </w:tabs>
+        <w:ind w:left="2880" w:hanging="360"/>
+      </w:pPr>
+    </w:lvl>
+    <w:lvl w:ilvl="4" w:tentative="1">
+      <w:start w:val="1"/>
+      <w:numFmt w:val="decimal"/>
+      <w:lvlText w:val="%5."/>
+      <w:lvlJc w:val="left"/>
+      <w:pPr>
+        <w:tabs>
+          <w:tab w:val="num" w:pos="3600"/>
+        </w:tabs>
+        <w:ind w:left="3600" w:hanging="360"/>
+      </w:pPr>
+    </w:lvl>
+    <w:lvl w:ilvl="5" w:tentative="1">
+      <w:start w:val="1"/>
+      <w:numFmt w:val="decimal"/>
+      <w:lvlText w:val="%6."/>
+      <w:lvlJc w:val="left"/>
+      <w:pPr>
+        <w:tabs>
+          <w:tab w:val="num" w:pos="4320"/>
+        </w:tabs>
+        <w:ind w:left="4320" w:hanging="360"/>
+      </w:pPr>
+    </w:lvl>
+    <w:lvl w:ilvl="6" w:tentative="1">
+      <w:start w:val="1"/>
+      <w:numFmt w:val="decimal"/>
+      <w:lvlText w:val="%7."/>
+      <w:lvlJc w:val="left"/>
+      <w:pPr>
+        <w:tabs>
+          <w:tab w:val="num" w:pos="5040"/>
+        </w:tabs>
+        <w:ind w:left="5040" w:hanging="360"/>
+      </w:pPr>
+    </w:lvl>
+    <w:lvl w:ilvl="7" w:tentative="1">
+      <w:start w:val="1"/>
+      <w:numFmt w:val="decimal"/>
+      <w:lvlText w:val="%8."/>
+      <w:lvlJc w:val="left"/>
+      <w:pPr>
+        <w:tabs>
+          <w:tab w:val="num" w:pos="5760"/>
+        </w:tabs>
+        <w:ind w:left="5760" w:hanging="360"/>
+      </w:pPr>
+    </w:lvl>
+    <w:lvl w:ilvl="8" w:tentative="1">
+      <w:start w:val="1"/>
+      <w:numFmt w:val="decimal"/>
+      <w:lvlText w:val="%9."/>
+      <w:lvlJc w:val="left"/>
+      <w:pPr>
+        <w:tabs>
+          <w:tab w:val="num" w:pos="6480"/>
+        </w:tabs>
+        <w:ind w:left="6480" w:hanging="360"/>
+      </w:pPr>
+    </w:lvl>
+  </w:abstractNum>
+  <w:abstractNum w:abstractNumId="2" w15:restartNumberingAfterBreak="0">
+    <w:nsid w:val="14AC51D9"/>
+    <w:multiLevelType w:val="multilevel"/>
+    <w:tmpl w:val="57A84D20"/>
     <w:lvl w:ilvl="0">
       <w:start w:val="1"/>
       <w:numFmt w:val="bullet"/>
@@ -47084,10 +52285,10 @@
       </w:rPr>
     </w:lvl>
   </w:abstractNum>
-  <w:abstractNum w:abstractNumId="1" w15:restartNumberingAfterBreak="0">
-    <w:nsid w:val="11D120A7"/>
+  <w:abstractNum w:abstractNumId="3" w15:restartNumberingAfterBreak="0">
+    <w:nsid w:val="19CD7842"/>
     <w:multiLevelType w:val="multilevel"/>
-    <w:tmpl w:val="C812F7A8"/>
+    <w:tmpl w:val="A83819C8"/>
     <w:lvl w:ilvl="0">
       <w:start w:val="1"/>
       <w:numFmt w:val="bullet"/>
@@ -47233,240 +52434,10 @@
       </w:rPr>
     </w:lvl>
   </w:abstractNum>
-  <w:abstractNum w:abstractNumId="2" w15:restartNumberingAfterBreak="0">
-    <w:nsid w:val="13BD5D77"/>
+  <w:abstractNum w:abstractNumId="4" w15:restartNumberingAfterBreak="0">
+    <w:nsid w:val="228E6907"/>
     <w:multiLevelType w:val="multilevel"/>
-    <w:tmpl w:val="D468193E"/>
-    <w:lvl w:ilvl="0">
-      <w:start w:val="1"/>
-      <w:numFmt w:val="decimal"/>
-      <w:lvlText w:val="%1."/>
-      <w:lvlJc w:val="left"/>
-      <w:pPr>
-        <w:tabs>
-          <w:tab w:val="num" w:pos="720"/>
-        </w:tabs>
-        <w:ind w:left="720" w:hanging="360"/>
-      </w:pPr>
-    </w:lvl>
-    <w:lvl w:ilvl="1">
-      <w:start w:val="1"/>
-      <w:numFmt w:val="bullet"/>
-      <w:lvlText w:val="o"/>
-      <w:lvlJc w:val="left"/>
-      <w:pPr>
-        <w:tabs>
-          <w:tab w:val="num" w:pos="1440"/>
-        </w:tabs>
-        <w:ind w:left="1440" w:hanging="360"/>
-      </w:pPr>
-      <w:rPr>
-        <w:rFonts w:ascii="Courier New" w:hAnsi="Courier New" w:hint="default"/>
-        <w:sz w:val="20"/>
-      </w:rPr>
-    </w:lvl>
-    <w:lvl w:ilvl="2" w:tentative="1">
-      <w:start w:val="1"/>
-      <w:numFmt w:val="decimal"/>
-      <w:lvlText w:val="%3."/>
-      <w:lvlJc w:val="left"/>
-      <w:pPr>
-        <w:tabs>
-          <w:tab w:val="num" w:pos="2160"/>
-        </w:tabs>
-        <w:ind w:left="2160" w:hanging="360"/>
-      </w:pPr>
-    </w:lvl>
-    <w:lvl w:ilvl="3" w:tentative="1">
-      <w:start w:val="1"/>
-      <w:numFmt w:val="decimal"/>
-      <w:lvlText w:val="%4."/>
-      <w:lvlJc w:val="left"/>
-      <w:pPr>
-        <w:tabs>
-          <w:tab w:val="num" w:pos="2880"/>
-        </w:tabs>
-        <w:ind w:left="2880" w:hanging="360"/>
-      </w:pPr>
-    </w:lvl>
-    <w:lvl w:ilvl="4" w:tentative="1">
-      <w:start w:val="1"/>
-      <w:numFmt w:val="decimal"/>
-      <w:lvlText w:val="%5."/>
-      <w:lvlJc w:val="left"/>
-      <w:pPr>
-        <w:tabs>
-          <w:tab w:val="num" w:pos="3600"/>
-        </w:tabs>
-        <w:ind w:left="3600" w:hanging="360"/>
-      </w:pPr>
-    </w:lvl>
-    <w:lvl w:ilvl="5" w:tentative="1">
-      <w:start w:val="1"/>
-      <w:numFmt w:val="decimal"/>
-      <w:lvlText w:val="%6."/>
-      <w:lvlJc w:val="left"/>
-      <w:pPr>
-        <w:tabs>
-          <w:tab w:val="num" w:pos="4320"/>
-        </w:tabs>
-        <w:ind w:left="4320" w:hanging="360"/>
-      </w:pPr>
-    </w:lvl>
-    <w:lvl w:ilvl="6" w:tentative="1">
-      <w:start w:val="1"/>
-      <w:numFmt w:val="decimal"/>
-      <w:lvlText w:val="%7."/>
-      <w:lvlJc w:val="left"/>
-      <w:pPr>
-        <w:tabs>
-          <w:tab w:val="num" w:pos="5040"/>
-        </w:tabs>
-        <w:ind w:left="5040" w:hanging="360"/>
-      </w:pPr>
-    </w:lvl>
-    <w:lvl w:ilvl="7" w:tentative="1">
-      <w:start w:val="1"/>
-      <w:numFmt w:val="decimal"/>
-      <w:lvlText w:val="%8."/>
-      <w:lvlJc w:val="left"/>
-      <w:pPr>
-        <w:tabs>
-          <w:tab w:val="num" w:pos="5760"/>
-        </w:tabs>
-        <w:ind w:left="5760" w:hanging="360"/>
-      </w:pPr>
-    </w:lvl>
-    <w:lvl w:ilvl="8" w:tentative="1">
-      <w:start w:val="1"/>
-      <w:numFmt w:val="decimal"/>
-      <w:lvlText w:val="%9."/>
-      <w:lvlJc w:val="left"/>
-      <w:pPr>
-        <w:tabs>
-          <w:tab w:val="num" w:pos="6480"/>
-        </w:tabs>
-        <w:ind w:left="6480" w:hanging="360"/>
-      </w:pPr>
-    </w:lvl>
-  </w:abstractNum>
-  <w:abstractNum w:abstractNumId="3" w15:restartNumberingAfterBreak="0">
-    <w:nsid w:val="32A77F39"/>
-    <w:multiLevelType w:val="multilevel"/>
-    <w:tmpl w:val="067E6AF0"/>
-    <w:lvl w:ilvl="0">
-      <w:start w:val="1"/>
-      <w:numFmt w:val="decimal"/>
-      <w:lvlText w:val="%1."/>
-      <w:lvlJc w:val="left"/>
-      <w:pPr>
-        <w:tabs>
-          <w:tab w:val="num" w:pos="720"/>
-        </w:tabs>
-        <w:ind w:left="720" w:hanging="360"/>
-      </w:pPr>
-    </w:lvl>
-    <w:lvl w:ilvl="1" w:tentative="1">
-      <w:start w:val="1"/>
-      <w:numFmt w:val="decimal"/>
-      <w:lvlText w:val="%2."/>
-      <w:lvlJc w:val="left"/>
-      <w:pPr>
-        <w:tabs>
-          <w:tab w:val="num" w:pos="1440"/>
-        </w:tabs>
-        <w:ind w:left="1440" w:hanging="360"/>
-      </w:pPr>
-    </w:lvl>
-    <w:lvl w:ilvl="2" w:tentative="1">
-      <w:start w:val="1"/>
-      <w:numFmt w:val="decimal"/>
-      <w:lvlText w:val="%3."/>
-      <w:lvlJc w:val="left"/>
-      <w:pPr>
-        <w:tabs>
-          <w:tab w:val="num" w:pos="2160"/>
-        </w:tabs>
-        <w:ind w:left="2160" w:hanging="360"/>
-      </w:pPr>
-    </w:lvl>
-    <w:lvl w:ilvl="3" w:tentative="1">
-      <w:start w:val="1"/>
-      <w:numFmt w:val="decimal"/>
-      <w:lvlText w:val="%4."/>
-      <w:lvlJc w:val="left"/>
-      <w:pPr>
-        <w:tabs>
-          <w:tab w:val="num" w:pos="2880"/>
-        </w:tabs>
-        <w:ind w:left="2880" w:hanging="360"/>
-      </w:pPr>
-    </w:lvl>
-    <w:lvl w:ilvl="4" w:tentative="1">
-      <w:start w:val="1"/>
-      <w:numFmt w:val="decimal"/>
-      <w:lvlText w:val="%5."/>
-      <w:lvlJc w:val="left"/>
-      <w:pPr>
-        <w:tabs>
-          <w:tab w:val="num" w:pos="3600"/>
-        </w:tabs>
-        <w:ind w:left="3600" w:hanging="360"/>
-      </w:pPr>
-    </w:lvl>
-    <w:lvl w:ilvl="5" w:tentative="1">
-      <w:start w:val="1"/>
-      <w:numFmt w:val="decimal"/>
-      <w:lvlText w:val="%6."/>
-      <w:lvlJc w:val="left"/>
-      <w:pPr>
-        <w:tabs>
-          <w:tab w:val="num" w:pos="4320"/>
-        </w:tabs>
-        <w:ind w:left="4320" w:hanging="360"/>
-      </w:pPr>
-    </w:lvl>
-    <w:lvl w:ilvl="6" w:tentative="1">
-      <w:start w:val="1"/>
-      <w:numFmt w:val="decimal"/>
-      <w:lvlText w:val="%7."/>
-      <w:lvlJc w:val="left"/>
-      <w:pPr>
-        <w:tabs>
-          <w:tab w:val="num" w:pos="5040"/>
-        </w:tabs>
-        <w:ind w:left="5040" w:hanging="360"/>
-      </w:pPr>
-    </w:lvl>
-    <w:lvl w:ilvl="7" w:tentative="1">
-      <w:start w:val="1"/>
-      <w:numFmt w:val="decimal"/>
-      <w:lvlText w:val="%8."/>
-      <w:lvlJc w:val="left"/>
-      <w:pPr>
-        <w:tabs>
-          <w:tab w:val="num" w:pos="5760"/>
-        </w:tabs>
-        <w:ind w:left="5760" w:hanging="360"/>
-      </w:pPr>
-    </w:lvl>
-    <w:lvl w:ilvl="8" w:tentative="1">
-      <w:start w:val="1"/>
-      <w:numFmt w:val="decimal"/>
-      <w:lvlText w:val="%9."/>
-      <w:lvlJc w:val="left"/>
-      <w:pPr>
-        <w:tabs>
-          <w:tab w:val="num" w:pos="6480"/>
-        </w:tabs>
-        <w:ind w:left="6480" w:hanging="360"/>
-      </w:pPr>
-    </w:lvl>
-  </w:abstractNum>
-  <w:abstractNum w:abstractNumId="4" w15:restartNumberingAfterBreak="0">
-    <w:nsid w:val="3488147D"/>
-    <w:multiLevelType w:val="multilevel"/>
-    <w:tmpl w:val="6408FA06"/>
+    <w:tmpl w:val="ECECE114"/>
     <w:lvl w:ilvl="0">
       <w:start w:val="1"/>
       <w:numFmt w:val="decimal"/>
@@ -47577,9 +52548,9 @@
     </w:lvl>
   </w:abstractNum>
   <w:abstractNum w:abstractNumId="5" w15:restartNumberingAfterBreak="0">
-    <w:nsid w:val="5F4C252F"/>
+    <w:nsid w:val="28406346"/>
     <w:multiLevelType w:val="multilevel"/>
-    <w:tmpl w:val="8A962F5C"/>
+    <w:tmpl w:val="B4BC336A"/>
     <w:lvl w:ilvl="0">
       <w:start w:val="1"/>
       <w:numFmt w:val="decimal"/>
@@ -47690,9 +52661,122 @@
     </w:lvl>
   </w:abstractNum>
   <w:abstractNum w:abstractNumId="6" w15:restartNumberingAfterBreak="0">
-    <w:nsid w:val="60586C93"/>
+    <w:nsid w:val="2CF913E3"/>
     <w:multiLevelType w:val="multilevel"/>
-    <w:tmpl w:val="35CE6854"/>
+    <w:tmpl w:val="27CC2B0E"/>
+    <w:lvl w:ilvl="0">
+      <w:start w:val="1"/>
+      <w:numFmt w:val="decimal"/>
+      <w:lvlText w:val="%1."/>
+      <w:lvlJc w:val="left"/>
+      <w:pPr>
+        <w:tabs>
+          <w:tab w:val="num" w:pos="720"/>
+        </w:tabs>
+        <w:ind w:left="720" w:hanging="360"/>
+      </w:pPr>
+    </w:lvl>
+    <w:lvl w:ilvl="1" w:tentative="1">
+      <w:start w:val="1"/>
+      <w:numFmt w:val="decimal"/>
+      <w:lvlText w:val="%2."/>
+      <w:lvlJc w:val="left"/>
+      <w:pPr>
+        <w:tabs>
+          <w:tab w:val="num" w:pos="1440"/>
+        </w:tabs>
+        <w:ind w:left="1440" w:hanging="360"/>
+      </w:pPr>
+    </w:lvl>
+    <w:lvl w:ilvl="2" w:tentative="1">
+      <w:start w:val="1"/>
+      <w:numFmt w:val="decimal"/>
+      <w:lvlText w:val="%3."/>
+      <w:lvlJc w:val="left"/>
+      <w:pPr>
+        <w:tabs>
+          <w:tab w:val="num" w:pos="2160"/>
+        </w:tabs>
+        <w:ind w:left="2160" w:hanging="360"/>
+      </w:pPr>
+    </w:lvl>
+    <w:lvl w:ilvl="3" w:tentative="1">
+      <w:start w:val="1"/>
+      <w:numFmt w:val="decimal"/>
+      <w:lvlText w:val="%4."/>
+      <w:lvlJc w:val="left"/>
+      <w:pPr>
+        <w:tabs>
+          <w:tab w:val="num" w:pos="2880"/>
+        </w:tabs>
+        <w:ind w:left="2880" w:hanging="360"/>
+      </w:pPr>
+    </w:lvl>
+    <w:lvl w:ilvl="4" w:tentative="1">
+      <w:start w:val="1"/>
+      <w:numFmt w:val="decimal"/>
+      <w:lvlText w:val="%5."/>
+      <w:lvlJc w:val="left"/>
+      <w:pPr>
+        <w:tabs>
+          <w:tab w:val="num" w:pos="3600"/>
+        </w:tabs>
+        <w:ind w:left="3600" w:hanging="360"/>
+      </w:pPr>
+    </w:lvl>
+    <w:lvl w:ilvl="5" w:tentative="1">
+      <w:start w:val="1"/>
+      <w:numFmt w:val="decimal"/>
+      <w:lvlText w:val="%6."/>
+      <w:lvlJc w:val="left"/>
+      <w:pPr>
+        <w:tabs>
+          <w:tab w:val="num" w:pos="4320"/>
+        </w:tabs>
+        <w:ind w:left="4320" w:hanging="360"/>
+      </w:pPr>
+    </w:lvl>
+    <w:lvl w:ilvl="6" w:tentative="1">
+      <w:start w:val="1"/>
+      <w:numFmt w:val="decimal"/>
+      <w:lvlText w:val="%7."/>
+      <w:lvlJc w:val="left"/>
+      <w:pPr>
+        <w:tabs>
+          <w:tab w:val="num" w:pos="5040"/>
+        </w:tabs>
+        <w:ind w:left="5040" w:hanging="360"/>
+      </w:pPr>
+    </w:lvl>
+    <w:lvl w:ilvl="7" w:tentative="1">
+      <w:start w:val="1"/>
+      <w:numFmt w:val="decimal"/>
+      <w:lvlText w:val="%8."/>
+      <w:lvlJc w:val="left"/>
+      <w:pPr>
+        <w:tabs>
+          <w:tab w:val="num" w:pos="5760"/>
+        </w:tabs>
+        <w:ind w:left="5760" w:hanging="360"/>
+      </w:pPr>
+    </w:lvl>
+    <w:lvl w:ilvl="8" w:tentative="1">
+      <w:start w:val="1"/>
+      <w:numFmt w:val="decimal"/>
+      <w:lvlText w:val="%9."/>
+      <w:lvlJc w:val="left"/>
+      <w:pPr>
+        <w:tabs>
+          <w:tab w:val="num" w:pos="6480"/>
+        </w:tabs>
+        <w:ind w:left="6480" w:hanging="360"/>
+      </w:pPr>
+    </w:lvl>
+  </w:abstractNum>
+  <w:abstractNum w:abstractNumId="7" w15:restartNumberingAfterBreak="0">
+    <w:nsid w:val="2D5547E7"/>
+    <w:multiLevelType w:val="multilevel"/>
+    <w:tmpl w:val="64D0FE28"/>
     <w:lvl w:ilvl="0">
       <w:start w:val="1"/>
       <w:numFmt w:val="bullet"/>
@@ -47838,123 +52922,10 @@
       </w:rPr>
     </w:lvl>
   </w:abstractNum>
-  <w:abstractNum w:abstractNumId="7" w15:restartNumberingAfterBreak="0">
-    <w:nsid w:val="62327613"/>
+  <w:abstractNum w:abstractNumId="8" w15:restartNumberingAfterBreak="0">
+    <w:nsid w:val="4D01727C"/>
     <w:multiLevelType w:val="multilevel"/>
-    <w:tmpl w:val="15221A06"/>
-    <w:lvl w:ilvl="0">
-      <w:start w:val="1"/>
-      <w:numFmt w:val="decimal"/>
-      <w:lvlText w:val="%1."/>
-      <w:lvlJc w:val="left"/>
-      <w:pPr>
-        <w:tabs>
-          <w:tab w:val="num" w:pos="720"/>
-        </w:tabs>
-        <w:ind w:left="720" w:hanging="360"/>
-      </w:pPr>
-    </w:lvl>
-    <w:lvl w:ilvl="1" w:tentative="1">
-      <w:start w:val="1"/>
-      <w:numFmt w:val="decimal"/>
-      <w:lvlText w:val="%2."/>
-      <w:lvlJc w:val="left"/>
-      <w:pPr>
-        <w:tabs>
-          <w:tab w:val="num" w:pos="1440"/>
-        </w:tabs>
-        <w:ind w:left="1440" w:hanging="360"/>
-      </w:pPr>
-    </w:lvl>
-    <w:lvl w:ilvl="2" w:tentative="1">
-      <w:start w:val="1"/>
-      <w:numFmt w:val="decimal"/>
-      <w:lvlText w:val="%3."/>
-      <w:lvlJc w:val="left"/>
-      <w:pPr>
-        <w:tabs>
-          <w:tab w:val="num" w:pos="2160"/>
-        </w:tabs>
-        <w:ind w:left="2160" w:hanging="360"/>
-      </w:pPr>
-    </w:lvl>
-    <w:lvl w:ilvl="3" w:tentative="1">
-      <w:start w:val="1"/>
-      <w:numFmt w:val="decimal"/>
-      <w:lvlText w:val="%4."/>
-      <w:lvlJc w:val="left"/>
-      <w:pPr>
-        <w:tabs>
-          <w:tab w:val="num" w:pos="2880"/>
-        </w:tabs>
-        <w:ind w:left="2880" w:hanging="360"/>
-      </w:pPr>
-    </w:lvl>
-    <w:lvl w:ilvl="4" w:tentative="1">
-      <w:start w:val="1"/>
-      <w:numFmt w:val="decimal"/>
-      <w:lvlText w:val="%5."/>
-      <w:lvlJc w:val="left"/>
-      <w:pPr>
-        <w:tabs>
-          <w:tab w:val="num" w:pos="3600"/>
-        </w:tabs>
-        <w:ind w:left="3600" w:hanging="360"/>
-      </w:pPr>
-    </w:lvl>
-    <w:lvl w:ilvl="5" w:tentative="1">
-      <w:start w:val="1"/>
-      <w:numFmt w:val="decimal"/>
-      <w:lvlText w:val="%6."/>
-      <w:lvlJc w:val="left"/>
-      <w:pPr>
-        <w:tabs>
-          <w:tab w:val="num" w:pos="4320"/>
-        </w:tabs>
-        <w:ind w:left="4320" w:hanging="360"/>
-      </w:pPr>
-    </w:lvl>
-    <w:lvl w:ilvl="6" w:tentative="1">
-      <w:start w:val="1"/>
-      <w:numFmt w:val="decimal"/>
-      <w:lvlText w:val="%7."/>
-      <w:lvlJc w:val="left"/>
-      <w:pPr>
-        <w:tabs>
-          <w:tab w:val="num" w:pos="5040"/>
-        </w:tabs>
-        <w:ind w:left="5040" w:hanging="360"/>
-      </w:pPr>
-    </w:lvl>
-    <w:lvl w:ilvl="7" w:tentative="1">
-      <w:start w:val="1"/>
-      <w:numFmt w:val="decimal"/>
-      <w:lvlText w:val="%8."/>
-      <w:lvlJc w:val="left"/>
-      <w:pPr>
-        <w:tabs>
-          <w:tab w:val="num" w:pos="5760"/>
-        </w:tabs>
-        <w:ind w:left="5760" w:hanging="360"/>
-      </w:pPr>
-    </w:lvl>
-    <w:lvl w:ilvl="8" w:tentative="1">
-      <w:start w:val="1"/>
-      <w:numFmt w:val="decimal"/>
-      <w:lvlText w:val="%9."/>
-      <w:lvlJc w:val="left"/>
-      <w:pPr>
-        <w:tabs>
-          <w:tab w:val="num" w:pos="6480"/>
-        </w:tabs>
-        <w:ind w:left="6480" w:hanging="360"/>
-      </w:pPr>
-    </w:lvl>
-  </w:abstractNum>
-  <w:abstractNum w:abstractNumId="8" w15:restartNumberingAfterBreak="0">
-    <w:nsid w:val="631B5E1B"/>
-    <w:multiLevelType w:val="multilevel"/>
-    <w:tmpl w:val="3B989D88"/>
+    <w:tmpl w:val="8214997C"/>
     <w:lvl w:ilvl="0">
       <w:start w:val="1"/>
       <w:numFmt w:val="decimal"/>
@@ -48065,9 +53036,122 @@
     </w:lvl>
   </w:abstractNum>
   <w:abstractNum w:abstractNumId="9" w15:restartNumberingAfterBreak="0">
-    <w:nsid w:val="6FFD07FE"/>
+    <w:nsid w:val="6CFF32F0"/>
     <w:multiLevelType w:val="multilevel"/>
-    <w:tmpl w:val="8990C8EA"/>
+    <w:tmpl w:val="B900E390"/>
+    <w:lvl w:ilvl="0">
+      <w:start w:val="1"/>
+      <w:numFmt w:val="decimal"/>
+      <w:lvlText w:val="%1."/>
+      <w:lvlJc w:val="left"/>
+      <w:pPr>
+        <w:tabs>
+          <w:tab w:val="num" w:pos="720"/>
+        </w:tabs>
+        <w:ind w:left="720" w:hanging="360"/>
+      </w:pPr>
+    </w:lvl>
+    <w:lvl w:ilvl="1" w:tentative="1">
+      <w:start w:val="1"/>
+      <w:numFmt w:val="decimal"/>
+      <w:lvlText w:val="%2."/>
+      <w:lvlJc w:val="left"/>
+      <w:pPr>
+        <w:tabs>
+          <w:tab w:val="num" w:pos="1440"/>
+        </w:tabs>
+        <w:ind w:left="1440" w:hanging="360"/>
+      </w:pPr>
+    </w:lvl>
+    <w:lvl w:ilvl="2" w:tentative="1">
+      <w:start w:val="1"/>
+      <w:numFmt w:val="decimal"/>
+      <w:lvlText w:val="%3."/>
+      <w:lvlJc w:val="left"/>
+      <w:pPr>
+        <w:tabs>
+          <w:tab w:val="num" w:pos="2160"/>
+        </w:tabs>
+        <w:ind w:left="2160" w:hanging="360"/>
+      </w:pPr>
+    </w:lvl>
+    <w:lvl w:ilvl="3" w:tentative="1">
+      <w:start w:val="1"/>
+      <w:numFmt w:val="decimal"/>
+      <w:lvlText w:val="%4."/>
+      <w:lvlJc w:val="left"/>
+      <w:pPr>
+        <w:tabs>
+          <w:tab w:val="num" w:pos="2880"/>
+        </w:tabs>
+        <w:ind w:left="2880" w:hanging="360"/>
+      </w:pPr>
+    </w:lvl>
+    <w:lvl w:ilvl="4" w:tentative="1">
+      <w:start w:val="1"/>
+      <w:numFmt w:val="decimal"/>
+      <w:lvlText w:val="%5."/>
+      <w:lvlJc w:val="left"/>
+      <w:pPr>
+        <w:tabs>
+          <w:tab w:val="num" w:pos="3600"/>
+        </w:tabs>
+        <w:ind w:left="3600" w:hanging="360"/>
+      </w:pPr>
+    </w:lvl>
+    <w:lvl w:ilvl="5" w:tentative="1">
+      <w:start w:val="1"/>
+      <w:numFmt w:val="decimal"/>
+      <w:lvlText w:val="%6."/>
+      <w:lvlJc w:val="left"/>
+      <w:pPr>
+        <w:tabs>
+          <w:tab w:val="num" w:pos="4320"/>
+        </w:tabs>
+        <w:ind w:left="4320" w:hanging="360"/>
+      </w:pPr>
+    </w:lvl>
+    <w:lvl w:ilvl="6" w:tentative="1">
+      <w:start w:val="1"/>
+      <w:numFmt w:val="decimal"/>
+      <w:lvlText w:val="%7."/>
+      <w:lvlJc w:val="left"/>
+      <w:pPr>
+        <w:tabs>
+          <w:tab w:val="num" w:pos="5040"/>
+        </w:tabs>
+        <w:ind w:left="5040" w:hanging="360"/>
+      </w:pPr>
+    </w:lvl>
+    <w:lvl w:ilvl="7" w:tentative="1">
+      <w:start w:val="1"/>
+      <w:numFmt w:val="decimal"/>
+      <w:lvlText w:val="%8."/>
+      <w:lvlJc w:val="left"/>
+      <w:pPr>
+        <w:tabs>
+          <w:tab w:val="num" w:pos="5760"/>
+        </w:tabs>
+        <w:ind w:left="5760" w:hanging="360"/>
+      </w:pPr>
+    </w:lvl>
+    <w:lvl w:ilvl="8" w:tentative="1">
+      <w:start w:val="1"/>
+      <w:numFmt w:val="decimal"/>
+      <w:lvlText w:val="%9."/>
+      <w:lvlJc w:val="left"/>
+      <w:pPr>
+        <w:tabs>
+          <w:tab w:val="num" w:pos="6480"/>
+        </w:tabs>
+        <w:ind w:left="6480" w:hanging="360"/>
+      </w:pPr>
+    </w:lvl>
+  </w:abstractNum>
+  <w:abstractNum w:abstractNumId="10" w15:restartNumberingAfterBreak="0">
+    <w:nsid w:val="7A78200F"/>
+    <w:multiLevelType w:val="multilevel"/>
+    <w:tmpl w:val="29F4CE70"/>
     <w:lvl w:ilvl="0">
       <w:start w:val="1"/>
       <w:numFmt w:val="bullet"/>
@@ -48213,123 +53297,10 @@
       </w:rPr>
     </w:lvl>
   </w:abstractNum>
-  <w:abstractNum w:abstractNumId="10" w15:restartNumberingAfterBreak="0">
-    <w:nsid w:val="74430F97"/>
+  <w:abstractNum w:abstractNumId="11" w15:restartNumberingAfterBreak="0">
+    <w:nsid w:val="7B8A2691"/>
     <w:multiLevelType w:val="multilevel"/>
-    <w:tmpl w:val="9264B4C0"/>
-    <w:lvl w:ilvl="0">
-      <w:start w:val="1"/>
-      <w:numFmt w:val="decimal"/>
-      <w:lvlText w:val="%1."/>
-      <w:lvlJc w:val="left"/>
-      <w:pPr>
-        <w:tabs>
-          <w:tab w:val="num" w:pos="720"/>
-        </w:tabs>
-        <w:ind w:left="720" w:hanging="360"/>
-      </w:pPr>
-    </w:lvl>
-    <w:lvl w:ilvl="1" w:tentative="1">
-      <w:start w:val="1"/>
-      <w:numFmt w:val="decimal"/>
-      <w:lvlText w:val="%2."/>
-      <w:lvlJc w:val="left"/>
-      <w:pPr>
-        <w:tabs>
-          <w:tab w:val="num" w:pos="1440"/>
-        </w:tabs>
-        <w:ind w:left="1440" w:hanging="360"/>
-      </w:pPr>
-    </w:lvl>
-    <w:lvl w:ilvl="2" w:tentative="1">
-      <w:start w:val="1"/>
-      <w:numFmt w:val="decimal"/>
-      <w:lvlText w:val="%3."/>
-      <w:lvlJc w:val="left"/>
-      <w:pPr>
-        <w:tabs>
-          <w:tab w:val="num" w:pos="2160"/>
-        </w:tabs>
-        <w:ind w:left="2160" w:hanging="360"/>
-      </w:pPr>
-    </w:lvl>
-    <w:lvl w:ilvl="3" w:tentative="1">
-      <w:start w:val="1"/>
-      <w:numFmt w:val="decimal"/>
-      <w:lvlText w:val="%4."/>
-      <w:lvlJc w:val="left"/>
-      <w:pPr>
-        <w:tabs>
-          <w:tab w:val="num" w:pos="2880"/>
-        </w:tabs>
-        <w:ind w:left="2880" w:hanging="360"/>
-      </w:pPr>
-    </w:lvl>
-    <w:lvl w:ilvl="4" w:tentative="1">
-      <w:start w:val="1"/>
-      <w:numFmt w:val="decimal"/>
-      <w:lvlText w:val="%5."/>
-      <w:lvlJc w:val="left"/>
-      <w:pPr>
-        <w:tabs>
-          <w:tab w:val="num" w:pos="3600"/>
-        </w:tabs>
-        <w:ind w:left="3600" w:hanging="360"/>
-      </w:pPr>
-    </w:lvl>
-    <w:lvl w:ilvl="5" w:tentative="1">
-      <w:start w:val="1"/>
-      <w:numFmt w:val="decimal"/>
-      <w:lvlText w:val="%6."/>
-      <w:lvlJc w:val="left"/>
-      <w:pPr>
-        <w:tabs>
-          <w:tab w:val="num" w:pos="4320"/>
-        </w:tabs>
-        <w:ind w:left="4320" w:hanging="360"/>
-      </w:pPr>
-    </w:lvl>
-    <w:lvl w:ilvl="6" w:tentative="1">
-      <w:start w:val="1"/>
-      <w:numFmt w:val="decimal"/>
-      <w:lvlText w:val="%7."/>
-      <w:lvlJc w:val="left"/>
-      <w:pPr>
-        <w:tabs>
-          <w:tab w:val="num" w:pos="5040"/>
-        </w:tabs>
-        <w:ind w:left="5040" w:hanging="360"/>
-      </w:pPr>
-    </w:lvl>
-    <w:lvl w:ilvl="7" w:tentative="1">
-      <w:start w:val="1"/>
-      <w:numFmt w:val="decimal"/>
-      <w:lvlText w:val="%8."/>
-      <w:lvlJc w:val="left"/>
-      <w:pPr>
-        <w:tabs>
-          <w:tab w:val="num" w:pos="5760"/>
-        </w:tabs>
-        <w:ind w:left="5760" w:hanging="360"/>
-      </w:pPr>
-    </w:lvl>
-    <w:lvl w:ilvl="8" w:tentative="1">
-      <w:start w:val="1"/>
-      <w:numFmt w:val="decimal"/>
-      <w:lvlText w:val="%9."/>
-      <w:lvlJc w:val="left"/>
-      <w:pPr>
-        <w:tabs>
-          <w:tab w:val="num" w:pos="6480"/>
-        </w:tabs>
-        <w:ind w:left="6480" w:hanging="360"/>
-      </w:pPr>
-    </w:lvl>
-  </w:abstractNum>
-  <w:abstractNum w:abstractNumId="11" w15:restartNumberingAfterBreak="0">
-    <w:nsid w:val="7ED501E9"/>
-    <w:multiLevelType w:val="multilevel"/>
-    <w:tmpl w:val="D6D66ED8"/>
+    <w:tmpl w:val="6BD42CB2"/>
     <w:lvl w:ilvl="0">
       <w:start w:val="1"/>
       <w:numFmt w:val="bullet"/>
@@ -48475,41 +53446,41 @@
       </w:rPr>
     </w:lvl>
   </w:abstractNum>
-  <w:num w:numId="1" w16cid:durableId="1958828103">
+  <w:num w:numId="1" w16cid:durableId="1901019044">
+    <w:abstractNumId w:val="5"/>
+  </w:num>
+  <w:num w:numId="2" w16cid:durableId="626011453">
+    <w:abstractNumId w:val="10"/>
+  </w:num>
+  <w:num w:numId="3" w16cid:durableId="780491411">
+    <w:abstractNumId w:val="0"/>
+  </w:num>
+  <w:num w:numId="4" w16cid:durableId="1760832605">
+    <w:abstractNumId w:val="1"/>
+  </w:num>
+  <w:num w:numId="5" w16cid:durableId="154078477">
+    <w:abstractNumId w:val="6"/>
+  </w:num>
+  <w:num w:numId="6" w16cid:durableId="1429695962">
     <w:abstractNumId w:val="8"/>
   </w:num>
-  <w:num w:numId="2" w16cid:durableId="2033191182">
+  <w:num w:numId="7" w16cid:durableId="358623304">
+    <w:abstractNumId w:val="2"/>
+  </w:num>
+  <w:num w:numId="8" w16cid:durableId="217398499">
     <w:abstractNumId w:val="11"/>
   </w:num>
-  <w:num w:numId="3" w16cid:durableId="1719862519">
-    <w:abstractNumId w:val="2"/>
+  <w:num w:numId="9" w16cid:durableId="933128168">
+    <w:abstractNumId w:val="4"/>
   </w:num>
-  <w:num w:numId="4" w16cid:durableId="2002079481">
-    <w:abstractNumId w:val="3"/>
+  <w:num w:numId="10" w16cid:durableId="1132862416">
+    <w:abstractNumId w:val="9"/>
   </w:num>
-  <w:num w:numId="5" w16cid:durableId="1550916293">
+  <w:num w:numId="11" w16cid:durableId="152065768">
     <w:abstractNumId w:val="7"/>
   </w:num>
-  <w:num w:numId="6" w16cid:durableId="1742095517">
-    <w:abstractNumId w:val="10"/>
-  </w:num>
-  <w:num w:numId="7" w16cid:durableId="444351065">
-    <w:abstractNumId w:val="9"/>
-  </w:num>
-  <w:num w:numId="8" w16cid:durableId="561016473">
-    <w:abstractNumId w:val="0"/>
-  </w:num>
-  <w:num w:numId="9" w16cid:durableId="889655568">
-    <w:abstractNumId w:val="4"/>
-  </w:num>
-  <w:num w:numId="10" w16cid:durableId="790785862">
-    <w:abstractNumId w:val="5"/>
-  </w:num>
-  <w:num w:numId="11" w16cid:durableId="929504123">
-    <w:abstractNumId w:val="1"/>
-  </w:num>
-  <w:num w:numId="12" w16cid:durableId="1920555357">
-    <w:abstractNumId w:val="6"/>
+  <w:num w:numId="12" w16cid:durableId="674654871">
+    <w:abstractNumId w:val="3"/>
   </w:num>
 </w:numbering>
 </file>
